--- a/fuentes/CF3_63310033_DU.docx
+++ b/fuentes/CF3_63310033_DU.docx
@@ -675,7 +675,7 @@
                 <w:noProof/>
                 <w:webHidden/>
               </w:rPr>
-              <w:t>2</w:t>
+              <w:t>3</w:t>
             </w:r>
             <w:r>
               <w:rPr>
@@ -767,7 +767,7 @@
                 <w:noProof/>
                 <w:webHidden/>
               </w:rPr>
-              <w:t>6</w:t>
+              <w:t>7</w:t>
             </w:r>
             <w:r>
               <w:rPr>
@@ -851,7 +851,7 @@
               <w:rPr>
                 <w:webHidden/>
               </w:rPr>
-              <w:t>6</w:t>
+              <w:t>7</w:t>
             </w:r>
             <w:r>
               <w:rPr>
@@ -934,7 +934,7 @@
               <w:rPr>
                 <w:webHidden/>
               </w:rPr>
-              <w:t>8</w:t>
+              <w:t>9</w:t>
             </w:r>
             <w:r>
               <w:rPr>
@@ -1017,7 +1017,7 @@
               <w:rPr>
                 <w:webHidden/>
               </w:rPr>
-              <w:t>11</w:t>
+              <w:t>12</w:t>
             </w:r>
             <w:r>
               <w:rPr>
@@ -1108,7 +1108,7 @@
                 <w:noProof/>
                 <w:webHidden/>
               </w:rPr>
-              <w:t>14</w:t>
+              <w:t>15</w:t>
             </w:r>
             <w:r>
               <w:rPr>
@@ -1192,7 +1192,7 @@
               <w:rPr>
                 <w:webHidden/>
               </w:rPr>
-              <w:t>15</w:t>
+              <w:t>16</w:t>
             </w:r>
             <w:r>
               <w:rPr>
@@ -1264,7 +1264,7 @@
                 <w:noProof/>
                 <w:webHidden/>
               </w:rPr>
-              <w:t>21</w:t>
+              <w:t>22</w:t>
             </w:r>
             <w:r>
               <w:rPr>
@@ -1337,7 +1337,7 @@
                 <w:noProof/>
                 <w:webHidden/>
               </w:rPr>
-              <w:t>22</w:t>
+              <w:t>23</w:t>
             </w:r>
             <w:r>
               <w:rPr>
@@ -1410,7 +1410,7 @@
                 <w:noProof/>
                 <w:webHidden/>
               </w:rPr>
-              <w:t>23</w:t>
+              <w:t>24</w:t>
             </w:r>
             <w:r>
               <w:rPr>
@@ -1484,7 +1484,7 @@
                 <w:noProof/>
                 <w:webHidden/>
               </w:rPr>
-              <w:t>25</w:t>
+              <w:t>26</w:t>
             </w:r>
             <w:r>
               <w:rPr>
@@ -1557,7 +1557,7 @@
                 <w:noProof/>
                 <w:webHidden/>
               </w:rPr>
-              <w:t>26</w:t>
+              <w:t>27</w:t>
             </w:r>
             <w:r>
               <w:rPr>
@@ -1596,7 +1596,12 @@
           <w:szCs w:val="28"/>
         </w:rPr>
         <w:sectPr>
-          <w:footerReference w:type="default" r:id="rId12"/>
+          <w:headerReference w:type="even" r:id="rId12"/>
+          <w:headerReference w:type="default" r:id="rId13"/>
+          <w:footerReference w:type="even" r:id="rId14"/>
+          <w:footerReference w:type="default" r:id="rId15"/>
+          <w:headerReference w:type="first" r:id="rId16"/>
+          <w:footerReference w:type="first" r:id="rId17"/>
           <w:pgSz w:w="12240" w:h="15840"/>
           <w:pgMar w:top="1701" w:right="1134" w:bottom="1134" w:left="1134" w:header="709" w:footer="709" w:gutter="0"/>
           <w:cols w:space="708"/>
@@ -1653,15 +1658,96 @@
           <w:lang w:val="es-419" w:eastAsia="es-CO"/>
         </w:rPr>
       </w:pPr>
-    </w:p>
-    <w:p>
-      <w:pPr>
+      <w:r>
+        <w:rPr>
+          <w:lang w:val="es-419" w:eastAsia="es-CO"/>
+        </w:rPr>
+        <w:t>Conectando turismo, naturaleza y sostenibilidad final</w:t>
+      </w:r>
+    </w:p>
+    <w:p>
+      <w:pPr>
+        <w:ind w:firstLine="0"/>
         <w:jc w:val="center"/>
         <w:rPr>
           <w:lang w:val="es-419" w:eastAsia="es-CO"/>
         </w:rPr>
       </w:pPr>
-      <w:hyperlink r:id="rId13" w:history="1">
+      <w:r>
+        <w:rPr>
+          <w:noProof/>
+          <w:lang w:val="es-419"/>
+        </w:rPr>
+        <w:drawing>
+          <wp:inline distT="0" distB="0" distL="0" distR="0" wp14:anchorId="0C618707" wp14:editId="3247970B">
+            <wp:extent cx="5606928" cy="3152632"/>
+            <wp:effectExtent l="0" t="0" r="0" b="0"/>
+            <wp:docPr id="1" name="Imagen 1">
+              <a:extLst xmlns:a="http://schemas.openxmlformats.org/drawingml/2006/main">
+                <a:ext uri="{C183D7F6-B498-43B3-948B-1728B52AA6E4}">
+                  <adec:decorative xmlns:adec="http://schemas.microsoft.com/office/drawing/2017/decorative" val="1"/>
+                </a:ext>
+              </a:extLst>
+            </wp:docPr>
+            <wp:cNvGraphicFramePr>
+              <a:graphicFrameLocks xmlns:a="http://schemas.openxmlformats.org/drawingml/2006/main" noChangeAspect="1"/>
+            </wp:cNvGraphicFramePr>
+            <a:graphic xmlns:a="http://schemas.openxmlformats.org/drawingml/2006/main">
+              <a:graphicData uri="http://schemas.openxmlformats.org/drawingml/2006/picture">
+                <pic:pic xmlns:pic="http://schemas.openxmlformats.org/drawingml/2006/picture">
+                  <pic:nvPicPr>
+                    <pic:cNvPr id="1" name="Imagen 1">
+                      <a:extLst>
+                        <a:ext uri="{C183D7F6-B498-43B3-948B-1728B52AA6E4}">
+                          <adec:decorative xmlns:adec="http://schemas.microsoft.com/office/drawing/2017/decorative" val="1"/>
+                        </a:ext>
+                      </a:extLst>
+                    </pic:cNvPr>
+                    <pic:cNvPicPr>
+                      <a:picLocks noChangeAspect="1" noChangeArrowheads="1"/>
+                    </pic:cNvPicPr>
+                  </pic:nvPicPr>
+                  <pic:blipFill>
+                    <a:blip r:embed="rId18">
+                      <a:extLst>
+                        <a:ext uri="{28A0092B-C50C-407E-A947-70E740481C1C}">
+                          <a14:useLocalDpi xmlns:a14="http://schemas.microsoft.com/office/drawing/2010/main" val="0"/>
+                        </a:ext>
+                      </a:extLst>
+                    </a:blip>
+                    <a:srcRect/>
+                    <a:stretch>
+                      <a:fillRect/>
+                    </a:stretch>
+                  </pic:blipFill>
+                  <pic:spPr bwMode="auto">
+                    <a:xfrm>
+                      <a:off x="0" y="0"/>
+                      <a:ext cx="5622300" cy="3161275"/>
+                    </a:xfrm>
+                    <a:prstGeom prst="rect">
+                      <a:avLst/>
+                    </a:prstGeom>
+                    <a:noFill/>
+                    <a:ln>
+                      <a:noFill/>
+                    </a:ln>
+                  </pic:spPr>
+                </pic:pic>
+              </a:graphicData>
+            </a:graphic>
+          </wp:inline>
+        </w:drawing>
+      </w:r>
+    </w:p>
+    <w:p>
+      <w:pPr>
+        <w:jc w:val="center"/>
+        <w:rPr>
+          <w:lang w:val="es-419" w:eastAsia="es-CO"/>
+        </w:rPr>
+      </w:pPr>
+      <w:hyperlink r:id="rId19" w:history="1">
         <w:r>
           <w:rPr>
             <w:rStyle w:val="Hipervnculo"/>
@@ -1690,15 +1776,27 @@
               <w:ind w:firstLine="0"/>
               <w:jc w:val="center"/>
               <w:rPr>
+                <w:b/>
+                <w:bCs/>
                 <w:lang w:val="es-419" w:eastAsia="es-CO"/>
               </w:rPr>
             </w:pPr>
             <w:r>
               <w:rPr>
-                <w:highlight w:val="yellow"/>
+                <w:b/>
+                <w:bCs/>
                 <w:lang w:val="es-419" w:eastAsia="es-CO"/>
               </w:rPr>
-              <w:t>Síntesis del video: Normatividad y estructura del Sistema Nacional de Áreas Protegidas de Colombia SINAP</w:t>
+              <w:lastRenderedPageBreak/>
+              <w:t xml:space="preserve">Síntesis del video: </w:t>
+            </w:r>
+            <w:r>
+              <w:rPr>
+                <w:b/>
+                <w:bCs/>
+                <w:lang w:val="es-419" w:eastAsia="es-CO"/>
+              </w:rPr>
+              <w:t>Conectando turismo, naturaleza y sostenibilidad final</w:t>
             </w:r>
           </w:p>
         </w:tc>
@@ -1714,6 +1812,12 @@
                 <w:lang w:val="es-419" w:eastAsia="es-CO"/>
               </w:rPr>
             </w:pPr>
+            <w:r>
+              <w:rPr>
+                <w:lang w:val="es-419" w:eastAsia="es-CO"/>
+              </w:rPr>
+              <w:t>Conectar turismo, naturaleza y sostenibilidad es esencial en un mundo donde la biodiversidad constituye la base sobre la cual se construye la industria turística. Sin embargo, esta relación puede ser compleja, ya que mientras el turismo depende directamente de la naturaleza, también puede representar una amenaza para ella. La biodiversidad, que abarca la variedad de vida en nuestro planeta desde los ecosistemas más pequeños hasta los más grandes, cumple un papel crucial en el equilibrio ambiental. El turismo puede tener impactos tanto positivos como negativos sobre esta biodiversidad. Por un lado, las actividades turísticas no reguladas pueden dañar seriamente los ecosistemas; por otro lado, el turismo sostenible, como el ecoturismo, puede promover su conservación y fomentar la educación ambiental. No obstante, factores como el cambio en el uso del suelo, la contaminación y ciertas prácticas turísticas están acelerando la pérdida de biodiversidad, afectando negativamente a los ecosistemas. Por ello, es fundamental conocer y respetar la capacidad de carga de los ecosistemas, entendida como la cantidad máxima de turistas que un área puede soportar sin sufrir daños. Esta herramienta es clave para gestionar de manera responsable los destinos turísticos. El futuro del turismo dependerá de nuestra habilidad para equilibrar su desarrollo con la protección del entorno natural. Todos tenemos un papel fundamental en asegurar que el turismo se convierta en una fuerza positiva para el medio ambiente.</w:t>
+            </w:r>
           </w:p>
         </w:tc>
       </w:tr>
@@ -1727,21 +1831,10 @@
     </w:p>
     <w:p>
       <w:pPr>
-        <w:rPr>
-          <w:lang w:val="es-419" w:eastAsia="es-CO"/>
-        </w:rPr>
-      </w:pPr>
-    </w:p>
-    <w:p>
-      <w:pPr>
+        <w:tabs>
+          <w:tab w:val="left" w:pos="6554"/>
+        </w:tabs>
         <w:ind w:firstLine="0"/>
-        <w:rPr>
-          <w:lang w:val="es-419" w:eastAsia="es-CO"/>
-        </w:rPr>
-      </w:pPr>
-    </w:p>
-    <w:p>
-      <w:pPr>
         <w:rPr>
           <w:lang w:val="es-419" w:eastAsia="es-CO"/>
         </w:rPr>
@@ -5139,7 +5232,22 @@
         <w:rPr>
           <w:lang w:eastAsia="es-CO"/>
         </w:rPr>
-        <w:t>Fuente: Ministerio de Ambiente y Desarrollo Sostenible. https://www.minambiente.gov.co/, (2017)</w:t>
+        <w:t xml:space="preserve">Fuente: Ministerio de Ambiente y Desarrollo Sostenible. </w:t>
+      </w:r>
+      <w:hyperlink r:id="rId20" w:history="1">
+        <w:r>
+          <w:rPr>
+            <w:rStyle w:val="Hipervnculo"/>
+            <w:lang w:eastAsia="es-CO"/>
+          </w:rPr>
+          <w:t>https://www.minambiente.gov.co/,</w:t>
+        </w:r>
+      </w:hyperlink>
+      <w:r>
+        <w:rPr>
+          <w:lang w:eastAsia="es-CO"/>
+        </w:rPr>
+        <w:t xml:space="preserve"> (2017)</w:t>
       </w:r>
     </w:p>
     <w:p>
@@ -5257,7 +5365,7 @@
                     </pic:cNvPicPr>
                   </pic:nvPicPr>
                   <pic:blipFill>
-                    <a:blip r:embed="rId14">
+                    <a:blip r:embed="rId21">
                       <a:extLst>
                         <a:ext uri="{28A0092B-C50C-407E-A947-70E740481C1C}">
                           <a14:useLocalDpi xmlns:a14="http://schemas.microsoft.com/office/drawing/2010/main" val="0"/>
@@ -5432,7 +5540,7 @@
             <w:pPr>
               <w:pStyle w:val="TextoTablas"/>
             </w:pPr>
-            <w:hyperlink r:id="rId15" w:history="1">
+            <w:hyperlink r:id="rId22" w:history="1">
               <w:r>
                 <w:rPr>
                   <w:rStyle w:val="Hipervnculo"/>
@@ -5494,7 +5602,7 @@
             <w:pPr>
               <w:pStyle w:val="TextoTablas"/>
             </w:pPr>
-            <w:hyperlink r:id="rId16" w:history="1">
+            <w:hyperlink r:id="rId23" w:history="1">
               <w:r>
                 <w:rPr>
                   <w:rStyle w:val="Hipervnculo"/>
@@ -5994,7 +6102,7 @@
         </w:rPr>
         <w:t xml:space="preserve"> </w:t>
       </w:r>
-      <w:hyperlink r:id="rId17" w:history="1">
+      <w:hyperlink r:id="rId24" w:history="1">
         <w:r>
           <w:rPr>
             <w:rStyle w:val="Hipervnculo"/>
@@ -6458,7 +6566,7 @@
               <w:pStyle w:val="TextoTablas"/>
             </w:pPr>
             <w:r>
-              <w:t>Claudia Johana Gómez</w:t>
+              <w:t>Claudia Johanna Gómez Pérez</w:t>
             </w:r>
           </w:p>
         </w:tc>
@@ -6687,23 +6795,14 @@
               <w:pStyle w:val="TextoTablas"/>
             </w:pPr>
             <w:r>
-              <w:rPr>
-                <w:highlight w:val="yellow"/>
-              </w:rPr>
               <w:t xml:space="preserve">Johann Sebastián </w:t>
             </w:r>
             <w:proofErr w:type="spellStart"/>
             <w:r>
-              <w:rPr>
-                <w:highlight w:val="yellow"/>
-              </w:rPr>
               <w:t>Teran</w:t>
             </w:r>
             <w:proofErr w:type="spellEnd"/>
             <w:r>
-              <w:rPr>
-                <w:highlight w:val="yellow"/>
-              </w:rPr>
               <w:t xml:space="preserve"> Carvajal</w:t>
             </w:r>
           </w:p>
@@ -6748,23 +6847,14 @@
               <w:pStyle w:val="TextoTablas"/>
             </w:pPr>
             <w:r>
-              <w:rPr>
-                <w:highlight w:val="yellow"/>
-              </w:rPr>
               <w:t xml:space="preserve">Laura Paola </w:t>
             </w:r>
             <w:proofErr w:type="spellStart"/>
             <w:r>
-              <w:rPr>
-                <w:highlight w:val="yellow"/>
-              </w:rPr>
               <w:t>Gelvez</w:t>
             </w:r>
             <w:proofErr w:type="spellEnd"/>
             <w:r>
-              <w:rPr>
-                <w:highlight w:val="yellow"/>
-              </w:rPr>
               <w:t xml:space="preserve"> Manosalva</w:t>
             </w:r>
           </w:p>
@@ -6778,7 +6868,7 @@
               <w:pStyle w:val="TextoTablas"/>
             </w:pPr>
             <w:r>
-              <w:t>Validadora de recursos educativos digitales</w:t>
+              <w:t>Evaluadora Instruccional</w:t>
             </w:r>
           </w:p>
         </w:tc>
@@ -6850,8 +6940,8 @@
       </w:pPr>
     </w:p>
     <w:sectPr>
-      <w:headerReference w:type="default" r:id="rId18"/>
-      <w:footerReference w:type="default" r:id="rId19"/>
+      <w:headerReference w:type="default" r:id="rId25"/>
+      <w:footerReference w:type="default" r:id="rId26"/>
       <w:pgSz w:w="12240" w:h="15840"/>
       <w:pgMar w:top="1701" w:right="1134" w:bottom="1134" w:left="1134" w:header="709" w:footer="737" w:gutter="0"/>
       <w:pgNumType w:start="1"/>
@@ -6888,6 +6978,16 @@
 </file>
 
 <file path=word/footer1.xml><?xml version="1.0" encoding="utf-8"?>
+<w:ftr xmlns:wpc="http://schemas.microsoft.com/office/word/2010/wordprocessingCanvas" xmlns:cx="http://schemas.microsoft.com/office/drawing/2014/chartex" xmlns:cx1="http://schemas.microsoft.com/office/drawing/2015/9/8/chartex" xmlns:cx2="http://schemas.microsoft.com/office/drawing/2015/10/21/chartex" xmlns:cx3="http://schemas.microsoft.com/office/drawing/2016/5/9/chartex" xmlns:cx4="http://schemas.microsoft.com/office/drawing/2016/5/10/chartex" xmlns:cx5="http://schemas.microsoft.com/office/drawing/2016/5/11/chartex" xmlns:cx6="http://schemas.microsoft.com/office/drawing/2016/5/12/chartex" xmlns:cx7="http://schemas.microsoft.com/office/drawing/2016/5/13/chartex" xmlns:cx8="http://schemas.microsoft.com/office/drawing/2016/5/14/chartex" xmlns:mc="http://schemas.openxmlformats.org/markup-compatibility/2006" xmlns:aink="http://schemas.microsoft.com/office/drawing/2016/ink" xmlns:am3d="http://schemas.microsoft.com/office/drawing/2017/model3d" xmlns:o="urn:schemas-microsoft-com:office:office" xmlns:r="http://schemas.openxmlformats.org/officeDocument/2006/relationships" xmlns:m="http://schemas.openxmlformats.org/officeDocument/2006/math" xmlns:v="urn:schemas-microsoft-com:vml" xmlns:wp14="http://schemas.microsoft.com/office/word/2010/wordprocessingDrawing" xmlns:wp="http://schemas.openxmlformats.org/drawingml/2006/wordprocessingDrawing" xmlns:w10="urn:schemas-microsoft-com:office:word" xmlns:w="http://schemas.openxmlformats.org/wordprocessingml/2006/main" xmlns:w14="http://schemas.microsoft.com/office/word/2010/wordml" xmlns:w15="http://schemas.microsoft.com/office/word/2012/wordml" xmlns:w16cex="http://schemas.microsoft.com/office/word/2018/wordml/cex" xmlns:w16cid="http://schemas.microsoft.com/office/word/2016/wordml/cid" xmlns:w16="http://schemas.microsoft.com/office/word/2018/wordml" xmlns:w16sdtdh="http://schemas.microsoft.com/office/word/2020/wordml/sdtdatahash" xmlns:w16se="http://schemas.microsoft.com/office/word/2015/wordml/symex" xmlns:wpg="http://schemas.microsoft.com/office/word/2010/wordprocessingGroup" xmlns:wpi="http://schemas.microsoft.com/office/word/2010/wordprocessingInk" xmlns:wne="http://schemas.microsoft.com/office/word/2006/wordml" xmlns:wps="http://schemas.microsoft.com/office/word/2010/wordprocessingShape" mc:Ignorable="w14 w15 w16se w16cid w16 w16cex w16sdtdh wp14">
+  <w:p>
+    <w:pPr>
+      <w:pStyle w:val="Piedepgina"/>
+    </w:pPr>
+  </w:p>
+</w:ftr>
+</file>
+
+<file path=word/footer2.xml><?xml version="1.0" encoding="utf-8"?>
 <w:ftr xmlns:wpc="http://schemas.microsoft.com/office/word/2010/wordprocessingCanvas" xmlns:cx="http://schemas.microsoft.com/office/drawing/2014/chartex" xmlns:cx1="http://schemas.microsoft.com/office/drawing/2015/9/8/chartex" xmlns:cx2="http://schemas.microsoft.com/office/drawing/2015/10/21/chartex" xmlns:cx3="http://schemas.microsoft.com/office/drawing/2016/5/9/chartex" xmlns:cx4="http://schemas.microsoft.com/office/drawing/2016/5/10/chartex" xmlns:cx5="http://schemas.microsoft.com/office/drawing/2016/5/11/chartex" xmlns:cx6="http://schemas.microsoft.com/office/drawing/2016/5/12/chartex" xmlns:cx7="http://schemas.microsoft.com/office/drawing/2016/5/13/chartex" xmlns:cx8="http://schemas.microsoft.com/office/drawing/2016/5/14/chartex" xmlns:mc="http://schemas.openxmlformats.org/markup-compatibility/2006" xmlns:aink="http://schemas.microsoft.com/office/drawing/2016/ink" xmlns:am3d="http://schemas.microsoft.com/office/drawing/2017/model3d" xmlns:o="urn:schemas-microsoft-com:office:office" xmlns:r="http://schemas.openxmlformats.org/officeDocument/2006/relationships" xmlns:m="http://schemas.openxmlformats.org/officeDocument/2006/math" xmlns:v="urn:schemas-microsoft-com:vml" xmlns:wp14="http://schemas.microsoft.com/office/word/2010/wordprocessingDrawing" xmlns:wp="http://schemas.openxmlformats.org/drawingml/2006/wordprocessingDrawing" xmlns:w10="urn:schemas-microsoft-com:office:word" xmlns:w="http://schemas.openxmlformats.org/wordprocessingml/2006/main" xmlns:w14="http://schemas.microsoft.com/office/word/2010/wordml" xmlns:w15="http://schemas.microsoft.com/office/word/2012/wordml" xmlns:w16cex="http://schemas.microsoft.com/office/word/2018/wordml/cex" xmlns:w16cid="http://schemas.microsoft.com/office/word/2016/wordml/cid" xmlns:w16="http://schemas.microsoft.com/office/word/2018/wordml" xmlns:w16sdtdh="http://schemas.microsoft.com/office/word/2020/wordml/sdtdatahash" xmlns:w16se="http://schemas.microsoft.com/office/word/2015/wordml/symex" xmlns:wpg="http://schemas.microsoft.com/office/word/2010/wordprocessingGroup" xmlns:wpi="http://schemas.microsoft.com/office/word/2010/wordprocessingInk" xmlns:wne="http://schemas.microsoft.com/office/word/2006/wordml" xmlns:wps="http://schemas.microsoft.com/office/word/2010/wordprocessingShape" mc:Ignorable="w14 w15 w16se w16cid w16 w16cex w16sdtdh wp14">
   <w:sdt>
     <w:sdtPr>
@@ -6915,7 +7015,17 @@
 </w:ftr>
 </file>
 
-<file path=word/footer2.xml><?xml version="1.0" encoding="utf-8"?>
+<file path=word/footer3.xml><?xml version="1.0" encoding="utf-8"?>
+<w:ftr xmlns:wpc="http://schemas.microsoft.com/office/word/2010/wordprocessingCanvas" xmlns:cx="http://schemas.microsoft.com/office/drawing/2014/chartex" xmlns:cx1="http://schemas.microsoft.com/office/drawing/2015/9/8/chartex" xmlns:cx2="http://schemas.microsoft.com/office/drawing/2015/10/21/chartex" xmlns:cx3="http://schemas.microsoft.com/office/drawing/2016/5/9/chartex" xmlns:cx4="http://schemas.microsoft.com/office/drawing/2016/5/10/chartex" xmlns:cx5="http://schemas.microsoft.com/office/drawing/2016/5/11/chartex" xmlns:cx6="http://schemas.microsoft.com/office/drawing/2016/5/12/chartex" xmlns:cx7="http://schemas.microsoft.com/office/drawing/2016/5/13/chartex" xmlns:cx8="http://schemas.microsoft.com/office/drawing/2016/5/14/chartex" xmlns:mc="http://schemas.openxmlformats.org/markup-compatibility/2006" xmlns:aink="http://schemas.microsoft.com/office/drawing/2016/ink" xmlns:am3d="http://schemas.microsoft.com/office/drawing/2017/model3d" xmlns:o="urn:schemas-microsoft-com:office:office" xmlns:r="http://schemas.openxmlformats.org/officeDocument/2006/relationships" xmlns:m="http://schemas.openxmlformats.org/officeDocument/2006/math" xmlns:v="urn:schemas-microsoft-com:vml" xmlns:wp14="http://schemas.microsoft.com/office/word/2010/wordprocessingDrawing" xmlns:wp="http://schemas.openxmlformats.org/drawingml/2006/wordprocessingDrawing" xmlns:w10="urn:schemas-microsoft-com:office:word" xmlns:w="http://schemas.openxmlformats.org/wordprocessingml/2006/main" xmlns:w14="http://schemas.microsoft.com/office/word/2010/wordml" xmlns:w15="http://schemas.microsoft.com/office/word/2012/wordml" xmlns:w16cex="http://schemas.microsoft.com/office/word/2018/wordml/cex" xmlns:w16cid="http://schemas.microsoft.com/office/word/2016/wordml/cid" xmlns:w16="http://schemas.microsoft.com/office/word/2018/wordml" xmlns:w16sdtdh="http://schemas.microsoft.com/office/word/2020/wordml/sdtdatahash" xmlns:w16se="http://schemas.microsoft.com/office/word/2015/wordml/symex" xmlns:wpg="http://schemas.microsoft.com/office/word/2010/wordprocessingGroup" xmlns:wpi="http://schemas.microsoft.com/office/word/2010/wordprocessingInk" xmlns:wne="http://schemas.microsoft.com/office/word/2006/wordml" xmlns:wps="http://schemas.microsoft.com/office/word/2010/wordprocessingShape" mc:Ignorable="w14 w15 w16se w16cid w16 w16cex w16sdtdh wp14">
+  <w:p>
+    <w:pPr>
+      <w:pStyle w:val="Piedepgina"/>
+    </w:pPr>
+  </w:p>
+</w:ftr>
+</file>
+
+<file path=word/footer4.xml><?xml version="1.0" encoding="utf-8"?>
 <w:ftr xmlns:wpc="http://schemas.microsoft.com/office/word/2010/wordprocessingCanvas" xmlns:cx="http://schemas.microsoft.com/office/drawing/2014/chartex" xmlns:cx1="http://schemas.microsoft.com/office/drawing/2015/9/8/chartex" xmlns:cx2="http://schemas.microsoft.com/office/drawing/2015/10/21/chartex" xmlns:cx3="http://schemas.microsoft.com/office/drawing/2016/5/9/chartex" xmlns:cx4="http://schemas.microsoft.com/office/drawing/2016/5/10/chartex" xmlns:cx5="http://schemas.microsoft.com/office/drawing/2016/5/11/chartex" xmlns:cx6="http://schemas.microsoft.com/office/drawing/2016/5/12/chartex" xmlns:cx7="http://schemas.microsoft.com/office/drawing/2016/5/13/chartex" xmlns:cx8="http://schemas.microsoft.com/office/drawing/2016/5/14/chartex" xmlns:mc="http://schemas.openxmlformats.org/markup-compatibility/2006" xmlns:aink="http://schemas.microsoft.com/office/drawing/2016/ink" xmlns:am3d="http://schemas.microsoft.com/office/drawing/2017/model3d" xmlns:o="urn:schemas-microsoft-com:office:office" xmlns:r="http://schemas.openxmlformats.org/officeDocument/2006/relationships" xmlns:m="http://schemas.openxmlformats.org/officeDocument/2006/math" xmlns:v="urn:schemas-microsoft-com:vml" xmlns:wp14="http://schemas.microsoft.com/office/word/2010/wordprocessingDrawing" xmlns:wp="http://schemas.openxmlformats.org/drawingml/2006/wordprocessingDrawing" xmlns:w10="urn:schemas-microsoft-com:office:word" xmlns:w="http://schemas.openxmlformats.org/wordprocessingml/2006/main" xmlns:w14="http://schemas.microsoft.com/office/word/2010/wordml" xmlns:w15="http://schemas.microsoft.com/office/word/2012/wordml" xmlns:w16cex="http://schemas.microsoft.com/office/word/2018/wordml/cex" xmlns:w16cid="http://schemas.microsoft.com/office/word/2016/wordml/cid" xmlns:w16="http://schemas.microsoft.com/office/word/2018/wordml" xmlns:w16sdtdh="http://schemas.microsoft.com/office/word/2020/wordml/sdtdatahash" xmlns:w16se="http://schemas.microsoft.com/office/word/2015/wordml/symex" xmlns:wpg="http://schemas.microsoft.com/office/word/2010/wordprocessingGroup" xmlns:wpi="http://schemas.microsoft.com/office/word/2010/wordprocessingInk" xmlns:wne="http://schemas.microsoft.com/office/word/2006/wordml" xmlns:wps="http://schemas.microsoft.com/office/word/2010/wordprocessingShape" mc:Ignorable="w14 w15 w16se w16cid w16 w16cex w16sdtdh wp14">
   <w:sdt>
     <w:sdtPr>
@@ -6996,13 +7106,6 @@
                                   <w:bCs/>
                                 </w:rPr>
                               </w:pPr>
-                              <w:r>
-                                <w:rPr>
-                                  <w:b/>
-                                  <w:bCs/>
-                                </w:rPr>
-                                <w:t>Grupo de Ejecución de la Formación Virtual</w:t>
-                              </w:r>
                             </w:p>
                           </w:txbxContent>
                         </wps:txbx>
@@ -7039,13 +7142,6 @@
                             <w:bCs/>
                           </w:rPr>
                         </w:pPr>
-                        <w:r>
-                          <w:rPr>
-                            <w:b/>
-                            <w:bCs/>
-                          </w:rPr>
-                          <w:t>Grupo de Ejecución de la Formación Virtual</w:t>
-                        </w:r>
                       </w:p>
                     </w:txbxContent>
                   </v:textbox>
@@ -7110,6 +7206,36 @@
 </file>
 
 <file path=word/header1.xml><?xml version="1.0" encoding="utf-8"?>
+<w:hdr xmlns:wpc="http://schemas.microsoft.com/office/word/2010/wordprocessingCanvas" xmlns:cx="http://schemas.microsoft.com/office/drawing/2014/chartex" xmlns:cx1="http://schemas.microsoft.com/office/drawing/2015/9/8/chartex" xmlns:cx2="http://schemas.microsoft.com/office/drawing/2015/10/21/chartex" xmlns:cx3="http://schemas.microsoft.com/office/drawing/2016/5/9/chartex" xmlns:cx4="http://schemas.microsoft.com/office/drawing/2016/5/10/chartex" xmlns:cx5="http://schemas.microsoft.com/office/drawing/2016/5/11/chartex" xmlns:cx6="http://schemas.microsoft.com/office/drawing/2016/5/12/chartex" xmlns:cx7="http://schemas.microsoft.com/office/drawing/2016/5/13/chartex" xmlns:cx8="http://schemas.microsoft.com/office/drawing/2016/5/14/chartex" xmlns:mc="http://schemas.openxmlformats.org/markup-compatibility/2006" xmlns:aink="http://schemas.microsoft.com/office/drawing/2016/ink" xmlns:am3d="http://schemas.microsoft.com/office/drawing/2017/model3d" xmlns:o="urn:schemas-microsoft-com:office:office" xmlns:r="http://schemas.openxmlformats.org/officeDocument/2006/relationships" xmlns:m="http://schemas.openxmlformats.org/officeDocument/2006/math" xmlns:v="urn:schemas-microsoft-com:vml" xmlns:wp14="http://schemas.microsoft.com/office/word/2010/wordprocessingDrawing" xmlns:wp="http://schemas.openxmlformats.org/drawingml/2006/wordprocessingDrawing" xmlns:w10="urn:schemas-microsoft-com:office:word" xmlns:w="http://schemas.openxmlformats.org/wordprocessingml/2006/main" xmlns:w14="http://schemas.microsoft.com/office/word/2010/wordml" xmlns:w15="http://schemas.microsoft.com/office/word/2012/wordml" xmlns:w16cex="http://schemas.microsoft.com/office/word/2018/wordml/cex" xmlns:w16cid="http://schemas.microsoft.com/office/word/2016/wordml/cid" xmlns:w16="http://schemas.microsoft.com/office/word/2018/wordml" xmlns:w16sdtdh="http://schemas.microsoft.com/office/word/2020/wordml/sdtdatahash" xmlns:w16se="http://schemas.microsoft.com/office/word/2015/wordml/symex" xmlns:wpg="http://schemas.microsoft.com/office/word/2010/wordprocessingGroup" xmlns:wpi="http://schemas.microsoft.com/office/word/2010/wordprocessingInk" xmlns:wne="http://schemas.microsoft.com/office/word/2006/wordml" xmlns:wps="http://schemas.microsoft.com/office/word/2010/wordprocessingShape" mc:Ignorable="w14 w15 w16se w16cid w16 w16cex w16sdtdh wp14">
+  <w:p>
+    <w:pPr>
+      <w:pStyle w:val="Encabezado"/>
+    </w:pPr>
+  </w:p>
+</w:hdr>
+</file>
+
+<file path=word/header2.xml><?xml version="1.0" encoding="utf-8"?>
+<w:hdr xmlns:wpc="http://schemas.microsoft.com/office/word/2010/wordprocessingCanvas" xmlns:cx="http://schemas.microsoft.com/office/drawing/2014/chartex" xmlns:cx1="http://schemas.microsoft.com/office/drawing/2015/9/8/chartex" xmlns:cx2="http://schemas.microsoft.com/office/drawing/2015/10/21/chartex" xmlns:cx3="http://schemas.microsoft.com/office/drawing/2016/5/9/chartex" xmlns:cx4="http://schemas.microsoft.com/office/drawing/2016/5/10/chartex" xmlns:cx5="http://schemas.microsoft.com/office/drawing/2016/5/11/chartex" xmlns:cx6="http://schemas.microsoft.com/office/drawing/2016/5/12/chartex" xmlns:cx7="http://schemas.microsoft.com/office/drawing/2016/5/13/chartex" xmlns:cx8="http://schemas.microsoft.com/office/drawing/2016/5/14/chartex" xmlns:mc="http://schemas.openxmlformats.org/markup-compatibility/2006" xmlns:aink="http://schemas.microsoft.com/office/drawing/2016/ink" xmlns:am3d="http://schemas.microsoft.com/office/drawing/2017/model3d" xmlns:o="urn:schemas-microsoft-com:office:office" xmlns:r="http://schemas.openxmlformats.org/officeDocument/2006/relationships" xmlns:m="http://schemas.openxmlformats.org/officeDocument/2006/math" xmlns:v="urn:schemas-microsoft-com:vml" xmlns:wp14="http://schemas.microsoft.com/office/word/2010/wordprocessingDrawing" xmlns:wp="http://schemas.openxmlformats.org/drawingml/2006/wordprocessingDrawing" xmlns:w10="urn:schemas-microsoft-com:office:word" xmlns:w="http://schemas.openxmlformats.org/wordprocessingml/2006/main" xmlns:w14="http://schemas.microsoft.com/office/word/2010/wordml" xmlns:w15="http://schemas.microsoft.com/office/word/2012/wordml" xmlns:w16cex="http://schemas.microsoft.com/office/word/2018/wordml/cex" xmlns:w16cid="http://schemas.microsoft.com/office/word/2016/wordml/cid" xmlns:w16="http://schemas.microsoft.com/office/word/2018/wordml" xmlns:w16sdtdh="http://schemas.microsoft.com/office/word/2020/wordml/sdtdatahash" xmlns:w16se="http://schemas.microsoft.com/office/word/2015/wordml/symex" xmlns:wpg="http://schemas.microsoft.com/office/word/2010/wordprocessingGroup" xmlns:wpi="http://schemas.microsoft.com/office/word/2010/wordprocessingInk" xmlns:wne="http://schemas.microsoft.com/office/word/2006/wordml" xmlns:wps="http://schemas.microsoft.com/office/word/2010/wordprocessingShape" mc:Ignorable="w14 w15 w16se w16cid w16 w16cex w16sdtdh wp14">
+  <w:p>
+    <w:pPr>
+      <w:pStyle w:val="Encabezado"/>
+    </w:pPr>
+  </w:p>
+</w:hdr>
+</file>
+
+<file path=word/header3.xml><?xml version="1.0" encoding="utf-8"?>
+<w:hdr xmlns:wpc="http://schemas.microsoft.com/office/word/2010/wordprocessingCanvas" xmlns:cx="http://schemas.microsoft.com/office/drawing/2014/chartex" xmlns:cx1="http://schemas.microsoft.com/office/drawing/2015/9/8/chartex" xmlns:cx2="http://schemas.microsoft.com/office/drawing/2015/10/21/chartex" xmlns:cx3="http://schemas.microsoft.com/office/drawing/2016/5/9/chartex" xmlns:cx4="http://schemas.microsoft.com/office/drawing/2016/5/10/chartex" xmlns:cx5="http://schemas.microsoft.com/office/drawing/2016/5/11/chartex" xmlns:cx6="http://schemas.microsoft.com/office/drawing/2016/5/12/chartex" xmlns:cx7="http://schemas.microsoft.com/office/drawing/2016/5/13/chartex" xmlns:cx8="http://schemas.microsoft.com/office/drawing/2016/5/14/chartex" xmlns:mc="http://schemas.openxmlformats.org/markup-compatibility/2006" xmlns:aink="http://schemas.microsoft.com/office/drawing/2016/ink" xmlns:am3d="http://schemas.microsoft.com/office/drawing/2017/model3d" xmlns:o="urn:schemas-microsoft-com:office:office" xmlns:r="http://schemas.openxmlformats.org/officeDocument/2006/relationships" xmlns:m="http://schemas.openxmlformats.org/officeDocument/2006/math" xmlns:v="urn:schemas-microsoft-com:vml" xmlns:wp14="http://schemas.microsoft.com/office/word/2010/wordprocessingDrawing" xmlns:wp="http://schemas.openxmlformats.org/drawingml/2006/wordprocessingDrawing" xmlns:w10="urn:schemas-microsoft-com:office:word" xmlns:w="http://schemas.openxmlformats.org/wordprocessingml/2006/main" xmlns:w14="http://schemas.microsoft.com/office/word/2010/wordml" xmlns:w15="http://schemas.microsoft.com/office/word/2012/wordml" xmlns:w16cex="http://schemas.microsoft.com/office/word/2018/wordml/cex" xmlns:w16cid="http://schemas.microsoft.com/office/word/2016/wordml/cid" xmlns:w16="http://schemas.microsoft.com/office/word/2018/wordml" xmlns:w16sdtdh="http://schemas.microsoft.com/office/word/2020/wordml/sdtdatahash" xmlns:w16se="http://schemas.microsoft.com/office/word/2015/wordml/symex" xmlns:wpg="http://schemas.microsoft.com/office/word/2010/wordprocessingGroup" xmlns:wpi="http://schemas.microsoft.com/office/word/2010/wordprocessingInk" xmlns:wne="http://schemas.microsoft.com/office/word/2006/wordml" xmlns:wps="http://schemas.microsoft.com/office/word/2010/wordprocessingShape" mc:Ignorable="w14 w15 w16se w16cid w16 w16cex w16sdtdh wp14">
+  <w:p>
+    <w:pPr>
+      <w:pStyle w:val="Encabezado"/>
+    </w:pPr>
+  </w:p>
+</w:hdr>
+</file>
+
+<file path=word/header4.xml><?xml version="1.0" encoding="utf-8"?>
 <w:hdr xmlns:wpc="http://schemas.microsoft.com/office/word/2010/wordprocessingCanvas" xmlns:cx="http://schemas.microsoft.com/office/drawing/2014/chartex" xmlns:cx1="http://schemas.microsoft.com/office/drawing/2015/9/8/chartex" xmlns:cx2="http://schemas.microsoft.com/office/drawing/2015/10/21/chartex" xmlns:cx3="http://schemas.microsoft.com/office/drawing/2016/5/9/chartex" xmlns:cx4="http://schemas.microsoft.com/office/drawing/2016/5/10/chartex" xmlns:cx5="http://schemas.microsoft.com/office/drawing/2016/5/11/chartex" xmlns:cx6="http://schemas.microsoft.com/office/drawing/2016/5/12/chartex" xmlns:cx7="http://schemas.microsoft.com/office/drawing/2016/5/13/chartex" xmlns:cx8="http://schemas.microsoft.com/office/drawing/2016/5/14/chartex" xmlns:mc="http://schemas.openxmlformats.org/markup-compatibility/2006" xmlns:aink="http://schemas.microsoft.com/office/drawing/2016/ink" xmlns:am3d="http://schemas.microsoft.com/office/drawing/2017/model3d" xmlns:o="urn:schemas-microsoft-com:office:office" xmlns:r="http://schemas.openxmlformats.org/officeDocument/2006/relationships" xmlns:m="http://schemas.openxmlformats.org/officeDocument/2006/math" xmlns:v="urn:schemas-microsoft-com:vml" xmlns:wp14="http://schemas.microsoft.com/office/word/2010/wordprocessingDrawing" xmlns:wp="http://schemas.openxmlformats.org/drawingml/2006/wordprocessingDrawing" xmlns:w10="urn:schemas-microsoft-com:office:word" xmlns:w="http://schemas.openxmlformats.org/wordprocessingml/2006/main" xmlns:w14="http://schemas.microsoft.com/office/word/2010/wordml" xmlns:w15="http://schemas.microsoft.com/office/word/2012/wordml" xmlns:w16cex="http://schemas.microsoft.com/office/word/2018/wordml/cex" xmlns:w16cid="http://schemas.microsoft.com/office/word/2016/wordml/cid" xmlns:w16="http://schemas.microsoft.com/office/word/2018/wordml" xmlns:w16sdtdh="http://schemas.microsoft.com/office/word/2020/wordml/sdtdatahash" xmlns:w16se="http://schemas.microsoft.com/office/word/2015/wordml/symex" xmlns:wpg="http://schemas.microsoft.com/office/word/2010/wordprocessingGroup" xmlns:wpi="http://schemas.microsoft.com/office/word/2010/wordprocessingInk" xmlns:wne="http://schemas.microsoft.com/office/word/2006/wordml" xmlns:wps="http://schemas.microsoft.com/office/word/2010/wordprocessingShape" mc:Ignorable="w14 w15 w16se w16cid w16 w16cex w16sdtdh wp14">
   <w:p>
     <w:pPr>
@@ -7218,7 +7344,7 @@
         <v:path o:extrusionok="f" gradientshapeok="t" o:connecttype="rect"/>
         <o:lock v:ext="edit" aspectratio="t"/>
       </v:shapetype>
-      <v:shape id="_x0000_i1491" type="#_x0000_t75" style="width:10.6pt;height:10.6pt" o:bullet="t">
+      <v:shape id="_x0000_i1049" type="#_x0000_t75" style="width:11.15pt;height:11.15pt" o:bullet="t">
         <v:imagedata r:id="rId1" o:title="mso8C56"/>
       </v:shape>
     </w:pict>
@@ -13104,6 +13230,7 @@
   <w:style w:type="character" w:default="1" w:styleId="Fuentedeprrafopredeter">
     <w:name w:val="Default Paragraph Font"/>
     <w:uiPriority w:val="1"/>
+    <w:semiHidden/>
     <w:unhideWhenUsed/>
   </w:style>
   <w:style w:type="table" w:default="1" w:styleId="Tablanormal">

--- a/fuentes/CF3_63310033_DU.docx
+++ b/fuentes/CF3_63310033_DU.docx
@@ -536,7 +536,7 @@
             </w:rPr>
             <w:fldChar w:fldCharType="separate"/>
           </w:r>
-          <w:hyperlink w:anchor="_Toc201155810" w:history="1">
+          <w:hyperlink w:anchor="_Toc203116375" w:history="1">
             <w:r>
               <w:rPr>
                 <w:rStyle w:val="Hipervnculo"/>
@@ -563,7 +563,7 @@
                 <w:noProof/>
                 <w:webHidden/>
               </w:rPr>
-              <w:instrText xml:space="preserve"> PAGEREF _Toc201155810 \h </w:instrText>
+              <w:instrText xml:space="preserve"> PAGEREF _Toc203116375 \h </w:instrText>
             </w:r>
             <w:r>
               <w:rPr>
@@ -610,7 +610,7 @@
               <w14:ligatures w14:val="none"/>
             </w:rPr>
           </w:pPr>
-          <w:hyperlink w:anchor="_Toc201155811" w:history="1">
+          <w:hyperlink w:anchor="_Toc203116376" w:history="1">
             <w:r>
               <w:rPr>
                 <w:rStyle w:val="Hipervnculo"/>
@@ -655,7 +655,7 @@
                 <w:noProof/>
                 <w:webHidden/>
               </w:rPr>
-              <w:instrText xml:space="preserve"> PAGEREF _Toc201155811 \h </w:instrText>
+              <w:instrText xml:space="preserve"> PAGEREF _Toc203116376 \h </w:instrText>
             </w:r>
             <w:r>
               <w:rPr>
@@ -702,7 +702,7 @@
               <w14:ligatures w14:val="none"/>
             </w:rPr>
           </w:pPr>
-          <w:hyperlink w:anchor="_Toc201155812" w:history="1">
+          <w:hyperlink w:anchor="_Toc203116377" w:history="1">
             <w:r>
               <w:rPr>
                 <w:rStyle w:val="Hipervnculo"/>
@@ -747,7 +747,7 @@
                 <w:noProof/>
                 <w:webHidden/>
               </w:rPr>
-              <w:instrText xml:space="preserve"> PAGEREF _Toc201155812 \h </w:instrText>
+              <w:instrText xml:space="preserve"> PAGEREF _Toc203116377 \h </w:instrText>
             </w:r>
             <w:r>
               <w:rPr>
@@ -789,7 +789,7 @@
               <w14:ligatures w14:val="none"/>
             </w:rPr>
           </w:pPr>
-          <w:hyperlink w:anchor="_Toc201155815" w:history="1">
+          <w:hyperlink w:anchor="_Toc203116380" w:history="1">
             <w:r>
               <w:rPr>
                 <w:rStyle w:val="Hipervnculo"/>
@@ -834,7 +834,7 @@
               <w:rPr>
                 <w:webHidden/>
               </w:rPr>
-              <w:instrText xml:space="preserve"> PAGEREF _Toc201155815 \h </w:instrText>
+              <w:instrText xml:space="preserve"> PAGEREF _Toc203116380 \h </w:instrText>
             </w:r>
             <w:r>
               <w:rPr>
@@ -872,7 +872,7 @@
               <w14:ligatures w14:val="none"/>
             </w:rPr>
           </w:pPr>
-          <w:hyperlink w:anchor="_Toc201155816" w:history="1">
+          <w:hyperlink w:anchor="_Toc203116381" w:history="1">
             <w:r>
               <w:rPr>
                 <w:rStyle w:val="Hipervnculo"/>
@@ -917,7 +917,7 @@
               <w:rPr>
                 <w:webHidden/>
               </w:rPr>
-              <w:instrText xml:space="preserve"> PAGEREF _Toc201155816 \h </w:instrText>
+              <w:instrText xml:space="preserve"> PAGEREF _Toc203116381 \h </w:instrText>
             </w:r>
             <w:r>
               <w:rPr>
@@ -955,7 +955,7 @@
               <w14:ligatures w14:val="none"/>
             </w:rPr>
           </w:pPr>
-          <w:hyperlink w:anchor="_Toc201155817" w:history="1">
+          <w:hyperlink w:anchor="_Toc203116382" w:history="1">
             <w:r>
               <w:rPr>
                 <w:rStyle w:val="Hipervnculo"/>
@@ -1000,7 +1000,7 @@
               <w:rPr>
                 <w:webHidden/>
               </w:rPr>
-              <w:instrText xml:space="preserve"> PAGEREF _Toc201155817 \h </w:instrText>
+              <w:instrText xml:space="preserve"> PAGEREF _Toc203116382 \h </w:instrText>
             </w:r>
             <w:r>
               <w:rPr>
@@ -1043,7 +1043,7 @@
               <w14:ligatures w14:val="none"/>
             </w:rPr>
           </w:pPr>
-          <w:hyperlink w:anchor="_Toc201155818" w:history="1">
+          <w:hyperlink w:anchor="_Toc203116383" w:history="1">
             <w:r>
               <w:rPr>
                 <w:rStyle w:val="Hipervnculo"/>
@@ -1067,7 +1067,7 @@
                 <w:rStyle w:val="Hipervnculo"/>
                 <w:noProof/>
               </w:rPr>
-              <w:t>Capacidad de Carga</w:t>
+              <w:t>Capacidad de carga</w:t>
             </w:r>
             <w:r>
               <w:rPr>
@@ -1088,7 +1088,7 @@
                 <w:noProof/>
                 <w:webHidden/>
               </w:rPr>
-              <w:instrText xml:space="preserve"> PAGEREF _Toc201155818 \h </w:instrText>
+              <w:instrText xml:space="preserve"> PAGEREF _Toc203116383 \h </w:instrText>
             </w:r>
             <w:r>
               <w:rPr>
@@ -1130,7 +1130,7 @@
               <w14:ligatures w14:val="none"/>
             </w:rPr>
           </w:pPr>
-          <w:hyperlink w:anchor="_Toc201155820" w:history="1">
+          <w:hyperlink w:anchor="_Toc203116385" w:history="1">
             <w:r>
               <w:rPr>
                 <w:rStyle w:val="Hipervnculo"/>
@@ -1175,7 +1175,7 @@
               <w:rPr>
                 <w:webHidden/>
               </w:rPr>
-              <w:instrText xml:space="preserve"> PAGEREF _Toc201155820 \h </w:instrText>
+              <w:instrText xml:space="preserve"> PAGEREF _Toc203116385 \h </w:instrText>
             </w:r>
             <w:r>
               <w:rPr>
@@ -1217,7 +1217,7 @@
               <w14:ligatures w14:val="none"/>
             </w:rPr>
           </w:pPr>
-          <w:hyperlink w:anchor="_Toc201155821" w:history="1">
+          <w:hyperlink w:anchor="_Toc203116386" w:history="1">
             <w:r>
               <w:rPr>
                 <w:rStyle w:val="Hipervnculo"/>
@@ -1244,7 +1244,7 @@
                 <w:noProof/>
                 <w:webHidden/>
               </w:rPr>
-              <w:instrText xml:space="preserve"> PAGEREF _Toc201155821 \h </w:instrText>
+              <w:instrText xml:space="preserve"> PAGEREF _Toc203116386 \h </w:instrText>
             </w:r>
             <w:r>
               <w:rPr>
@@ -1290,7 +1290,7 @@
               <w14:ligatures w14:val="none"/>
             </w:rPr>
           </w:pPr>
-          <w:hyperlink w:anchor="_Toc201155822" w:history="1">
+          <w:hyperlink w:anchor="_Toc203116387" w:history="1">
             <w:r>
               <w:rPr>
                 <w:rStyle w:val="Hipervnculo"/>
@@ -1317,7 +1317,7 @@
                 <w:noProof/>
                 <w:webHidden/>
               </w:rPr>
-              <w:instrText xml:space="preserve"> PAGEREF _Toc201155822 \h </w:instrText>
+              <w:instrText xml:space="preserve"> PAGEREF _Toc203116387 \h </w:instrText>
             </w:r>
             <w:r>
               <w:rPr>
@@ -1363,7 +1363,7 @@
               <w14:ligatures w14:val="none"/>
             </w:rPr>
           </w:pPr>
-          <w:hyperlink w:anchor="_Toc201155823" w:history="1">
+          <w:hyperlink w:anchor="_Toc203116388" w:history="1">
             <w:r>
               <w:rPr>
                 <w:rStyle w:val="Hipervnculo"/>
@@ -1390,7 +1390,7 @@
                 <w:noProof/>
                 <w:webHidden/>
               </w:rPr>
-              <w:instrText xml:space="preserve"> PAGEREF _Toc201155823 \h </w:instrText>
+              <w:instrText xml:space="preserve"> PAGEREF _Toc203116388 \h </w:instrText>
             </w:r>
             <w:r>
               <w:rPr>
@@ -1436,7 +1436,7 @@
               <w14:ligatures w14:val="none"/>
             </w:rPr>
           </w:pPr>
-          <w:hyperlink w:anchor="_Toc201155824" w:history="1">
+          <w:hyperlink w:anchor="_Toc203116389" w:history="1">
             <w:r>
               <w:rPr>
                 <w:rStyle w:val="Hipervnculo"/>
@@ -1464,7 +1464,7 @@
                 <w:noProof/>
                 <w:webHidden/>
               </w:rPr>
-              <w:instrText xml:space="preserve"> PAGEREF _Toc201155824 \h </w:instrText>
+              <w:instrText xml:space="preserve"> PAGEREF _Toc203116389 \h </w:instrText>
             </w:r>
             <w:r>
               <w:rPr>
@@ -1510,7 +1510,7 @@
               <w14:ligatures w14:val="none"/>
             </w:rPr>
           </w:pPr>
-          <w:hyperlink w:anchor="_Toc201155825" w:history="1">
+          <w:hyperlink w:anchor="_Toc203116390" w:history="1">
             <w:r>
               <w:rPr>
                 <w:rStyle w:val="Hipervnculo"/>
@@ -1537,7 +1537,7 @@
                 <w:noProof/>
                 <w:webHidden/>
               </w:rPr>
-              <w:instrText xml:space="preserve"> PAGEREF _Toc201155825 \h </w:instrText>
+              <w:instrText xml:space="preserve"> PAGEREF _Toc203116390 \h </w:instrText>
             </w:r>
             <w:r>
               <w:rPr>
@@ -1618,7 +1618,7 @@
         </w:numPr>
         <w:ind w:left="1068"/>
       </w:pPr>
-      <w:bookmarkStart w:id="0" w:name="_Toc201155810"/>
+      <w:bookmarkStart w:id="0" w:name="_Toc203116375"/>
       <w:r>
         <w:lastRenderedPageBreak/>
         <w:t>Introducción</w:t>
@@ -1662,7 +1662,7 @@
         <w:rPr>
           <w:lang w:val="es-419" w:eastAsia="es-CO"/>
         </w:rPr>
-        <w:t>Conectando turismo, naturaleza y sostenibilidad final</w:t>
+        <w:t xml:space="preserve">Conectando turismo, naturaleza y sostenibilidad </w:t>
       </w:r>
     </w:p>
     <w:p>
@@ -1796,7 +1796,7 @@
                 <w:bCs/>
                 <w:lang w:val="es-419" w:eastAsia="es-CO"/>
               </w:rPr>
-              <w:t>Conectando turismo, naturaleza y sostenibilidad final</w:t>
+              <w:t xml:space="preserve">Conectando turismo, naturaleza y sostenibilidad </w:t>
             </w:r>
           </w:p>
         </w:tc>
@@ -1844,7 +1844,7 @@
       <w:pPr>
         <w:pStyle w:val="Ttulo1"/>
       </w:pPr>
-      <w:bookmarkStart w:id="1" w:name="_Toc201155811"/>
+      <w:bookmarkStart w:id="1" w:name="_Toc203116376"/>
       <w:r>
         <w:lastRenderedPageBreak/>
         <w:t>El turismo y sus actividades</w:t>
@@ -2035,6 +2035,8 @@
     <w:p>
       <w:pPr>
         <w:rPr>
+          <w:b/>
+          <w:bCs/>
           <w:lang w:eastAsia="es-CO"/>
         </w:rPr>
       </w:pPr>
@@ -2047,19 +2049,17 @@
     </w:p>
     <w:p>
       <w:pPr>
-        <w:rPr>
-          <w:b/>
-          <w:bCs/>
-          <w:lang w:eastAsia="es-CO"/>
-        </w:rPr>
-      </w:pPr>
-      <w:r>
-        <w:rPr>
-          <w:b/>
-          <w:bCs/>
-          <w:lang w:eastAsia="es-CO"/>
-        </w:rPr>
-        <w:br/>
+        <w:ind w:left="708"/>
+        <w:rPr>
+          <w:lang w:eastAsia="es-CO"/>
+        </w:rPr>
+      </w:pPr>
+      <w:r>
+        <w:rPr>
+          <w:b/>
+          <w:bCs/>
+          <w:lang w:eastAsia="es-CO"/>
+        </w:rPr>
         <w:t>Turismo de aventura</w:t>
       </w:r>
     </w:p>
@@ -2183,23 +2183,13 @@
           <w:lang w:eastAsia="es-CO"/>
         </w:rPr>
       </w:pPr>
-      <w:proofErr w:type="spellStart"/>
-      <w:r>
-        <w:rPr>
-          <w:b/>
-          <w:bCs/>
-          <w:lang w:eastAsia="es-CO"/>
-        </w:rPr>
-        <w:t>Torrentismo</w:t>
-      </w:r>
-      <w:proofErr w:type="spellEnd"/>
-      <w:r>
-        <w:rPr>
-          <w:b/>
-          <w:bCs/>
-          <w:lang w:eastAsia="es-CO"/>
-        </w:rPr>
-        <w:t>:</w:t>
+      <w:r>
+        <w:rPr>
+          <w:b/>
+          <w:bCs/>
+          <w:lang w:eastAsia="es-CO"/>
+        </w:rPr>
+        <w:t>Torrentismo:</w:t>
       </w:r>
       <w:r>
         <w:rPr>
@@ -2272,7 +2262,6 @@
           <w:lang w:eastAsia="es-CO"/>
         </w:rPr>
       </w:pPr>
-      <w:proofErr w:type="spellStart"/>
       <w:r>
         <w:rPr>
           <w:rStyle w:val="Extranjerismo"/>
@@ -2282,7 +2271,6 @@
         </w:rPr>
         <w:t>Trekking</w:t>
       </w:r>
-      <w:proofErr w:type="spellEnd"/>
       <w:r>
         <w:rPr>
           <w:b/>
@@ -2620,7 +2608,7 @@
       <w:pPr>
         <w:pStyle w:val="Ttulo1"/>
       </w:pPr>
-      <w:bookmarkStart w:id="2" w:name="_Toc201155812"/>
+      <w:bookmarkStart w:id="2" w:name="_Toc203116377"/>
       <w:r>
         <w:lastRenderedPageBreak/>
         <w:t>Impactos del turismo</w:t>
@@ -2670,8 +2658,10 @@
       </w:pPr>
       <w:bookmarkStart w:id="3" w:name="_Toc201155753"/>
       <w:bookmarkStart w:id="4" w:name="_Toc201155813"/>
+      <w:bookmarkStart w:id="5" w:name="_Toc203116378"/>
       <w:bookmarkEnd w:id="3"/>
       <w:bookmarkEnd w:id="4"/>
+      <w:bookmarkEnd w:id="5"/>
     </w:p>
     <w:p>
       <w:pPr>
@@ -2701,20 +2691,22 @@
           <w14:ligatures w14:val="none"/>
         </w:rPr>
       </w:pPr>
-      <w:bookmarkStart w:id="5" w:name="_Toc201155754"/>
-      <w:bookmarkStart w:id="6" w:name="_Toc201155814"/>
-      <w:bookmarkEnd w:id="5"/>
+      <w:bookmarkStart w:id="6" w:name="_Toc201155754"/>
+      <w:bookmarkStart w:id="7" w:name="_Toc201155814"/>
+      <w:bookmarkStart w:id="8" w:name="_Toc203116379"/>
       <w:bookmarkEnd w:id="6"/>
+      <w:bookmarkEnd w:id="7"/>
+      <w:bookmarkEnd w:id="8"/>
     </w:p>
     <w:p>
       <w:pPr>
         <w:pStyle w:val="Ttulo2"/>
       </w:pPr>
-      <w:bookmarkStart w:id="7" w:name="_Toc201155815"/>
+      <w:bookmarkStart w:id="9" w:name="_Toc203116380"/>
       <w:r>
         <w:t>Impactos económicos</w:t>
       </w:r>
-      <w:bookmarkEnd w:id="7"/>
+      <w:bookmarkEnd w:id="9"/>
     </w:p>
     <w:p>
       <w:pPr>
@@ -3010,7 +3002,7 @@
           <w:bCs/>
           <w:lang w:eastAsia="es-CO"/>
         </w:rPr>
-        <w:t>Transformación hacia una mono economía:</w:t>
+        <w:t>Transformación hacia una monoeconomía:</w:t>
       </w:r>
       <w:r>
         <w:rPr>
@@ -3082,11 +3074,11 @@
       <w:pPr>
         <w:pStyle w:val="Ttulo2"/>
       </w:pPr>
-      <w:bookmarkStart w:id="8" w:name="_Toc201155816"/>
+      <w:bookmarkStart w:id="10" w:name="_Toc203116381"/>
       <w:r>
         <w:t>Impactos socioculturales</w:t>
       </w:r>
-      <w:bookmarkEnd w:id="8"/>
+      <w:bookmarkEnd w:id="10"/>
     </w:p>
     <w:p>
       <w:pPr>
@@ -3663,12 +3655,12 @@
       <w:pPr>
         <w:pStyle w:val="Ttulo2"/>
       </w:pPr>
-      <w:bookmarkStart w:id="9" w:name="_Toc201155817"/>
+      <w:bookmarkStart w:id="11" w:name="_Toc203116382"/>
       <w:r>
         <w:lastRenderedPageBreak/>
         <w:t>Impactos ambientales</w:t>
       </w:r>
-      <w:bookmarkEnd w:id="9"/>
+      <w:bookmarkEnd w:id="11"/>
     </w:p>
     <w:p>
       <w:pPr>
@@ -3694,6 +3686,23 @@
           <w:lang w:val="es-419" w:eastAsia="es-CO"/>
         </w:rPr>
         <w:t>En las áreas naturales donde se desarrollan actividades turísticas, es esencial tomar medidas estrictas para proteger los ecosistemas; aunque la educación ambiental durante las visitas es importante, un aumento excesivo en el número de turistas puede llevar a la degradación de estos espacios naturales. Este riesgo es destinos de sol y playa.</w:t>
+      </w:r>
+    </w:p>
+    <w:p>
+      <w:pPr>
+        <w:rPr>
+          <w:b/>
+          <w:bCs/>
+          <w:lang w:val="es-419" w:eastAsia="es-CO"/>
+        </w:rPr>
+      </w:pPr>
+      <w:r>
+        <w:rPr>
+          <w:b/>
+          <w:bCs/>
+          <w:lang w:val="es-419" w:eastAsia="es-CO"/>
+        </w:rPr>
+        <w:t>Impactos positivos</w:t>
       </w:r>
     </w:p>
     <w:p>
@@ -3809,13 +3818,6 @@
     </w:p>
     <w:p>
       <w:pPr>
-        <w:rPr>
-          <w:lang w:eastAsia="es-CO"/>
-        </w:rPr>
-      </w:pPr>
-    </w:p>
-    <w:p>
-      <w:pPr>
         <w:pStyle w:val="Prrafodelista"/>
         <w:numPr>
           <w:ilvl w:val="0"/>
@@ -4242,12 +4244,18 @@
       <w:pPr>
         <w:pStyle w:val="Ttulo1"/>
       </w:pPr>
-      <w:bookmarkStart w:id="10" w:name="_Toc201155818"/>
+      <w:bookmarkStart w:id="12" w:name="_Toc203116383"/>
       <w:r>
         <w:lastRenderedPageBreak/>
-        <w:t>Capacidad de Carga</w:t>
-      </w:r>
-      <w:bookmarkEnd w:id="10"/>
+        <w:t xml:space="preserve">Capacidad de </w:t>
+      </w:r>
+      <w:r>
+        <w:t>c</w:t>
+      </w:r>
+      <w:r>
+        <w:t>arga</w:t>
+      </w:r>
+      <w:bookmarkEnd w:id="12"/>
     </w:p>
     <w:p>
       <w:pPr>
@@ -4413,20 +4421,22 @@
           <w14:ligatures w14:val="none"/>
         </w:rPr>
       </w:pPr>
-      <w:bookmarkStart w:id="11" w:name="_Toc201155759"/>
-      <w:bookmarkStart w:id="12" w:name="_Toc201155819"/>
-      <w:bookmarkEnd w:id="11"/>
-      <w:bookmarkEnd w:id="12"/>
+      <w:bookmarkStart w:id="13" w:name="_Toc201155759"/>
+      <w:bookmarkStart w:id="14" w:name="_Toc201155819"/>
+      <w:bookmarkStart w:id="15" w:name="_Toc203116384"/>
+      <w:bookmarkEnd w:id="13"/>
+      <w:bookmarkEnd w:id="14"/>
+      <w:bookmarkEnd w:id="15"/>
     </w:p>
     <w:p>
       <w:pPr>
         <w:pStyle w:val="Ttulo2"/>
       </w:pPr>
-      <w:bookmarkStart w:id="13" w:name="_Toc201155820"/>
+      <w:bookmarkStart w:id="16" w:name="_Toc203116385"/>
       <w:r>
         <w:t>Motores de transformación y pérdida de la biodiversidad</w:t>
       </w:r>
-      <w:bookmarkEnd w:id="13"/>
+      <w:bookmarkEnd w:id="16"/>
     </w:p>
     <w:p>
       <w:pPr>
@@ -4468,7 +4478,31 @@
         <w:rPr>
           <w:lang w:val="es-419" w:eastAsia="es-CO"/>
         </w:rPr>
-        <w:t>Uno de los principales motores de cambio en el uso del suelo en Colombia es la expansión de la ganadería, que ha llevado a la deforestación de grandes extensiones de bosques nativos, especialmente en los bosques secos, los bosques andinos y las selvas tropicales húmedas. La región amazónica y el pacífico han sido especialmente vulnerables, con una deforestación alarmante en las últimas décadas. El cambio en el uso del suelo tiene impactos devastadores sobre la biodiversidad, ya que destruye hábitats naturales y reduce las áreas de refugio para especies nativas.</w:t>
+        <w:t xml:space="preserve">Uno de los principales motores de cambio en el uso del suelo en Colombia es la expansión de la ganadería, que ha llevado a la deforestación de grandes extensiones de bosques nativos, especialmente en los bosques secos, los bosques andinos y las selvas tropicales húmedas. La región </w:t>
+      </w:r>
+      <w:r>
+        <w:rPr>
+          <w:lang w:val="es-419" w:eastAsia="es-CO"/>
+        </w:rPr>
+        <w:t>A</w:t>
+      </w:r>
+      <w:r>
+        <w:rPr>
+          <w:lang w:val="es-419" w:eastAsia="es-CO"/>
+        </w:rPr>
+        <w:t xml:space="preserve">mazónica y el </w:t>
+      </w:r>
+      <w:r>
+        <w:rPr>
+          <w:lang w:val="es-419" w:eastAsia="es-CO"/>
+        </w:rPr>
+        <w:t>P</w:t>
+      </w:r>
+      <w:r>
+        <w:rPr>
+          <w:lang w:val="es-419" w:eastAsia="es-CO"/>
+        </w:rPr>
+        <w:t>acífico han sido especialmente vulnerables, con una deforestación alarmante en las últimas décadas. El cambio en el uso del suelo tiene impactos devastadores sobre la biodiversidad, ya que destruye hábitats naturales y reduce las áreas de refugio para especies nativas.</w:t>
       </w:r>
     </w:p>
     <w:p>
@@ -4783,11 +4817,15 @@
           <w:numId w:val="46"/>
         </w:numPr>
         <w:rPr>
+          <w:b/>
+          <w:bCs/>
           <w:lang w:val="es-419" w:eastAsia="es-CO"/>
         </w:rPr>
       </w:pPr>
       <w:r>
         <w:rPr>
+          <w:b/>
+          <w:bCs/>
           <w:lang w:val="es-419" w:eastAsia="es-CO"/>
         </w:rPr>
         <w:t>La deforestación</w:t>
@@ -4801,11 +4839,15 @@
           <w:numId w:val="46"/>
         </w:numPr>
         <w:rPr>
+          <w:b/>
+          <w:bCs/>
           <w:lang w:val="es-419" w:eastAsia="es-CO"/>
         </w:rPr>
       </w:pPr>
       <w:r>
         <w:rPr>
+          <w:b/>
+          <w:bCs/>
           <w:lang w:val="es-419" w:eastAsia="es-CO"/>
         </w:rPr>
         <w:t>La sobreexplotación</w:t>
@@ -4819,11 +4861,15 @@
           <w:numId w:val="46"/>
         </w:numPr>
         <w:rPr>
+          <w:b/>
+          <w:bCs/>
           <w:lang w:val="es-419" w:eastAsia="es-CO"/>
         </w:rPr>
       </w:pPr>
       <w:r>
         <w:rPr>
+          <w:b/>
+          <w:bCs/>
           <w:lang w:val="es-419" w:eastAsia="es-CO"/>
         </w:rPr>
         <w:lastRenderedPageBreak/>
@@ -4941,6 +4987,10 @@
           <w:p>
             <w:pPr>
               <w:pStyle w:val="TextoTablas"/>
+              <w:numPr>
+                <w:ilvl w:val="0"/>
+                <w:numId w:val="47"/>
+              </w:numPr>
             </w:pPr>
             <w:r>
               <w:t>Ganadería</w:t>
@@ -4959,6 +5009,10 @@
           <w:p>
             <w:pPr>
               <w:pStyle w:val="TextoTablas"/>
+              <w:numPr>
+                <w:ilvl w:val="0"/>
+                <w:numId w:val="47"/>
+              </w:numPr>
             </w:pPr>
             <w:r>
               <w:t>Cultivo de uso ilícito</w:t>
@@ -4978,6 +5032,10 @@
           <w:p>
             <w:pPr>
               <w:pStyle w:val="TextoTablas"/>
+              <w:numPr>
+                <w:ilvl w:val="0"/>
+                <w:numId w:val="47"/>
+              </w:numPr>
             </w:pPr>
             <w:r>
               <w:t>Infraestructura</w:t>
@@ -5036,6 +5094,10 @@
           <w:p>
             <w:pPr>
               <w:pStyle w:val="TextoTablas"/>
+              <w:numPr>
+                <w:ilvl w:val="0"/>
+                <w:numId w:val="48"/>
+              </w:numPr>
             </w:pPr>
             <w:r>
               <w:t>Agroindustria</w:t>
@@ -5054,6 +5116,10 @@
           <w:p>
             <w:pPr>
               <w:pStyle w:val="TextoTablas"/>
+              <w:numPr>
+                <w:ilvl w:val="0"/>
+                <w:numId w:val="48"/>
+              </w:numPr>
             </w:pPr>
             <w:r>
               <w:t>Minería</w:t>
@@ -5073,6 +5139,10 @@
           <w:p>
             <w:pPr>
               <w:pStyle w:val="TextoTablas"/>
+              <w:numPr>
+                <w:ilvl w:val="0"/>
+                <w:numId w:val="48"/>
+              </w:numPr>
             </w:pPr>
             <w:r>
               <w:t>Generación eléctrica</w:t>
@@ -5091,6 +5161,10 @@
           <w:p>
             <w:pPr>
               <w:pStyle w:val="TextoTablas"/>
+              <w:numPr>
+                <w:ilvl w:val="0"/>
+                <w:numId w:val="48"/>
+              </w:numPr>
             </w:pPr>
             <w:r>
               <w:rPr>
@@ -5117,6 +5191,10 @@
           <w:p>
             <w:pPr>
               <w:pStyle w:val="TextoTablas"/>
+              <w:numPr>
+                <w:ilvl w:val="0"/>
+                <w:numId w:val="48"/>
+              </w:numPr>
             </w:pPr>
             <w:r>
               <w:rPr>
@@ -5223,6 +5301,7 @@
     </w:tbl>
     <w:p>
       <w:pPr>
+        <w:ind w:firstLine="0"/>
         <w:jc w:val="center"/>
         <w:rPr>
           <w:lang w:val="es-419" w:eastAsia="es-CO"/>
@@ -5232,23 +5311,27 @@
         <w:rPr>
           <w:lang w:eastAsia="es-CO"/>
         </w:rPr>
-        <w:t xml:space="preserve">Fuente: Ministerio de Ambiente y Desarrollo Sostenible. </w:t>
-      </w:r>
-      <w:hyperlink r:id="rId20" w:history="1">
-        <w:r>
-          <w:rPr>
-            <w:rStyle w:val="Hipervnculo"/>
-            <w:lang w:eastAsia="es-CO"/>
-          </w:rPr>
-          <w:t>https://www.minambiente.gov.co/,</w:t>
-        </w:r>
-      </w:hyperlink>
-      <w:r>
-        <w:rPr>
-          <w:lang w:eastAsia="es-CO"/>
-        </w:rPr>
-        <w:t xml:space="preserve"> (2017)</w:t>
-      </w:r>
+        <w:t>Fuente: Ministerio de Ambiente y Desarrollo Sostenible</w:t>
+      </w:r>
+      <w:r>
+        <w:rPr>
+          <w:lang w:eastAsia="es-CO"/>
+        </w:rPr>
+        <w:t xml:space="preserve">, </w:t>
+      </w:r>
+      <w:r>
+        <w:rPr>
+          <w:lang w:eastAsia="es-CO"/>
+        </w:rPr>
+        <w:t>(2017)</w:t>
+      </w:r>
+    </w:p>
+    <w:p>
+      <w:pPr>
+        <w:rPr>
+          <w:lang w:val="es-419" w:eastAsia="es-CO"/>
+        </w:rPr>
+      </w:pPr>
     </w:p>
     <w:p>
       <w:pPr>
@@ -5315,12 +5398,12 @@
         </w:numPr>
         <w:ind w:left="1068"/>
       </w:pPr>
-      <w:bookmarkStart w:id="14" w:name="_Toc201155821"/>
+      <w:bookmarkStart w:id="17" w:name="_Toc203116386"/>
       <w:r>
         <w:lastRenderedPageBreak/>
         <w:t>Síntesis</w:t>
       </w:r>
-      <w:bookmarkEnd w:id="14"/>
+      <w:bookmarkEnd w:id="17"/>
     </w:p>
     <w:p>
       <w:pPr>
@@ -5365,7 +5448,7 @@
                     </pic:cNvPicPr>
                   </pic:nvPicPr>
                   <pic:blipFill>
-                    <a:blip r:embed="rId21">
+                    <a:blip r:embed="rId20">
                       <a:extLst>
                         <a:ext uri="{28A0092B-C50C-407E-A947-70E740481C1C}">
                           <a14:useLocalDpi xmlns:a14="http://schemas.microsoft.com/office/drawing/2010/main" val="0"/>
@@ -5411,12 +5494,12 @@
         </w:numPr>
         <w:ind w:left="1068"/>
       </w:pPr>
-      <w:bookmarkStart w:id="15" w:name="_Toc201155822"/>
+      <w:bookmarkStart w:id="18" w:name="_Toc203116387"/>
       <w:r>
         <w:lastRenderedPageBreak/>
         <w:t>Material complementario</w:t>
       </w:r>
-      <w:bookmarkEnd w:id="15"/>
+      <w:bookmarkEnd w:id="18"/>
     </w:p>
     <w:tbl>
       <w:tblPr>
@@ -5540,7 +5623,7 @@
             <w:pPr>
               <w:pStyle w:val="TextoTablas"/>
             </w:pPr>
-            <w:hyperlink r:id="rId22" w:history="1">
+            <w:hyperlink r:id="rId21" w:history="1">
               <w:r>
                 <w:rPr>
                   <w:rStyle w:val="Hipervnculo"/>
@@ -5602,7 +5685,7 @@
             <w:pPr>
               <w:pStyle w:val="TextoTablas"/>
             </w:pPr>
-            <w:hyperlink r:id="rId23" w:history="1">
+            <w:hyperlink r:id="rId22" w:history="1">
               <w:r>
                 <w:rPr>
                   <w:rStyle w:val="Hipervnculo"/>
@@ -5719,12 +5802,12 @@
         </w:numPr>
         <w:ind w:left="1068"/>
       </w:pPr>
-      <w:bookmarkStart w:id="16" w:name="_Toc201155823"/>
+      <w:bookmarkStart w:id="19" w:name="_Toc203116388"/>
       <w:r>
         <w:lastRenderedPageBreak/>
         <w:t>Glosario</w:t>
       </w:r>
-      <w:bookmarkEnd w:id="16"/>
+      <w:bookmarkEnd w:id="19"/>
     </w:p>
     <w:p>
       <w:pPr>
@@ -5747,23 +5830,37 @@
           <w:bdr w:val="none" w:sz="0" w:space="0" w:color="auto" w:frame="1"/>
           <w:lang w:eastAsia="es-CO"/>
         </w:rPr>
-        <w:t>: son terrenos o aguas designados para preservar la biodiversidad y los recursos naturales y culturales, gestionados legalmente u otros medios eficaces. su propósito es proteger la diversidad biológica (UICN, 1992).</w:t>
-      </w:r>
-    </w:p>
-    <w:p>
-      <w:pPr>
+        <w:t xml:space="preserve">: son terrenos o aguas designados para preservar la biodiversidad y los recursos naturales y culturales, gestionados legalmente u otros medios eficaces. </w:t>
+      </w:r>
+      <w:r>
         <w:rPr>
           <w:bdr w:val="none" w:sz="0" w:space="0" w:color="auto" w:frame="1"/>
           <w:lang w:eastAsia="es-CO"/>
         </w:rPr>
-      </w:pPr>
-      <w:r>
-        <w:rPr>
-          <w:b/>
-          <w:bCs/>
+        <w:t>S</w:t>
+      </w:r>
+      <w:r>
+        <w:rPr>
           <w:bdr w:val="none" w:sz="0" w:space="0" w:color="auto" w:frame="1"/>
           <w:lang w:eastAsia="es-CO"/>
         </w:rPr>
+        <w:t>u propósito es proteger la diversidad biológica (UICN, 1992).</w:t>
+      </w:r>
+    </w:p>
+    <w:p>
+      <w:pPr>
+        <w:rPr>
+          <w:bdr w:val="none" w:sz="0" w:space="0" w:color="auto" w:frame="1"/>
+          <w:lang w:eastAsia="es-CO"/>
+        </w:rPr>
+      </w:pPr>
+      <w:r>
+        <w:rPr>
+          <w:b/>
+          <w:bCs/>
+          <w:bdr w:val="none" w:sz="0" w:space="0" w:color="auto" w:frame="1"/>
+          <w:lang w:eastAsia="es-CO"/>
+        </w:rPr>
         <w:t xml:space="preserve">Cambio climático: </w:t>
       </w:r>
       <w:r>
@@ -5843,7 +5940,21 @@
           <w:bdr w:val="none" w:sz="0" w:space="0" w:color="auto" w:frame="1"/>
           <w:lang w:eastAsia="es-CO"/>
         </w:rPr>
-        <w:t>estrategia para gestionar los recursos naturales de manera integrada, promoviendo la conservación y el uso sostenible. se basa en el estudio científico de los ecosistemas, considerando las interacciones biológicas y el impacto humano en ellos.</w:t>
+        <w:t xml:space="preserve">estrategia para gestionar los recursos naturales de manera integrada, promoviendo la conservación y el uso sostenible. </w:t>
+      </w:r>
+      <w:r>
+        <w:rPr>
+          <w:bdr w:val="none" w:sz="0" w:space="0" w:color="auto" w:frame="1"/>
+          <w:lang w:eastAsia="es-CO"/>
+        </w:rPr>
+        <w:t>S</w:t>
+      </w:r>
+      <w:r>
+        <w:rPr>
+          <w:bdr w:val="none" w:sz="0" w:space="0" w:color="auto" w:frame="1"/>
+          <w:lang w:eastAsia="es-CO"/>
+        </w:rPr>
+        <w:t>e basa en el estudio científico de los ecosistemas, considerando las interacciones biológicas y el impacto humano en ellos.</w:t>
       </w:r>
     </w:p>
     <w:p>
@@ -6058,7 +6169,7 @@
         </w:numPr>
         <w:ind w:left="1068"/>
       </w:pPr>
-      <w:bookmarkStart w:id="17" w:name="_Toc201155824"/>
+      <w:bookmarkStart w:id="20" w:name="_Toc203116389"/>
       <w:r>
         <w:rPr>
           <w:bdr w:val="none" w:sz="0" w:space="0" w:color="auto" w:frame="1"/>
@@ -6066,7 +6177,7 @@
         <w:lastRenderedPageBreak/>
         <w:t>Referencias bibliográficas</w:t>
       </w:r>
-      <w:bookmarkEnd w:id="17"/>
+      <w:bookmarkEnd w:id="20"/>
     </w:p>
     <w:p>
       <w:pPr>
@@ -6102,7 +6213,7 @@
         </w:rPr>
         <w:t xml:space="preserve"> </w:t>
       </w:r>
-      <w:hyperlink r:id="rId24" w:history="1">
+      <w:hyperlink r:id="rId23" w:history="1">
         <w:r>
           <w:rPr>
             <w:rStyle w:val="Hipervnculo"/>
@@ -6232,9 +6343,8 @@
           <w:lang w:eastAsia="es-CO"/>
           <w14:ligatures w14:val="none"/>
         </w:rPr>
-        <w:t>Organización Mundial del Turismo OMT. (</w:t>
-      </w:r>
-      <w:proofErr w:type="spellStart"/>
+        <w:t>Organización Mundial del Turismo OMT. (s</w:t>
+      </w:r>
       <w:r>
         <w:rPr>
           <w:rFonts w:eastAsia="Times New Roman" w:cstheme="minorHAnsi"/>
@@ -6244,9 +6354,8 @@
           <w:lang w:eastAsia="es-CO"/>
           <w14:ligatures w14:val="none"/>
         </w:rPr>
-        <w:t>sf</w:t>
-      </w:r>
-      <w:proofErr w:type="spellEnd"/>
+        <w:t>.</w:t>
+      </w:r>
       <w:r>
         <w:rPr>
           <w:rFonts w:eastAsia="Times New Roman" w:cstheme="minorHAnsi"/>
@@ -6256,7 +6365,7 @@
           <w:lang w:eastAsia="es-CO"/>
           <w14:ligatures w14:val="none"/>
         </w:rPr>
-        <w:t>). Código Mundial de Ética para el Turismo.</w:t>
+        <w:t>f). Código Mundial de Ética para el Turismo.</w:t>
       </w:r>
     </w:p>
     <w:p>
@@ -6328,31 +6437,7 @@
           <w:lang w:eastAsia="es-CO"/>
           <w14:ligatures w14:val="none"/>
         </w:rPr>
-        <w:t xml:space="preserve">SENA. (2017). </w:t>
-      </w:r>
-      <w:proofErr w:type="spellStart"/>
-      <w:r>
-        <w:rPr>
-          <w:rFonts w:eastAsia="Times New Roman" w:cstheme="minorHAnsi"/>
-          <w:kern w:val="0"/>
-          <w:szCs w:val="28"/>
-          <w:bdr w:val="none" w:sz="0" w:space="0" w:color="auto" w:frame="1"/>
-          <w:lang w:eastAsia="es-CO"/>
-          <w14:ligatures w14:val="none"/>
-        </w:rPr>
-        <w:t>Guianza</w:t>
-      </w:r>
-      <w:proofErr w:type="spellEnd"/>
-      <w:r>
-        <w:rPr>
-          <w:rFonts w:eastAsia="Times New Roman" w:cstheme="minorHAnsi"/>
-          <w:kern w:val="0"/>
-          <w:szCs w:val="28"/>
-          <w:bdr w:val="none" w:sz="0" w:space="0" w:color="auto" w:frame="1"/>
-          <w:lang w:eastAsia="es-CO"/>
-          <w14:ligatures w14:val="none"/>
-        </w:rPr>
-        <w:t xml:space="preserve"> Turística. Armenia</w:t>
+        <w:t>SENA. (2017). Guianza Turística. Armenia</w:t>
       </w:r>
       <w:r>
         <w:rPr>
@@ -6431,12 +6516,12 @@
         </w:numPr>
         <w:ind w:left="708"/>
       </w:pPr>
-      <w:bookmarkStart w:id="18" w:name="_Toc201155825"/>
+      <w:bookmarkStart w:id="21" w:name="_Toc203116390"/>
       <w:r>
         <w:lastRenderedPageBreak/>
         <w:t>Créditos</w:t>
       </w:r>
-      <w:bookmarkEnd w:id="18"/>
+      <w:bookmarkEnd w:id="21"/>
     </w:p>
     <w:tbl>
       <w:tblPr>
@@ -6516,13 +6601,8 @@
             <w:pPr>
               <w:pStyle w:val="TextoTablas"/>
             </w:pPr>
-            <w:proofErr w:type="spellStart"/>
-            <w:r>
-              <w:t>Milady</w:t>
-            </w:r>
-            <w:proofErr w:type="spellEnd"/>
-            <w:r>
-              <w:t xml:space="preserve"> Tatiana Villamil Castellanos</w:t>
+            <w:r>
+              <w:t>Milady Tatiana Villamil Castellanos</w:t>
             </w:r>
           </w:p>
         </w:tc>
@@ -6795,15 +6875,7 @@
               <w:pStyle w:val="TextoTablas"/>
             </w:pPr>
             <w:r>
-              <w:t xml:space="preserve">Johann Sebastián </w:t>
-            </w:r>
-            <w:proofErr w:type="spellStart"/>
-            <w:r>
-              <w:t>Teran</w:t>
-            </w:r>
-            <w:proofErr w:type="spellEnd"/>
-            <w:r>
-              <w:t xml:space="preserve"> Carvajal</w:t>
+              <w:t>Johann Sebastián Teran Carvajal</w:t>
             </w:r>
           </w:p>
         </w:tc>
@@ -6847,15 +6919,7 @@
               <w:pStyle w:val="TextoTablas"/>
             </w:pPr>
             <w:r>
-              <w:t xml:space="preserve">Laura Paola </w:t>
-            </w:r>
-            <w:proofErr w:type="spellStart"/>
-            <w:r>
-              <w:t>Gelvez</w:t>
-            </w:r>
-            <w:proofErr w:type="spellEnd"/>
-            <w:r>
-              <w:t xml:space="preserve"> Manosalva</w:t>
+              <w:t>Laura Paola Gelvez Manosalva</w:t>
             </w:r>
           </w:p>
         </w:tc>
@@ -6868,7 +6932,13 @@
               <w:pStyle w:val="TextoTablas"/>
             </w:pPr>
             <w:r>
-              <w:t>Evaluadora Instruccional</w:t>
+              <w:t xml:space="preserve">Evaluadora </w:t>
+            </w:r>
+            <w:r>
+              <w:t>i</w:t>
+            </w:r>
+            <w:r>
+              <w:t>nstruccional</w:t>
             </w:r>
           </w:p>
         </w:tc>
@@ -6940,8 +7010,8 @@
       </w:pPr>
     </w:p>
     <w:sectPr>
-      <w:headerReference w:type="default" r:id="rId25"/>
-      <w:footerReference w:type="default" r:id="rId26"/>
+      <w:headerReference w:type="default" r:id="rId24"/>
+      <w:footerReference w:type="default" r:id="rId25"/>
       <w:pgSz w:w="12240" w:h="15840"/>
       <w:pgMar w:top="1701" w:right="1134" w:bottom="1134" w:left="1134" w:header="709" w:footer="737" w:gutter="0"/>
       <w:pgNumType w:start="1"/>
@@ -7344,7 +7414,7 @@
         <v:path o:extrusionok="f" gradientshapeok="t" o:connecttype="rect"/>
         <o:lock v:ext="edit" aspectratio="t"/>
       </v:shapetype>
-      <v:shape id="_x0000_i1049" type="#_x0000_t75" style="width:11.15pt;height:11.15pt" o:bullet="t">
+      <v:shape id="_x0000_i1052" type="#_x0000_t75" style="width:10.5pt;height:10.5pt" o:bullet="t">
         <v:imagedata r:id="rId1" o:title="mso8C56"/>
       </v:shape>
     </w:pict>
@@ -9692,6 +9762,232 @@
     </w:lvl>
   </w:abstractNum>
   <w:abstractNum w:abstractNumId="21" w15:restartNumberingAfterBreak="0">
+    <w:nsid w:val="3EE33F36"/>
+    <w:multiLevelType w:val="hybridMultilevel"/>
+    <w:tmpl w:val="99781FEC"/>
+    <w:lvl w:ilvl="0" w:tplc="240A0001">
+      <w:start w:val="1"/>
+      <w:numFmt w:val="bullet"/>
+      <w:lvlText w:val=""/>
+      <w:lvlJc w:val="left"/>
+      <w:pPr>
+        <w:ind w:left="720" w:hanging="360"/>
+      </w:pPr>
+      <w:rPr>
+        <w:rFonts w:ascii="Symbol" w:hAnsi="Symbol" w:hint="default"/>
+      </w:rPr>
+    </w:lvl>
+    <w:lvl w:ilvl="1" w:tplc="240A0003" w:tentative="1">
+      <w:start w:val="1"/>
+      <w:numFmt w:val="bullet"/>
+      <w:lvlText w:val="o"/>
+      <w:lvlJc w:val="left"/>
+      <w:pPr>
+        <w:ind w:left="1440" w:hanging="360"/>
+      </w:pPr>
+      <w:rPr>
+        <w:rFonts w:ascii="Courier New" w:hAnsi="Courier New" w:cs="Courier New" w:hint="default"/>
+      </w:rPr>
+    </w:lvl>
+    <w:lvl w:ilvl="2" w:tplc="240A0005" w:tentative="1">
+      <w:start w:val="1"/>
+      <w:numFmt w:val="bullet"/>
+      <w:lvlText w:val=""/>
+      <w:lvlJc w:val="left"/>
+      <w:pPr>
+        <w:ind w:left="2160" w:hanging="360"/>
+      </w:pPr>
+      <w:rPr>
+        <w:rFonts w:ascii="Wingdings" w:hAnsi="Wingdings" w:hint="default"/>
+      </w:rPr>
+    </w:lvl>
+    <w:lvl w:ilvl="3" w:tplc="240A0001" w:tentative="1">
+      <w:start w:val="1"/>
+      <w:numFmt w:val="bullet"/>
+      <w:lvlText w:val=""/>
+      <w:lvlJc w:val="left"/>
+      <w:pPr>
+        <w:ind w:left="2880" w:hanging="360"/>
+      </w:pPr>
+      <w:rPr>
+        <w:rFonts w:ascii="Symbol" w:hAnsi="Symbol" w:hint="default"/>
+      </w:rPr>
+    </w:lvl>
+    <w:lvl w:ilvl="4" w:tplc="240A0003" w:tentative="1">
+      <w:start w:val="1"/>
+      <w:numFmt w:val="bullet"/>
+      <w:lvlText w:val="o"/>
+      <w:lvlJc w:val="left"/>
+      <w:pPr>
+        <w:ind w:left="3600" w:hanging="360"/>
+      </w:pPr>
+      <w:rPr>
+        <w:rFonts w:ascii="Courier New" w:hAnsi="Courier New" w:cs="Courier New" w:hint="default"/>
+      </w:rPr>
+    </w:lvl>
+    <w:lvl w:ilvl="5" w:tplc="240A0005" w:tentative="1">
+      <w:start w:val="1"/>
+      <w:numFmt w:val="bullet"/>
+      <w:lvlText w:val=""/>
+      <w:lvlJc w:val="left"/>
+      <w:pPr>
+        <w:ind w:left="4320" w:hanging="360"/>
+      </w:pPr>
+      <w:rPr>
+        <w:rFonts w:ascii="Wingdings" w:hAnsi="Wingdings" w:hint="default"/>
+      </w:rPr>
+    </w:lvl>
+    <w:lvl w:ilvl="6" w:tplc="240A0001" w:tentative="1">
+      <w:start w:val="1"/>
+      <w:numFmt w:val="bullet"/>
+      <w:lvlText w:val=""/>
+      <w:lvlJc w:val="left"/>
+      <w:pPr>
+        <w:ind w:left="5040" w:hanging="360"/>
+      </w:pPr>
+      <w:rPr>
+        <w:rFonts w:ascii="Symbol" w:hAnsi="Symbol" w:hint="default"/>
+      </w:rPr>
+    </w:lvl>
+    <w:lvl w:ilvl="7" w:tplc="240A0003" w:tentative="1">
+      <w:start w:val="1"/>
+      <w:numFmt w:val="bullet"/>
+      <w:lvlText w:val="o"/>
+      <w:lvlJc w:val="left"/>
+      <w:pPr>
+        <w:ind w:left="5760" w:hanging="360"/>
+      </w:pPr>
+      <w:rPr>
+        <w:rFonts w:ascii="Courier New" w:hAnsi="Courier New" w:cs="Courier New" w:hint="default"/>
+      </w:rPr>
+    </w:lvl>
+    <w:lvl w:ilvl="8" w:tplc="240A0005" w:tentative="1">
+      <w:start w:val="1"/>
+      <w:numFmt w:val="bullet"/>
+      <w:lvlText w:val=""/>
+      <w:lvlJc w:val="left"/>
+      <w:pPr>
+        <w:ind w:left="6480" w:hanging="360"/>
+      </w:pPr>
+      <w:rPr>
+        <w:rFonts w:ascii="Wingdings" w:hAnsi="Wingdings" w:hint="default"/>
+      </w:rPr>
+    </w:lvl>
+  </w:abstractNum>
+  <w:abstractNum w:abstractNumId="22" w15:restartNumberingAfterBreak="0">
+    <w:nsid w:val="403915B0"/>
+    <w:multiLevelType w:val="hybridMultilevel"/>
+    <w:tmpl w:val="CECAD568"/>
+    <w:lvl w:ilvl="0" w:tplc="240A0001">
+      <w:start w:val="1"/>
+      <w:numFmt w:val="bullet"/>
+      <w:lvlText w:val=""/>
+      <w:lvlJc w:val="left"/>
+      <w:pPr>
+        <w:ind w:left="720" w:hanging="360"/>
+      </w:pPr>
+      <w:rPr>
+        <w:rFonts w:ascii="Symbol" w:hAnsi="Symbol" w:hint="default"/>
+      </w:rPr>
+    </w:lvl>
+    <w:lvl w:ilvl="1" w:tplc="240A0003" w:tentative="1">
+      <w:start w:val="1"/>
+      <w:numFmt w:val="bullet"/>
+      <w:lvlText w:val="o"/>
+      <w:lvlJc w:val="left"/>
+      <w:pPr>
+        <w:ind w:left="1440" w:hanging="360"/>
+      </w:pPr>
+      <w:rPr>
+        <w:rFonts w:ascii="Courier New" w:hAnsi="Courier New" w:cs="Courier New" w:hint="default"/>
+      </w:rPr>
+    </w:lvl>
+    <w:lvl w:ilvl="2" w:tplc="240A0005" w:tentative="1">
+      <w:start w:val="1"/>
+      <w:numFmt w:val="bullet"/>
+      <w:lvlText w:val=""/>
+      <w:lvlJc w:val="left"/>
+      <w:pPr>
+        <w:ind w:left="2160" w:hanging="360"/>
+      </w:pPr>
+      <w:rPr>
+        <w:rFonts w:ascii="Wingdings" w:hAnsi="Wingdings" w:hint="default"/>
+      </w:rPr>
+    </w:lvl>
+    <w:lvl w:ilvl="3" w:tplc="240A0001" w:tentative="1">
+      <w:start w:val="1"/>
+      <w:numFmt w:val="bullet"/>
+      <w:lvlText w:val=""/>
+      <w:lvlJc w:val="left"/>
+      <w:pPr>
+        <w:ind w:left="2880" w:hanging="360"/>
+      </w:pPr>
+      <w:rPr>
+        <w:rFonts w:ascii="Symbol" w:hAnsi="Symbol" w:hint="default"/>
+      </w:rPr>
+    </w:lvl>
+    <w:lvl w:ilvl="4" w:tplc="240A0003" w:tentative="1">
+      <w:start w:val="1"/>
+      <w:numFmt w:val="bullet"/>
+      <w:lvlText w:val="o"/>
+      <w:lvlJc w:val="left"/>
+      <w:pPr>
+        <w:ind w:left="3600" w:hanging="360"/>
+      </w:pPr>
+      <w:rPr>
+        <w:rFonts w:ascii="Courier New" w:hAnsi="Courier New" w:cs="Courier New" w:hint="default"/>
+      </w:rPr>
+    </w:lvl>
+    <w:lvl w:ilvl="5" w:tplc="240A0005" w:tentative="1">
+      <w:start w:val="1"/>
+      <w:numFmt w:val="bullet"/>
+      <w:lvlText w:val=""/>
+      <w:lvlJc w:val="left"/>
+      <w:pPr>
+        <w:ind w:left="4320" w:hanging="360"/>
+      </w:pPr>
+      <w:rPr>
+        <w:rFonts w:ascii="Wingdings" w:hAnsi="Wingdings" w:hint="default"/>
+      </w:rPr>
+    </w:lvl>
+    <w:lvl w:ilvl="6" w:tplc="240A0001" w:tentative="1">
+      <w:start w:val="1"/>
+      <w:numFmt w:val="bullet"/>
+      <w:lvlText w:val=""/>
+      <w:lvlJc w:val="left"/>
+      <w:pPr>
+        <w:ind w:left="5040" w:hanging="360"/>
+      </w:pPr>
+      <w:rPr>
+        <w:rFonts w:ascii="Symbol" w:hAnsi="Symbol" w:hint="default"/>
+      </w:rPr>
+    </w:lvl>
+    <w:lvl w:ilvl="7" w:tplc="240A0003" w:tentative="1">
+      <w:start w:val="1"/>
+      <w:numFmt w:val="bullet"/>
+      <w:lvlText w:val="o"/>
+      <w:lvlJc w:val="left"/>
+      <w:pPr>
+        <w:ind w:left="5760" w:hanging="360"/>
+      </w:pPr>
+      <w:rPr>
+        <w:rFonts w:ascii="Courier New" w:hAnsi="Courier New" w:cs="Courier New" w:hint="default"/>
+      </w:rPr>
+    </w:lvl>
+    <w:lvl w:ilvl="8" w:tplc="240A0005" w:tentative="1">
+      <w:start w:val="1"/>
+      <w:numFmt w:val="bullet"/>
+      <w:lvlText w:val=""/>
+      <w:lvlJc w:val="left"/>
+      <w:pPr>
+        <w:ind w:left="6480" w:hanging="360"/>
+      </w:pPr>
+      <w:rPr>
+        <w:rFonts w:ascii="Wingdings" w:hAnsi="Wingdings" w:hint="default"/>
+      </w:rPr>
+    </w:lvl>
+  </w:abstractNum>
+  <w:abstractNum w:abstractNumId="23" w15:restartNumberingAfterBreak="0">
     <w:nsid w:val="442A435D"/>
     <w:multiLevelType w:val="hybridMultilevel"/>
     <w:tmpl w:val="F3B87EE4"/>
@@ -9777,7 +10073,7 @@
       </w:pPr>
     </w:lvl>
   </w:abstractNum>
-  <w:abstractNum w:abstractNumId="22" w15:restartNumberingAfterBreak="0">
+  <w:abstractNum w:abstractNumId="24" w15:restartNumberingAfterBreak="0">
     <w:nsid w:val="44F82A08"/>
     <w:multiLevelType w:val="hybridMultilevel"/>
     <w:tmpl w:val="76483B5A"/>
@@ -9890,7 +10186,7 @@
       </w:rPr>
     </w:lvl>
   </w:abstractNum>
-  <w:abstractNum w:abstractNumId="23" w15:restartNumberingAfterBreak="0">
+  <w:abstractNum w:abstractNumId="25" w15:restartNumberingAfterBreak="0">
     <w:nsid w:val="47F24365"/>
     <w:multiLevelType w:val="hybridMultilevel"/>
     <w:tmpl w:val="668C82D4"/>
@@ -10003,7 +10299,7 @@
       </w:rPr>
     </w:lvl>
   </w:abstractNum>
-  <w:abstractNum w:abstractNumId="24" w15:restartNumberingAfterBreak="0">
+  <w:abstractNum w:abstractNumId="26" w15:restartNumberingAfterBreak="0">
     <w:nsid w:val="489E28E3"/>
     <w:multiLevelType w:val="hybridMultilevel"/>
     <w:tmpl w:val="9D0EC5AE"/>
@@ -10117,7 +10413,7 @@
       </w:rPr>
     </w:lvl>
   </w:abstractNum>
-  <w:abstractNum w:abstractNumId="25" w15:restartNumberingAfterBreak="0">
+  <w:abstractNum w:abstractNumId="27" w15:restartNumberingAfterBreak="0">
     <w:nsid w:val="48E71A90"/>
     <w:multiLevelType w:val="multilevel"/>
     <w:tmpl w:val="55343816"/>
@@ -10266,7 +10562,7 @@
       </w:rPr>
     </w:lvl>
   </w:abstractNum>
-  <w:abstractNum w:abstractNumId="26" w15:restartNumberingAfterBreak="0">
+  <w:abstractNum w:abstractNumId="28" w15:restartNumberingAfterBreak="0">
     <w:nsid w:val="49476533"/>
     <w:multiLevelType w:val="hybridMultilevel"/>
     <w:tmpl w:val="D5829868"/>
@@ -10379,7 +10675,7 @@
       </w:rPr>
     </w:lvl>
   </w:abstractNum>
-  <w:abstractNum w:abstractNumId="27" w15:restartNumberingAfterBreak="0">
+  <w:abstractNum w:abstractNumId="29" w15:restartNumberingAfterBreak="0">
     <w:nsid w:val="4A136EEC"/>
     <w:multiLevelType w:val="hybridMultilevel"/>
     <w:tmpl w:val="D2FA6262"/>
@@ -10493,7 +10789,7 @@
       </w:rPr>
     </w:lvl>
   </w:abstractNum>
-  <w:abstractNum w:abstractNumId="28" w15:restartNumberingAfterBreak="0">
+  <w:abstractNum w:abstractNumId="30" w15:restartNumberingAfterBreak="0">
     <w:nsid w:val="4EBE1EF6"/>
     <w:multiLevelType w:val="hybridMultilevel"/>
     <w:tmpl w:val="F6A60586"/>
@@ -10586,7 +10882,7 @@
       </w:pPr>
     </w:lvl>
   </w:abstractNum>
-  <w:abstractNum w:abstractNumId="29" w15:restartNumberingAfterBreak="0">
+  <w:abstractNum w:abstractNumId="31" w15:restartNumberingAfterBreak="0">
     <w:nsid w:val="507E46A4"/>
     <w:multiLevelType w:val="hybridMultilevel"/>
     <w:tmpl w:val="776E4D88"/>
@@ -10699,7 +10995,7 @@
       </w:rPr>
     </w:lvl>
   </w:abstractNum>
-  <w:abstractNum w:abstractNumId="30" w15:restartNumberingAfterBreak="0">
+  <w:abstractNum w:abstractNumId="32" w15:restartNumberingAfterBreak="0">
     <w:nsid w:val="5534609C"/>
     <w:multiLevelType w:val="hybridMultilevel"/>
     <w:tmpl w:val="FE2C614E"/>
@@ -10812,7 +11108,7 @@
       </w:rPr>
     </w:lvl>
   </w:abstractNum>
-  <w:abstractNum w:abstractNumId="31" w15:restartNumberingAfterBreak="0">
+  <w:abstractNum w:abstractNumId="33" w15:restartNumberingAfterBreak="0">
     <w:nsid w:val="558F1774"/>
     <w:multiLevelType w:val="hybridMultilevel"/>
     <w:tmpl w:val="536E038A"/>
@@ -10927,7 +11223,7 @@
       </w:rPr>
     </w:lvl>
   </w:abstractNum>
-  <w:abstractNum w:abstractNumId="32" w15:restartNumberingAfterBreak="0">
+  <w:abstractNum w:abstractNumId="34" w15:restartNumberingAfterBreak="0">
     <w:nsid w:val="576218A8"/>
     <w:multiLevelType w:val="hybridMultilevel"/>
     <w:tmpl w:val="B2421098"/>
@@ -11040,7 +11336,7 @@
       </w:rPr>
     </w:lvl>
   </w:abstractNum>
-  <w:abstractNum w:abstractNumId="33" w15:restartNumberingAfterBreak="0">
+  <w:abstractNum w:abstractNumId="35" w15:restartNumberingAfterBreak="0">
     <w:nsid w:val="5BD70D10"/>
     <w:multiLevelType w:val="multilevel"/>
     <w:tmpl w:val="978C604E"/>
@@ -11189,7 +11485,7 @@
       </w:rPr>
     </w:lvl>
   </w:abstractNum>
-  <w:abstractNum w:abstractNumId="34" w15:restartNumberingAfterBreak="0">
+  <w:abstractNum w:abstractNumId="36" w15:restartNumberingAfterBreak="0">
     <w:nsid w:val="61804109"/>
     <w:multiLevelType w:val="hybridMultilevel"/>
     <w:tmpl w:val="E1E2563E"/>
@@ -11302,7 +11598,7 @@
       </w:rPr>
     </w:lvl>
   </w:abstractNum>
-  <w:abstractNum w:abstractNumId="35" w15:restartNumberingAfterBreak="0">
+  <w:abstractNum w:abstractNumId="37" w15:restartNumberingAfterBreak="0">
     <w:nsid w:val="659020E2"/>
     <w:multiLevelType w:val="hybridMultilevel"/>
     <w:tmpl w:val="749CE94E"/>
@@ -11388,7 +11684,7 @@
       </w:pPr>
     </w:lvl>
   </w:abstractNum>
-  <w:abstractNum w:abstractNumId="36" w15:restartNumberingAfterBreak="0">
+  <w:abstractNum w:abstractNumId="38" w15:restartNumberingAfterBreak="0">
     <w:nsid w:val="671A2784"/>
     <w:multiLevelType w:val="hybridMultilevel"/>
     <w:tmpl w:val="565A347C"/>
@@ -11501,7 +11797,7 @@
       </w:rPr>
     </w:lvl>
   </w:abstractNum>
-  <w:abstractNum w:abstractNumId="37" w15:restartNumberingAfterBreak="0">
+  <w:abstractNum w:abstractNumId="39" w15:restartNumberingAfterBreak="0">
     <w:nsid w:val="69E11FD6"/>
     <w:multiLevelType w:val="hybridMultilevel"/>
     <w:tmpl w:val="0330C4F0"/>
@@ -11614,7 +11910,7 @@
       </w:rPr>
     </w:lvl>
   </w:abstractNum>
-  <w:abstractNum w:abstractNumId="38" w15:restartNumberingAfterBreak="0">
+  <w:abstractNum w:abstractNumId="40" w15:restartNumberingAfterBreak="0">
     <w:nsid w:val="709E24DB"/>
     <w:multiLevelType w:val="hybridMultilevel"/>
     <w:tmpl w:val="41884BA6"/>
@@ -11729,7 +12025,7 @@
       </w:pPr>
     </w:lvl>
   </w:abstractNum>
-  <w:abstractNum w:abstractNumId="39" w15:restartNumberingAfterBreak="0">
+  <w:abstractNum w:abstractNumId="41" w15:restartNumberingAfterBreak="0">
     <w:nsid w:val="724D438A"/>
     <w:multiLevelType w:val="hybridMultilevel"/>
     <w:tmpl w:val="AD042384"/>
@@ -11842,7 +12138,7 @@
       </w:rPr>
     </w:lvl>
   </w:abstractNum>
-  <w:abstractNum w:abstractNumId="40" w15:restartNumberingAfterBreak="0">
+  <w:abstractNum w:abstractNumId="42" w15:restartNumberingAfterBreak="0">
     <w:nsid w:val="728F305F"/>
     <w:multiLevelType w:val="hybridMultilevel"/>
     <w:tmpl w:val="F5709550"/>
@@ -11955,7 +12251,7 @@
       </w:rPr>
     </w:lvl>
   </w:abstractNum>
-  <w:abstractNum w:abstractNumId="41" w15:restartNumberingAfterBreak="0">
+  <w:abstractNum w:abstractNumId="43" w15:restartNumberingAfterBreak="0">
     <w:nsid w:val="77BF3BC2"/>
     <w:multiLevelType w:val="hybridMultilevel"/>
     <w:tmpl w:val="97702FE2"/>
@@ -12068,7 +12364,7 @@
       </w:rPr>
     </w:lvl>
   </w:abstractNum>
-  <w:abstractNum w:abstractNumId="42" w15:restartNumberingAfterBreak="0">
+  <w:abstractNum w:abstractNumId="44" w15:restartNumberingAfterBreak="0">
     <w:nsid w:val="794A713C"/>
     <w:multiLevelType w:val="hybridMultilevel"/>
     <w:tmpl w:val="C1AA1D98"/>
@@ -12181,7 +12477,7 @@
       </w:rPr>
     </w:lvl>
   </w:abstractNum>
-  <w:abstractNum w:abstractNumId="43" w15:restartNumberingAfterBreak="0">
+  <w:abstractNum w:abstractNumId="45" w15:restartNumberingAfterBreak="0">
     <w:nsid w:val="7A3637B6"/>
     <w:multiLevelType w:val="hybridMultilevel"/>
     <w:tmpl w:val="0C381070"/>
@@ -12294,7 +12590,7 @@
       </w:rPr>
     </w:lvl>
   </w:abstractNum>
-  <w:abstractNum w:abstractNumId="44" w15:restartNumberingAfterBreak="0">
+  <w:abstractNum w:abstractNumId="46" w15:restartNumberingAfterBreak="0">
     <w:nsid w:val="7C161D1C"/>
     <w:multiLevelType w:val="multilevel"/>
     <w:tmpl w:val="476430D0"/>
@@ -12429,7 +12725,7 @@
       </w:pPr>
     </w:lvl>
   </w:abstractNum>
-  <w:abstractNum w:abstractNumId="45" w15:restartNumberingAfterBreak="0">
+  <w:abstractNum w:abstractNumId="47" w15:restartNumberingAfterBreak="0">
     <w:nsid w:val="7C39762F"/>
     <w:multiLevelType w:val="hybridMultilevel"/>
     <w:tmpl w:val="4F328E70"/>
@@ -12544,7 +12840,7 @@
     </w:lvl>
   </w:abstractNum>
   <w:num w:numId="1">
-    <w:abstractNumId w:val="44"/>
+    <w:abstractNumId w:val="46"/>
   </w:num>
   <w:num w:numId="2">
     <w:abstractNumId w:val="0"/>
@@ -12553,7 +12849,7 @@
     <w:abstractNumId w:val="13"/>
   </w:num>
   <w:num w:numId="4">
-    <w:abstractNumId w:val="28"/>
+    <w:abstractNumId w:val="30"/>
   </w:num>
   <w:num w:numId="5">
     <w:abstractNumId w:val="17"/>
@@ -12562,31 +12858,31 @@
     <w:abstractNumId w:val="8"/>
   </w:num>
   <w:num w:numId="7">
-    <w:abstractNumId w:val="38"/>
+    <w:abstractNumId w:val="40"/>
   </w:num>
   <w:num w:numId="8">
-    <w:abstractNumId w:val="22"/>
+    <w:abstractNumId w:val="24"/>
   </w:num>
   <w:num w:numId="9">
-    <w:abstractNumId w:val="24"/>
+    <w:abstractNumId w:val="26"/>
   </w:num>
   <w:num w:numId="10">
-    <w:abstractNumId w:val="45"/>
+    <w:abstractNumId w:val="47"/>
   </w:num>
   <w:num w:numId="11">
-    <w:abstractNumId w:val="41"/>
+    <w:abstractNumId w:val="43"/>
   </w:num>
   <w:num w:numId="12">
     <w:abstractNumId w:val="2"/>
   </w:num>
   <w:num w:numId="13">
-    <w:abstractNumId w:val="23"/>
+    <w:abstractNumId w:val="25"/>
   </w:num>
   <w:num w:numId="14">
-    <w:abstractNumId w:val="27"/>
+    <w:abstractNumId w:val="29"/>
   </w:num>
   <w:num w:numId="15">
-    <w:abstractNumId w:val="29"/>
+    <w:abstractNumId w:val="31"/>
   </w:num>
   <w:num w:numId="16">
     <w:abstractNumId w:val="15"/>
@@ -12595,16 +12891,16 @@
     <w:abstractNumId w:val="12"/>
   </w:num>
   <w:num w:numId="18">
-    <w:abstractNumId w:val="36"/>
+    <w:abstractNumId w:val="38"/>
   </w:num>
   <w:num w:numId="19">
-    <w:abstractNumId w:val="42"/>
+    <w:abstractNumId w:val="44"/>
   </w:num>
   <w:num w:numId="20">
     <w:abstractNumId w:val="14"/>
   </w:num>
   <w:num w:numId="21">
-    <w:abstractNumId w:val="40"/>
+    <w:abstractNumId w:val="42"/>
   </w:num>
   <w:num w:numId="22">
     <w:abstractNumId w:val="11"/>
@@ -12613,25 +12909,25 @@
     <w:abstractNumId w:val="19"/>
   </w:num>
   <w:num w:numId="24">
-    <w:abstractNumId w:val="43"/>
+    <w:abstractNumId w:val="45"/>
   </w:num>
   <w:num w:numId="25">
     <w:abstractNumId w:val="3"/>
   </w:num>
   <w:num w:numId="26">
-    <w:abstractNumId w:val="30"/>
+    <w:abstractNumId w:val="32"/>
   </w:num>
   <w:num w:numId="27">
-    <w:abstractNumId w:val="31"/>
+    <w:abstractNumId w:val="33"/>
   </w:num>
   <w:num w:numId="28">
-    <w:abstractNumId w:val="21"/>
+    <w:abstractNumId w:val="23"/>
   </w:num>
   <w:num w:numId="29">
-    <w:abstractNumId w:val="39"/>
+    <w:abstractNumId w:val="41"/>
   </w:num>
   <w:num w:numId="30">
-    <w:abstractNumId w:val="25"/>
+    <w:abstractNumId w:val="27"/>
   </w:num>
   <w:num w:numId="31">
     <w:abstractNumId w:val="16"/>
@@ -12640,13 +12936,13 @@
     <w:abstractNumId w:val="20"/>
   </w:num>
   <w:num w:numId="33">
-    <w:abstractNumId w:val="26"/>
+    <w:abstractNumId w:val="28"/>
   </w:num>
   <w:num w:numId="34">
     <w:abstractNumId w:val="7"/>
   </w:num>
   <w:num w:numId="35">
-    <w:abstractNumId w:val="37"/>
+    <w:abstractNumId w:val="39"/>
   </w:num>
   <w:num w:numId="36">
     <w:abstractNumId w:val="10"/>
@@ -12658,13 +12954,13 @@
     <w:abstractNumId w:val="5"/>
   </w:num>
   <w:num w:numId="39">
-    <w:abstractNumId w:val="32"/>
+    <w:abstractNumId w:val="34"/>
   </w:num>
   <w:num w:numId="40">
-    <w:abstractNumId w:val="33"/>
+    <w:abstractNumId w:val="35"/>
   </w:num>
   <w:num w:numId="41">
-    <w:abstractNumId w:val="35"/>
+    <w:abstractNumId w:val="37"/>
   </w:num>
   <w:num w:numId="42">
     <w:abstractNumId w:val="18"/>
@@ -12679,7 +12975,13 @@
     <w:abstractNumId w:val="9"/>
   </w:num>
   <w:num w:numId="46">
-    <w:abstractNumId w:val="34"/>
+    <w:abstractNumId w:val="36"/>
+  </w:num>
+  <w:num w:numId="47">
+    <w:abstractNumId w:val="21"/>
+  </w:num>
+  <w:num w:numId="48">
+    <w:abstractNumId w:val="22"/>
   </w:num>
   <w:numIdMacAtCleanup w:val="23"/>
 </w:numbering>

--- a/fuentes/CF3_63310033_DU.docx
+++ b/fuentes/CF3_63310033_DU.docx
@@ -1,6 +1,6 @@
 
 <file path=word/document.xml><?xml version="1.0" encoding="utf-8"?>
-<w:document xmlns:wpc="http://schemas.microsoft.com/office/word/2010/wordprocessingCanvas" xmlns:cx="http://schemas.microsoft.com/office/drawing/2014/chartex" xmlns:cx1="http://schemas.microsoft.com/office/drawing/2015/9/8/chartex" xmlns:cx2="http://schemas.microsoft.com/office/drawing/2015/10/21/chartex" xmlns:cx3="http://schemas.microsoft.com/office/drawing/2016/5/9/chartex" xmlns:cx4="http://schemas.microsoft.com/office/drawing/2016/5/10/chartex" xmlns:cx5="http://schemas.microsoft.com/office/drawing/2016/5/11/chartex" xmlns:cx6="http://schemas.microsoft.com/office/drawing/2016/5/12/chartex" xmlns:cx7="http://schemas.microsoft.com/office/drawing/2016/5/13/chartex" xmlns:cx8="http://schemas.microsoft.com/office/drawing/2016/5/14/chartex" xmlns:mc="http://schemas.openxmlformats.org/markup-compatibility/2006" xmlns:aink="http://schemas.microsoft.com/office/drawing/2016/ink" xmlns:am3d="http://schemas.microsoft.com/office/drawing/2017/model3d" xmlns:o="urn:schemas-microsoft-com:office:office" xmlns:r="http://schemas.openxmlformats.org/officeDocument/2006/relationships" xmlns:m="http://schemas.openxmlformats.org/officeDocument/2006/math" xmlns:v="urn:schemas-microsoft-com:vml" xmlns:wp14="http://schemas.microsoft.com/office/word/2010/wordprocessingDrawing" xmlns:wp="http://schemas.openxmlformats.org/drawingml/2006/wordprocessingDrawing" xmlns:w10="urn:schemas-microsoft-com:office:word" xmlns:w="http://schemas.openxmlformats.org/wordprocessingml/2006/main" xmlns:w14="http://schemas.microsoft.com/office/word/2010/wordml" xmlns:w15="http://schemas.microsoft.com/office/word/2012/wordml" xmlns:w16cex="http://schemas.microsoft.com/office/word/2018/wordml/cex" xmlns:w16cid="http://schemas.microsoft.com/office/word/2016/wordml/cid" xmlns:w16="http://schemas.microsoft.com/office/word/2018/wordml" xmlns:w16sdtdh="http://schemas.microsoft.com/office/word/2020/wordml/sdtdatahash" xmlns:w16se="http://schemas.microsoft.com/office/word/2015/wordml/symex" xmlns:wpg="http://schemas.microsoft.com/office/word/2010/wordprocessingGroup" xmlns:wpi="http://schemas.microsoft.com/office/word/2010/wordprocessingInk" xmlns:wne="http://schemas.microsoft.com/office/word/2006/wordml" xmlns:wps="http://schemas.microsoft.com/office/word/2010/wordprocessingShape" mc:Ignorable="w14 w15 w16se w16cid w16 w16cex w16sdtdh wp14">
+<w:document xmlns:wpc="http://schemas.microsoft.com/office/word/2010/wordprocessingCanvas" xmlns:cx="http://schemas.microsoft.com/office/drawing/2014/chartex" xmlns:cx1="http://schemas.microsoft.com/office/drawing/2015/9/8/chartex" xmlns:cx2="http://schemas.microsoft.com/office/drawing/2015/10/21/chartex" xmlns:cx3="http://schemas.microsoft.com/office/drawing/2016/5/9/chartex" xmlns:cx4="http://schemas.microsoft.com/office/drawing/2016/5/10/chartex" xmlns:cx5="http://schemas.microsoft.com/office/drawing/2016/5/11/chartex" xmlns:cx6="http://schemas.microsoft.com/office/drawing/2016/5/12/chartex" xmlns:cx7="http://schemas.microsoft.com/office/drawing/2016/5/13/chartex" xmlns:cx8="http://schemas.microsoft.com/office/drawing/2016/5/14/chartex" xmlns:mc="http://schemas.openxmlformats.org/markup-compatibility/2006" xmlns:aink="http://schemas.microsoft.com/office/drawing/2016/ink" xmlns:am3d="http://schemas.microsoft.com/office/drawing/2017/model3d" xmlns:o="urn:schemas-microsoft-com:office:office" xmlns:oel="http://schemas.microsoft.com/office/2019/extlst" xmlns:r="http://schemas.openxmlformats.org/officeDocument/2006/relationships" xmlns:m="http://schemas.openxmlformats.org/officeDocument/2006/math" xmlns:v="urn:schemas-microsoft-com:vml" xmlns:wp14="http://schemas.microsoft.com/office/word/2010/wordprocessingDrawing" xmlns:wp="http://schemas.openxmlformats.org/drawingml/2006/wordprocessingDrawing" xmlns:w10="urn:schemas-microsoft-com:office:word" xmlns:w="http://schemas.openxmlformats.org/wordprocessingml/2006/main" xmlns:w14="http://schemas.microsoft.com/office/word/2010/wordml" xmlns:w15="http://schemas.microsoft.com/office/word/2012/wordml" xmlns:w16cex="http://schemas.microsoft.com/office/word/2018/wordml/cex" xmlns:w16cid="http://schemas.microsoft.com/office/word/2016/wordml/cid" xmlns:w16="http://schemas.microsoft.com/office/word/2018/wordml" xmlns:w16du="http://schemas.microsoft.com/office/word/2023/wordml/word16du" xmlns:w16sdtdh="http://schemas.microsoft.com/office/word/2020/wordml/sdtdatahash" xmlns:w16sdtfl="http://schemas.microsoft.com/office/word/2024/wordml/sdtformatlock" xmlns:w16se="http://schemas.microsoft.com/office/word/2015/wordml/symex" xmlns:wpg="http://schemas.microsoft.com/office/word/2010/wordprocessingGroup" xmlns:wpi="http://schemas.microsoft.com/office/word/2010/wordprocessingInk" xmlns:wne="http://schemas.microsoft.com/office/word/2006/wordml" xmlns:wps="http://schemas.microsoft.com/office/word/2010/wordprocessingShape" mc:Ignorable="w14 w15 w16se w16cid w16 w16cex w16sdtdh w16sdtfl w16du wp14">
   <w:body>
     <w:p>
       <w:r>
@@ -2183,13 +2183,23 @@
           <w:lang w:eastAsia="es-CO"/>
         </w:rPr>
       </w:pPr>
-      <w:r>
-        <w:rPr>
-          <w:b/>
-          <w:bCs/>
-          <w:lang w:eastAsia="es-CO"/>
-        </w:rPr>
-        <w:t>Torrentismo:</w:t>
+      <w:proofErr w:type="spellStart"/>
+      <w:r>
+        <w:rPr>
+          <w:b/>
+          <w:bCs/>
+          <w:lang w:eastAsia="es-CO"/>
+        </w:rPr>
+        <w:t>Torrentismo</w:t>
+      </w:r>
+      <w:proofErr w:type="spellEnd"/>
+      <w:r>
+        <w:rPr>
+          <w:b/>
+          <w:bCs/>
+          <w:lang w:eastAsia="es-CO"/>
+        </w:rPr>
+        <w:t>:</w:t>
       </w:r>
       <w:r>
         <w:rPr>
@@ -2262,6 +2272,7 @@
           <w:lang w:eastAsia="es-CO"/>
         </w:rPr>
       </w:pPr>
+      <w:proofErr w:type="spellStart"/>
       <w:r>
         <w:rPr>
           <w:rStyle w:val="Extranjerismo"/>
@@ -2271,6 +2282,7 @@
         </w:rPr>
         <w:t>Trekking</w:t>
       </w:r>
+      <w:proofErr w:type="spellEnd"/>
       <w:r>
         <w:rPr>
           <w:b/>
@@ -3002,7 +3014,25 @@
           <w:bCs/>
           <w:lang w:eastAsia="es-CO"/>
         </w:rPr>
-        <w:t>Transformación hacia una monoeconomía:</w:t>
+        <w:t xml:space="preserve">Transformación hacia una </w:t>
+      </w:r>
+      <w:proofErr w:type="spellStart"/>
+      <w:r>
+        <w:rPr>
+          <w:b/>
+          <w:bCs/>
+          <w:lang w:eastAsia="es-CO"/>
+        </w:rPr>
+        <w:t>monoeconomía</w:t>
+      </w:r>
+      <w:proofErr w:type="spellEnd"/>
+      <w:r>
+        <w:rPr>
+          <w:b/>
+          <w:bCs/>
+          <w:lang w:eastAsia="es-CO"/>
+        </w:rPr>
+        <w:t>:</w:t>
       </w:r>
       <w:r>
         <w:rPr>
@@ -5165,12 +5195,16 @@
                 <w:ilvl w:val="0"/>
                 <w:numId w:val="48"/>
               </w:numPr>
+              <w:rPr>
+                <w:rFonts w:cs="Calibri"/>
+                <w:color w:val="000000" w:themeColor="text1"/>
+              </w:rPr>
             </w:pPr>
             <w:r>
               <w:rPr>
                 <w:rStyle w:val="mb-0"/>
-                <w:rFonts w:ascii="Roboto" w:hAnsi="Roboto"/>
-                <w:color w:val="12263F"/>
+                <w:rFonts w:cs="Calibri"/>
+                <w:color w:val="000000" w:themeColor="text1"/>
                 <w:bdr w:val="none" w:sz="0" w:space="0" w:color="auto" w:frame="1"/>
               </w:rPr>
               <w:lastRenderedPageBreak/>
@@ -5195,12 +5229,16 @@
                 <w:ilvl w:val="0"/>
                 <w:numId w:val="48"/>
               </w:numPr>
+              <w:rPr>
+                <w:rFonts w:cs="Calibri"/>
+                <w:color w:val="000000" w:themeColor="text1"/>
+              </w:rPr>
             </w:pPr>
             <w:r>
               <w:rPr>
                 <w:rStyle w:val="mb-0"/>
-                <w:rFonts w:ascii="Roboto" w:hAnsi="Roboto"/>
-                <w:color w:val="12263F"/>
+                <w:rFonts w:cs="Calibri"/>
+                <w:color w:val="000000" w:themeColor="text1"/>
                 <w:bdr w:val="none" w:sz="0" w:space="0" w:color="auto" w:frame="1"/>
               </w:rPr>
               <w:t>Sobreexplotación de la pesca</w:t>
@@ -6365,12 +6403,9 @@
           <w:lang w:eastAsia="es-CO"/>
           <w14:ligatures w14:val="none"/>
         </w:rPr>
-        <w:t>f). Código Mundial de Ética para el Turismo.</w:t>
-      </w:r>
-    </w:p>
-    <w:p>
-      <w:pPr>
-        <w:ind w:left="709" w:hanging="709"/>
+        <w:t>f</w:t>
+      </w:r>
+      <w:r>
         <w:rPr>
           <w:rFonts w:eastAsia="Times New Roman" w:cstheme="minorHAnsi"/>
           <w:kern w:val="0"/>
@@ -6379,7 +6414,8 @@
           <w:lang w:eastAsia="es-CO"/>
           <w14:ligatures w14:val="none"/>
         </w:rPr>
-      </w:pPr>
+        <w:t>.</w:t>
+      </w:r>
       <w:r>
         <w:rPr>
           <w:rFonts w:eastAsia="Times New Roman" w:cstheme="minorHAnsi"/>
@@ -6389,7 +6425,7 @@
           <w:lang w:eastAsia="es-CO"/>
           <w14:ligatures w14:val="none"/>
         </w:rPr>
-        <w:t>Organización Mundial del Turismo OMT. (s.f.). Entender el turismo: Glosario Básico.</w:t>
+        <w:t>). Código Mundial de Ética para el Turismo.</w:t>
       </w:r>
     </w:p>
     <w:p>
@@ -6413,7 +6449,7 @@
           <w:lang w:eastAsia="es-CO"/>
           <w14:ligatures w14:val="none"/>
         </w:rPr>
-        <w:t>SENA. (2011). TURISMO: HISTORIA, MORFOLOGÍA y TIPOLOGÍA.</w:t>
+        <w:t>Organización Mundial del Turismo OMT. (s.f.). Entender el turismo: Glosario Básico.</w:t>
       </w:r>
     </w:p>
     <w:p>
@@ -6437,7 +6473,55 @@
           <w:lang w:eastAsia="es-CO"/>
           <w14:ligatures w14:val="none"/>
         </w:rPr>
-        <w:t>SENA. (2017). Guianza Turística. Armenia</w:t>
+        <w:t>SENA. (2011). TURISMO: HISTORIA, MORFOLOGÍA y TIPOLOGÍA.</w:t>
+      </w:r>
+    </w:p>
+    <w:p>
+      <w:pPr>
+        <w:ind w:left="709" w:hanging="709"/>
+        <w:rPr>
+          <w:rFonts w:eastAsia="Times New Roman" w:cstheme="minorHAnsi"/>
+          <w:kern w:val="0"/>
+          <w:szCs w:val="28"/>
+          <w:bdr w:val="none" w:sz="0" w:space="0" w:color="auto" w:frame="1"/>
+          <w:lang w:eastAsia="es-CO"/>
+          <w14:ligatures w14:val="none"/>
+        </w:rPr>
+      </w:pPr>
+      <w:r>
+        <w:rPr>
+          <w:rFonts w:eastAsia="Times New Roman" w:cstheme="minorHAnsi"/>
+          <w:kern w:val="0"/>
+          <w:szCs w:val="28"/>
+          <w:bdr w:val="none" w:sz="0" w:space="0" w:color="auto" w:frame="1"/>
+          <w:lang w:eastAsia="es-CO"/>
+          <w14:ligatures w14:val="none"/>
+        </w:rPr>
+        <w:t xml:space="preserve">SENA. (2017). </w:t>
+      </w:r>
+      <w:proofErr w:type="spellStart"/>
+      <w:r>
+        <w:rPr>
+          <w:rFonts w:eastAsia="Times New Roman" w:cstheme="minorHAnsi"/>
+          <w:kern w:val="0"/>
+          <w:szCs w:val="28"/>
+          <w:bdr w:val="none" w:sz="0" w:space="0" w:color="auto" w:frame="1"/>
+          <w:lang w:eastAsia="es-CO"/>
+          <w14:ligatures w14:val="none"/>
+        </w:rPr>
+        <w:t>Guianza</w:t>
+      </w:r>
+      <w:proofErr w:type="spellEnd"/>
+      <w:r>
+        <w:rPr>
+          <w:rFonts w:eastAsia="Times New Roman" w:cstheme="minorHAnsi"/>
+          <w:kern w:val="0"/>
+          <w:szCs w:val="28"/>
+          <w:bdr w:val="none" w:sz="0" w:space="0" w:color="auto" w:frame="1"/>
+          <w:lang w:eastAsia="es-CO"/>
+          <w14:ligatures w14:val="none"/>
+        </w:rPr>
+        <w:t xml:space="preserve"> Turística. Armenia</w:t>
       </w:r>
       <w:r>
         <w:rPr>
@@ -6748,7 +6832,13 @@
               <w:pStyle w:val="TextoTablas"/>
             </w:pPr>
             <w:r>
-              <w:t>Evaluadora Instruccional</w:t>
+              <w:t xml:space="preserve">Evaluadora </w:t>
+            </w:r>
+            <w:r>
+              <w:t>i</w:t>
+            </w:r>
+            <w:r>
+              <w:t>nstruccional</w:t>
             </w:r>
           </w:p>
         </w:tc>
@@ -7023,7 +7113,7 @@
 </file>
 
 <file path=word/endnotes.xml><?xml version="1.0" encoding="utf-8"?>
-<w:endnotes xmlns:wpc="http://schemas.microsoft.com/office/word/2010/wordprocessingCanvas" xmlns:cx="http://schemas.microsoft.com/office/drawing/2014/chartex" xmlns:cx1="http://schemas.microsoft.com/office/drawing/2015/9/8/chartex" xmlns:cx2="http://schemas.microsoft.com/office/drawing/2015/10/21/chartex" xmlns:cx3="http://schemas.microsoft.com/office/drawing/2016/5/9/chartex" xmlns:cx4="http://schemas.microsoft.com/office/drawing/2016/5/10/chartex" xmlns:cx5="http://schemas.microsoft.com/office/drawing/2016/5/11/chartex" xmlns:cx6="http://schemas.microsoft.com/office/drawing/2016/5/12/chartex" xmlns:cx7="http://schemas.microsoft.com/office/drawing/2016/5/13/chartex" xmlns:cx8="http://schemas.microsoft.com/office/drawing/2016/5/14/chartex" xmlns:mc="http://schemas.openxmlformats.org/markup-compatibility/2006" xmlns:aink="http://schemas.microsoft.com/office/drawing/2016/ink" xmlns:am3d="http://schemas.microsoft.com/office/drawing/2017/model3d" xmlns:o="urn:schemas-microsoft-com:office:office" xmlns:r="http://schemas.openxmlformats.org/officeDocument/2006/relationships" xmlns:m="http://schemas.openxmlformats.org/officeDocument/2006/math" xmlns:v="urn:schemas-microsoft-com:vml" xmlns:wp14="http://schemas.microsoft.com/office/word/2010/wordprocessingDrawing" xmlns:wp="http://schemas.openxmlformats.org/drawingml/2006/wordprocessingDrawing" xmlns:w10="urn:schemas-microsoft-com:office:word" xmlns:w="http://schemas.openxmlformats.org/wordprocessingml/2006/main" xmlns:w14="http://schemas.microsoft.com/office/word/2010/wordml" xmlns:w15="http://schemas.microsoft.com/office/word/2012/wordml" xmlns:w16cex="http://schemas.microsoft.com/office/word/2018/wordml/cex" xmlns:w16cid="http://schemas.microsoft.com/office/word/2016/wordml/cid" xmlns:w16="http://schemas.microsoft.com/office/word/2018/wordml" xmlns:w16sdtdh="http://schemas.microsoft.com/office/word/2020/wordml/sdtdatahash" xmlns:w16se="http://schemas.microsoft.com/office/word/2015/wordml/symex" xmlns:wpg="http://schemas.microsoft.com/office/word/2010/wordprocessingGroup" xmlns:wpi="http://schemas.microsoft.com/office/word/2010/wordprocessingInk" xmlns:wne="http://schemas.microsoft.com/office/word/2006/wordml" xmlns:wps="http://schemas.microsoft.com/office/word/2010/wordprocessingShape" mc:Ignorable="w14 w15 w16se w16cid w16 w16cex w16sdtdh wp14">
+<w:endnotes xmlns:wpc="http://schemas.microsoft.com/office/word/2010/wordprocessingCanvas" xmlns:cx="http://schemas.microsoft.com/office/drawing/2014/chartex" xmlns:cx1="http://schemas.microsoft.com/office/drawing/2015/9/8/chartex" xmlns:cx2="http://schemas.microsoft.com/office/drawing/2015/10/21/chartex" xmlns:cx3="http://schemas.microsoft.com/office/drawing/2016/5/9/chartex" xmlns:cx4="http://schemas.microsoft.com/office/drawing/2016/5/10/chartex" xmlns:cx5="http://schemas.microsoft.com/office/drawing/2016/5/11/chartex" xmlns:cx6="http://schemas.microsoft.com/office/drawing/2016/5/12/chartex" xmlns:cx7="http://schemas.microsoft.com/office/drawing/2016/5/13/chartex" xmlns:cx8="http://schemas.microsoft.com/office/drawing/2016/5/14/chartex" xmlns:mc="http://schemas.openxmlformats.org/markup-compatibility/2006" xmlns:aink="http://schemas.microsoft.com/office/drawing/2016/ink" xmlns:am3d="http://schemas.microsoft.com/office/drawing/2017/model3d" xmlns:o="urn:schemas-microsoft-com:office:office" xmlns:oel="http://schemas.microsoft.com/office/2019/extlst" xmlns:r="http://schemas.openxmlformats.org/officeDocument/2006/relationships" xmlns:m="http://schemas.openxmlformats.org/officeDocument/2006/math" xmlns:v="urn:schemas-microsoft-com:vml" xmlns:wp14="http://schemas.microsoft.com/office/word/2010/wordprocessingDrawing" xmlns:wp="http://schemas.openxmlformats.org/drawingml/2006/wordprocessingDrawing" xmlns:w10="urn:schemas-microsoft-com:office:word" xmlns:w="http://schemas.openxmlformats.org/wordprocessingml/2006/main" xmlns:w14="http://schemas.microsoft.com/office/word/2010/wordml" xmlns:w15="http://schemas.microsoft.com/office/word/2012/wordml" xmlns:w16cex="http://schemas.microsoft.com/office/word/2018/wordml/cex" xmlns:w16cid="http://schemas.microsoft.com/office/word/2016/wordml/cid" xmlns:w16="http://schemas.microsoft.com/office/word/2018/wordml" xmlns:w16du="http://schemas.microsoft.com/office/word/2023/wordml/word16du" xmlns:w16sdtdh="http://schemas.microsoft.com/office/word/2020/wordml/sdtdatahash" xmlns:w16sdtfl="http://schemas.microsoft.com/office/word/2024/wordml/sdtformatlock" xmlns:w16se="http://schemas.microsoft.com/office/word/2015/wordml/symex" xmlns:wpg="http://schemas.microsoft.com/office/word/2010/wordprocessingGroup" xmlns:wpi="http://schemas.microsoft.com/office/word/2010/wordprocessingInk" xmlns:wne="http://schemas.microsoft.com/office/word/2006/wordml" xmlns:wps="http://schemas.microsoft.com/office/word/2010/wordprocessingShape" mc:Ignorable="w14 w15 w16se w16cid w16 w16cex w16sdtdh w16sdtfl w16du wp14">
   <w:endnote w:type="separator" w:id="-1">
     <w:p>
       <w:pPr>
@@ -7048,7 +7138,7 @@
 </file>
 
 <file path=word/footer1.xml><?xml version="1.0" encoding="utf-8"?>
-<w:ftr xmlns:wpc="http://schemas.microsoft.com/office/word/2010/wordprocessingCanvas" xmlns:cx="http://schemas.microsoft.com/office/drawing/2014/chartex" xmlns:cx1="http://schemas.microsoft.com/office/drawing/2015/9/8/chartex" xmlns:cx2="http://schemas.microsoft.com/office/drawing/2015/10/21/chartex" xmlns:cx3="http://schemas.microsoft.com/office/drawing/2016/5/9/chartex" xmlns:cx4="http://schemas.microsoft.com/office/drawing/2016/5/10/chartex" xmlns:cx5="http://schemas.microsoft.com/office/drawing/2016/5/11/chartex" xmlns:cx6="http://schemas.microsoft.com/office/drawing/2016/5/12/chartex" xmlns:cx7="http://schemas.microsoft.com/office/drawing/2016/5/13/chartex" xmlns:cx8="http://schemas.microsoft.com/office/drawing/2016/5/14/chartex" xmlns:mc="http://schemas.openxmlformats.org/markup-compatibility/2006" xmlns:aink="http://schemas.microsoft.com/office/drawing/2016/ink" xmlns:am3d="http://schemas.microsoft.com/office/drawing/2017/model3d" xmlns:o="urn:schemas-microsoft-com:office:office" xmlns:r="http://schemas.openxmlformats.org/officeDocument/2006/relationships" xmlns:m="http://schemas.openxmlformats.org/officeDocument/2006/math" xmlns:v="urn:schemas-microsoft-com:vml" xmlns:wp14="http://schemas.microsoft.com/office/word/2010/wordprocessingDrawing" xmlns:wp="http://schemas.openxmlformats.org/drawingml/2006/wordprocessingDrawing" xmlns:w10="urn:schemas-microsoft-com:office:word" xmlns:w="http://schemas.openxmlformats.org/wordprocessingml/2006/main" xmlns:w14="http://schemas.microsoft.com/office/word/2010/wordml" xmlns:w15="http://schemas.microsoft.com/office/word/2012/wordml" xmlns:w16cex="http://schemas.microsoft.com/office/word/2018/wordml/cex" xmlns:w16cid="http://schemas.microsoft.com/office/word/2016/wordml/cid" xmlns:w16="http://schemas.microsoft.com/office/word/2018/wordml" xmlns:w16sdtdh="http://schemas.microsoft.com/office/word/2020/wordml/sdtdatahash" xmlns:w16se="http://schemas.microsoft.com/office/word/2015/wordml/symex" xmlns:wpg="http://schemas.microsoft.com/office/word/2010/wordprocessingGroup" xmlns:wpi="http://schemas.microsoft.com/office/word/2010/wordprocessingInk" xmlns:wne="http://schemas.microsoft.com/office/word/2006/wordml" xmlns:wps="http://schemas.microsoft.com/office/word/2010/wordprocessingShape" mc:Ignorable="w14 w15 w16se w16cid w16 w16cex w16sdtdh wp14">
+<w:ftr xmlns:wpc="http://schemas.microsoft.com/office/word/2010/wordprocessingCanvas" xmlns:cx="http://schemas.microsoft.com/office/drawing/2014/chartex" xmlns:cx1="http://schemas.microsoft.com/office/drawing/2015/9/8/chartex" xmlns:cx2="http://schemas.microsoft.com/office/drawing/2015/10/21/chartex" xmlns:cx3="http://schemas.microsoft.com/office/drawing/2016/5/9/chartex" xmlns:cx4="http://schemas.microsoft.com/office/drawing/2016/5/10/chartex" xmlns:cx5="http://schemas.microsoft.com/office/drawing/2016/5/11/chartex" xmlns:cx6="http://schemas.microsoft.com/office/drawing/2016/5/12/chartex" xmlns:cx7="http://schemas.microsoft.com/office/drawing/2016/5/13/chartex" xmlns:cx8="http://schemas.microsoft.com/office/drawing/2016/5/14/chartex" xmlns:mc="http://schemas.openxmlformats.org/markup-compatibility/2006" xmlns:aink="http://schemas.microsoft.com/office/drawing/2016/ink" xmlns:am3d="http://schemas.microsoft.com/office/drawing/2017/model3d" xmlns:o="urn:schemas-microsoft-com:office:office" xmlns:oel="http://schemas.microsoft.com/office/2019/extlst" xmlns:r="http://schemas.openxmlformats.org/officeDocument/2006/relationships" xmlns:m="http://schemas.openxmlformats.org/officeDocument/2006/math" xmlns:v="urn:schemas-microsoft-com:vml" xmlns:wp14="http://schemas.microsoft.com/office/word/2010/wordprocessingDrawing" xmlns:wp="http://schemas.openxmlformats.org/drawingml/2006/wordprocessingDrawing" xmlns:w10="urn:schemas-microsoft-com:office:word" xmlns:w="http://schemas.openxmlformats.org/wordprocessingml/2006/main" xmlns:w14="http://schemas.microsoft.com/office/word/2010/wordml" xmlns:w15="http://schemas.microsoft.com/office/word/2012/wordml" xmlns:w16cex="http://schemas.microsoft.com/office/word/2018/wordml/cex" xmlns:w16cid="http://schemas.microsoft.com/office/word/2016/wordml/cid" xmlns:w16="http://schemas.microsoft.com/office/word/2018/wordml" xmlns:w16du="http://schemas.microsoft.com/office/word/2023/wordml/word16du" xmlns:w16sdtdh="http://schemas.microsoft.com/office/word/2020/wordml/sdtdatahash" xmlns:w16sdtfl="http://schemas.microsoft.com/office/word/2024/wordml/sdtformatlock" xmlns:w16se="http://schemas.microsoft.com/office/word/2015/wordml/symex" xmlns:wpg="http://schemas.microsoft.com/office/word/2010/wordprocessingGroup" xmlns:wpi="http://schemas.microsoft.com/office/word/2010/wordprocessingInk" xmlns:wne="http://schemas.microsoft.com/office/word/2006/wordml" xmlns:wps="http://schemas.microsoft.com/office/word/2010/wordprocessingShape" mc:Ignorable="w14 w15 w16se w16cid w16 w16cex w16sdtdh w16sdtfl w16du wp14">
   <w:p>
     <w:pPr>
       <w:pStyle w:val="Piedepgina"/>
@@ -7058,7 +7148,7 @@
 </file>
 
 <file path=word/footer2.xml><?xml version="1.0" encoding="utf-8"?>
-<w:ftr xmlns:wpc="http://schemas.microsoft.com/office/word/2010/wordprocessingCanvas" xmlns:cx="http://schemas.microsoft.com/office/drawing/2014/chartex" xmlns:cx1="http://schemas.microsoft.com/office/drawing/2015/9/8/chartex" xmlns:cx2="http://schemas.microsoft.com/office/drawing/2015/10/21/chartex" xmlns:cx3="http://schemas.microsoft.com/office/drawing/2016/5/9/chartex" xmlns:cx4="http://schemas.microsoft.com/office/drawing/2016/5/10/chartex" xmlns:cx5="http://schemas.microsoft.com/office/drawing/2016/5/11/chartex" xmlns:cx6="http://schemas.microsoft.com/office/drawing/2016/5/12/chartex" xmlns:cx7="http://schemas.microsoft.com/office/drawing/2016/5/13/chartex" xmlns:cx8="http://schemas.microsoft.com/office/drawing/2016/5/14/chartex" xmlns:mc="http://schemas.openxmlformats.org/markup-compatibility/2006" xmlns:aink="http://schemas.microsoft.com/office/drawing/2016/ink" xmlns:am3d="http://schemas.microsoft.com/office/drawing/2017/model3d" xmlns:o="urn:schemas-microsoft-com:office:office" xmlns:r="http://schemas.openxmlformats.org/officeDocument/2006/relationships" xmlns:m="http://schemas.openxmlformats.org/officeDocument/2006/math" xmlns:v="urn:schemas-microsoft-com:vml" xmlns:wp14="http://schemas.microsoft.com/office/word/2010/wordprocessingDrawing" xmlns:wp="http://schemas.openxmlformats.org/drawingml/2006/wordprocessingDrawing" xmlns:w10="urn:schemas-microsoft-com:office:word" xmlns:w="http://schemas.openxmlformats.org/wordprocessingml/2006/main" xmlns:w14="http://schemas.microsoft.com/office/word/2010/wordml" xmlns:w15="http://schemas.microsoft.com/office/word/2012/wordml" xmlns:w16cex="http://schemas.microsoft.com/office/word/2018/wordml/cex" xmlns:w16cid="http://schemas.microsoft.com/office/word/2016/wordml/cid" xmlns:w16="http://schemas.microsoft.com/office/word/2018/wordml" xmlns:w16sdtdh="http://schemas.microsoft.com/office/word/2020/wordml/sdtdatahash" xmlns:w16se="http://schemas.microsoft.com/office/word/2015/wordml/symex" xmlns:wpg="http://schemas.microsoft.com/office/word/2010/wordprocessingGroup" xmlns:wpi="http://schemas.microsoft.com/office/word/2010/wordprocessingInk" xmlns:wne="http://schemas.microsoft.com/office/word/2006/wordml" xmlns:wps="http://schemas.microsoft.com/office/word/2010/wordprocessingShape" mc:Ignorable="w14 w15 w16se w16cid w16 w16cex w16sdtdh wp14">
+<w:ftr xmlns:wpc="http://schemas.microsoft.com/office/word/2010/wordprocessingCanvas" xmlns:cx="http://schemas.microsoft.com/office/drawing/2014/chartex" xmlns:cx1="http://schemas.microsoft.com/office/drawing/2015/9/8/chartex" xmlns:cx2="http://schemas.microsoft.com/office/drawing/2015/10/21/chartex" xmlns:cx3="http://schemas.microsoft.com/office/drawing/2016/5/9/chartex" xmlns:cx4="http://schemas.microsoft.com/office/drawing/2016/5/10/chartex" xmlns:cx5="http://schemas.microsoft.com/office/drawing/2016/5/11/chartex" xmlns:cx6="http://schemas.microsoft.com/office/drawing/2016/5/12/chartex" xmlns:cx7="http://schemas.microsoft.com/office/drawing/2016/5/13/chartex" xmlns:cx8="http://schemas.microsoft.com/office/drawing/2016/5/14/chartex" xmlns:mc="http://schemas.openxmlformats.org/markup-compatibility/2006" xmlns:aink="http://schemas.microsoft.com/office/drawing/2016/ink" xmlns:am3d="http://schemas.microsoft.com/office/drawing/2017/model3d" xmlns:o="urn:schemas-microsoft-com:office:office" xmlns:oel="http://schemas.microsoft.com/office/2019/extlst" xmlns:r="http://schemas.openxmlformats.org/officeDocument/2006/relationships" xmlns:m="http://schemas.openxmlformats.org/officeDocument/2006/math" xmlns:v="urn:schemas-microsoft-com:vml" xmlns:wp14="http://schemas.microsoft.com/office/word/2010/wordprocessingDrawing" xmlns:wp="http://schemas.openxmlformats.org/drawingml/2006/wordprocessingDrawing" xmlns:w10="urn:schemas-microsoft-com:office:word" xmlns:w="http://schemas.openxmlformats.org/wordprocessingml/2006/main" xmlns:w14="http://schemas.microsoft.com/office/word/2010/wordml" xmlns:w15="http://schemas.microsoft.com/office/word/2012/wordml" xmlns:w16cex="http://schemas.microsoft.com/office/word/2018/wordml/cex" xmlns:w16cid="http://schemas.microsoft.com/office/word/2016/wordml/cid" xmlns:w16="http://schemas.microsoft.com/office/word/2018/wordml" xmlns:w16du="http://schemas.microsoft.com/office/word/2023/wordml/word16du" xmlns:w16sdtdh="http://schemas.microsoft.com/office/word/2020/wordml/sdtdatahash" xmlns:w16sdtfl="http://schemas.microsoft.com/office/word/2024/wordml/sdtformatlock" xmlns:w16se="http://schemas.microsoft.com/office/word/2015/wordml/symex" xmlns:wpg="http://schemas.microsoft.com/office/word/2010/wordprocessingGroup" xmlns:wpi="http://schemas.microsoft.com/office/word/2010/wordprocessingInk" xmlns:wne="http://schemas.microsoft.com/office/word/2006/wordml" xmlns:wps="http://schemas.microsoft.com/office/word/2010/wordprocessingShape" mc:Ignorable="w14 w15 w16se w16cid w16 w16cex w16sdtdh w16sdtfl w16du wp14">
   <w:sdt>
     <w:sdtPr>
       <w:id w:val="111017779"/>
@@ -7067,7 +7157,6 @@
         <w:docPartUnique/>
       </w:docPartObj>
     </w:sdtPr>
-    <w:sdtEndPr/>
     <w:sdtContent>
       <w:p>
         <w:pPr>
@@ -7086,7 +7175,7 @@
 </file>
 
 <file path=word/footer3.xml><?xml version="1.0" encoding="utf-8"?>
-<w:ftr xmlns:wpc="http://schemas.microsoft.com/office/word/2010/wordprocessingCanvas" xmlns:cx="http://schemas.microsoft.com/office/drawing/2014/chartex" xmlns:cx1="http://schemas.microsoft.com/office/drawing/2015/9/8/chartex" xmlns:cx2="http://schemas.microsoft.com/office/drawing/2015/10/21/chartex" xmlns:cx3="http://schemas.microsoft.com/office/drawing/2016/5/9/chartex" xmlns:cx4="http://schemas.microsoft.com/office/drawing/2016/5/10/chartex" xmlns:cx5="http://schemas.microsoft.com/office/drawing/2016/5/11/chartex" xmlns:cx6="http://schemas.microsoft.com/office/drawing/2016/5/12/chartex" xmlns:cx7="http://schemas.microsoft.com/office/drawing/2016/5/13/chartex" xmlns:cx8="http://schemas.microsoft.com/office/drawing/2016/5/14/chartex" xmlns:mc="http://schemas.openxmlformats.org/markup-compatibility/2006" xmlns:aink="http://schemas.microsoft.com/office/drawing/2016/ink" xmlns:am3d="http://schemas.microsoft.com/office/drawing/2017/model3d" xmlns:o="urn:schemas-microsoft-com:office:office" xmlns:r="http://schemas.openxmlformats.org/officeDocument/2006/relationships" xmlns:m="http://schemas.openxmlformats.org/officeDocument/2006/math" xmlns:v="urn:schemas-microsoft-com:vml" xmlns:wp14="http://schemas.microsoft.com/office/word/2010/wordprocessingDrawing" xmlns:wp="http://schemas.openxmlformats.org/drawingml/2006/wordprocessingDrawing" xmlns:w10="urn:schemas-microsoft-com:office:word" xmlns:w="http://schemas.openxmlformats.org/wordprocessingml/2006/main" xmlns:w14="http://schemas.microsoft.com/office/word/2010/wordml" xmlns:w15="http://schemas.microsoft.com/office/word/2012/wordml" xmlns:w16cex="http://schemas.microsoft.com/office/word/2018/wordml/cex" xmlns:w16cid="http://schemas.microsoft.com/office/word/2016/wordml/cid" xmlns:w16="http://schemas.microsoft.com/office/word/2018/wordml" xmlns:w16sdtdh="http://schemas.microsoft.com/office/word/2020/wordml/sdtdatahash" xmlns:w16se="http://schemas.microsoft.com/office/word/2015/wordml/symex" xmlns:wpg="http://schemas.microsoft.com/office/word/2010/wordprocessingGroup" xmlns:wpi="http://schemas.microsoft.com/office/word/2010/wordprocessingInk" xmlns:wne="http://schemas.microsoft.com/office/word/2006/wordml" xmlns:wps="http://schemas.microsoft.com/office/word/2010/wordprocessingShape" mc:Ignorable="w14 w15 w16se w16cid w16 w16cex w16sdtdh wp14">
+<w:ftr xmlns:wpc="http://schemas.microsoft.com/office/word/2010/wordprocessingCanvas" xmlns:cx="http://schemas.microsoft.com/office/drawing/2014/chartex" xmlns:cx1="http://schemas.microsoft.com/office/drawing/2015/9/8/chartex" xmlns:cx2="http://schemas.microsoft.com/office/drawing/2015/10/21/chartex" xmlns:cx3="http://schemas.microsoft.com/office/drawing/2016/5/9/chartex" xmlns:cx4="http://schemas.microsoft.com/office/drawing/2016/5/10/chartex" xmlns:cx5="http://schemas.microsoft.com/office/drawing/2016/5/11/chartex" xmlns:cx6="http://schemas.microsoft.com/office/drawing/2016/5/12/chartex" xmlns:cx7="http://schemas.microsoft.com/office/drawing/2016/5/13/chartex" xmlns:cx8="http://schemas.microsoft.com/office/drawing/2016/5/14/chartex" xmlns:mc="http://schemas.openxmlformats.org/markup-compatibility/2006" xmlns:aink="http://schemas.microsoft.com/office/drawing/2016/ink" xmlns:am3d="http://schemas.microsoft.com/office/drawing/2017/model3d" xmlns:o="urn:schemas-microsoft-com:office:office" xmlns:oel="http://schemas.microsoft.com/office/2019/extlst" xmlns:r="http://schemas.openxmlformats.org/officeDocument/2006/relationships" xmlns:m="http://schemas.openxmlformats.org/officeDocument/2006/math" xmlns:v="urn:schemas-microsoft-com:vml" xmlns:wp14="http://schemas.microsoft.com/office/word/2010/wordprocessingDrawing" xmlns:wp="http://schemas.openxmlformats.org/drawingml/2006/wordprocessingDrawing" xmlns:w10="urn:schemas-microsoft-com:office:word" xmlns:w="http://schemas.openxmlformats.org/wordprocessingml/2006/main" xmlns:w14="http://schemas.microsoft.com/office/word/2010/wordml" xmlns:w15="http://schemas.microsoft.com/office/word/2012/wordml" xmlns:w16cex="http://schemas.microsoft.com/office/word/2018/wordml/cex" xmlns:w16cid="http://schemas.microsoft.com/office/word/2016/wordml/cid" xmlns:w16="http://schemas.microsoft.com/office/word/2018/wordml" xmlns:w16du="http://schemas.microsoft.com/office/word/2023/wordml/word16du" xmlns:w16sdtdh="http://schemas.microsoft.com/office/word/2020/wordml/sdtdatahash" xmlns:w16sdtfl="http://schemas.microsoft.com/office/word/2024/wordml/sdtformatlock" xmlns:w16se="http://schemas.microsoft.com/office/word/2015/wordml/symex" xmlns:wpg="http://schemas.microsoft.com/office/word/2010/wordprocessingGroup" xmlns:wpi="http://schemas.microsoft.com/office/word/2010/wordprocessingInk" xmlns:wne="http://schemas.microsoft.com/office/word/2006/wordml" xmlns:wps="http://schemas.microsoft.com/office/word/2010/wordprocessingShape" mc:Ignorable="w14 w15 w16se w16cid w16 w16cex w16sdtdh w16sdtfl w16du wp14">
   <w:p>
     <w:pPr>
       <w:pStyle w:val="Piedepgina"/>
@@ -7096,7 +7185,7 @@
 </file>
 
 <file path=word/footer4.xml><?xml version="1.0" encoding="utf-8"?>
-<w:ftr xmlns:wpc="http://schemas.microsoft.com/office/word/2010/wordprocessingCanvas" xmlns:cx="http://schemas.microsoft.com/office/drawing/2014/chartex" xmlns:cx1="http://schemas.microsoft.com/office/drawing/2015/9/8/chartex" xmlns:cx2="http://schemas.microsoft.com/office/drawing/2015/10/21/chartex" xmlns:cx3="http://schemas.microsoft.com/office/drawing/2016/5/9/chartex" xmlns:cx4="http://schemas.microsoft.com/office/drawing/2016/5/10/chartex" xmlns:cx5="http://schemas.microsoft.com/office/drawing/2016/5/11/chartex" xmlns:cx6="http://schemas.microsoft.com/office/drawing/2016/5/12/chartex" xmlns:cx7="http://schemas.microsoft.com/office/drawing/2016/5/13/chartex" xmlns:cx8="http://schemas.microsoft.com/office/drawing/2016/5/14/chartex" xmlns:mc="http://schemas.openxmlformats.org/markup-compatibility/2006" xmlns:aink="http://schemas.microsoft.com/office/drawing/2016/ink" xmlns:am3d="http://schemas.microsoft.com/office/drawing/2017/model3d" xmlns:o="urn:schemas-microsoft-com:office:office" xmlns:r="http://schemas.openxmlformats.org/officeDocument/2006/relationships" xmlns:m="http://schemas.openxmlformats.org/officeDocument/2006/math" xmlns:v="urn:schemas-microsoft-com:vml" xmlns:wp14="http://schemas.microsoft.com/office/word/2010/wordprocessingDrawing" xmlns:wp="http://schemas.openxmlformats.org/drawingml/2006/wordprocessingDrawing" xmlns:w10="urn:schemas-microsoft-com:office:word" xmlns:w="http://schemas.openxmlformats.org/wordprocessingml/2006/main" xmlns:w14="http://schemas.microsoft.com/office/word/2010/wordml" xmlns:w15="http://schemas.microsoft.com/office/word/2012/wordml" xmlns:w16cex="http://schemas.microsoft.com/office/word/2018/wordml/cex" xmlns:w16cid="http://schemas.microsoft.com/office/word/2016/wordml/cid" xmlns:w16="http://schemas.microsoft.com/office/word/2018/wordml" xmlns:w16sdtdh="http://schemas.microsoft.com/office/word/2020/wordml/sdtdatahash" xmlns:w16se="http://schemas.microsoft.com/office/word/2015/wordml/symex" xmlns:wpg="http://schemas.microsoft.com/office/word/2010/wordprocessingGroup" xmlns:wpi="http://schemas.microsoft.com/office/word/2010/wordprocessingInk" xmlns:wne="http://schemas.microsoft.com/office/word/2006/wordml" xmlns:wps="http://schemas.microsoft.com/office/word/2010/wordprocessingShape" mc:Ignorable="w14 w15 w16se w16cid w16 w16cex w16sdtdh wp14">
+<w:ftr xmlns:wpc="http://schemas.microsoft.com/office/word/2010/wordprocessingCanvas" xmlns:cx="http://schemas.microsoft.com/office/drawing/2014/chartex" xmlns:cx1="http://schemas.microsoft.com/office/drawing/2015/9/8/chartex" xmlns:cx2="http://schemas.microsoft.com/office/drawing/2015/10/21/chartex" xmlns:cx3="http://schemas.microsoft.com/office/drawing/2016/5/9/chartex" xmlns:cx4="http://schemas.microsoft.com/office/drawing/2016/5/10/chartex" xmlns:cx5="http://schemas.microsoft.com/office/drawing/2016/5/11/chartex" xmlns:cx6="http://schemas.microsoft.com/office/drawing/2016/5/12/chartex" xmlns:cx7="http://schemas.microsoft.com/office/drawing/2016/5/13/chartex" xmlns:cx8="http://schemas.microsoft.com/office/drawing/2016/5/14/chartex" xmlns:mc="http://schemas.openxmlformats.org/markup-compatibility/2006" xmlns:aink="http://schemas.microsoft.com/office/drawing/2016/ink" xmlns:am3d="http://schemas.microsoft.com/office/drawing/2017/model3d" xmlns:o="urn:schemas-microsoft-com:office:office" xmlns:oel="http://schemas.microsoft.com/office/2019/extlst" xmlns:r="http://schemas.openxmlformats.org/officeDocument/2006/relationships" xmlns:m="http://schemas.openxmlformats.org/officeDocument/2006/math" xmlns:v="urn:schemas-microsoft-com:vml" xmlns:wp14="http://schemas.microsoft.com/office/word/2010/wordprocessingDrawing" xmlns:wp="http://schemas.openxmlformats.org/drawingml/2006/wordprocessingDrawing" xmlns:w10="urn:schemas-microsoft-com:office:word" xmlns:w="http://schemas.openxmlformats.org/wordprocessingml/2006/main" xmlns:w14="http://schemas.microsoft.com/office/word/2010/wordml" xmlns:w15="http://schemas.microsoft.com/office/word/2012/wordml" xmlns:w16cex="http://schemas.microsoft.com/office/word/2018/wordml/cex" xmlns:w16cid="http://schemas.microsoft.com/office/word/2016/wordml/cid" xmlns:w16="http://schemas.microsoft.com/office/word/2018/wordml" xmlns:w16du="http://schemas.microsoft.com/office/word/2023/wordml/word16du" xmlns:w16sdtdh="http://schemas.microsoft.com/office/word/2020/wordml/sdtdatahash" xmlns:w16sdtfl="http://schemas.microsoft.com/office/word/2024/wordml/sdtformatlock" xmlns:w16se="http://schemas.microsoft.com/office/word/2015/wordml/symex" xmlns:wpg="http://schemas.microsoft.com/office/word/2010/wordprocessingGroup" xmlns:wpi="http://schemas.microsoft.com/office/word/2010/wordprocessingInk" xmlns:wne="http://schemas.microsoft.com/office/word/2006/wordml" xmlns:wps="http://schemas.microsoft.com/office/word/2010/wordprocessingShape" mc:Ignorable="w14 w15 w16se w16cid w16 w16cex w16sdtdh w16sdtfl w16du wp14">
   <w:sdt>
     <w:sdtPr>
       <w:id w:val="-1465197936"/>
@@ -7105,7 +7194,6 @@
         <w:docPartUnique/>
       </w:docPartObj>
     </w:sdtPr>
-    <w:sdtEndPr/>
     <w:sdtContent>
       <w:p>
         <w:pPr>
@@ -7251,7 +7339,7 @@
 </file>
 
 <file path=word/footnotes.xml><?xml version="1.0" encoding="utf-8"?>
-<w:footnotes xmlns:wpc="http://schemas.microsoft.com/office/word/2010/wordprocessingCanvas" xmlns:cx="http://schemas.microsoft.com/office/drawing/2014/chartex" xmlns:cx1="http://schemas.microsoft.com/office/drawing/2015/9/8/chartex" xmlns:cx2="http://schemas.microsoft.com/office/drawing/2015/10/21/chartex" xmlns:cx3="http://schemas.microsoft.com/office/drawing/2016/5/9/chartex" xmlns:cx4="http://schemas.microsoft.com/office/drawing/2016/5/10/chartex" xmlns:cx5="http://schemas.microsoft.com/office/drawing/2016/5/11/chartex" xmlns:cx6="http://schemas.microsoft.com/office/drawing/2016/5/12/chartex" xmlns:cx7="http://schemas.microsoft.com/office/drawing/2016/5/13/chartex" xmlns:cx8="http://schemas.microsoft.com/office/drawing/2016/5/14/chartex" xmlns:mc="http://schemas.openxmlformats.org/markup-compatibility/2006" xmlns:aink="http://schemas.microsoft.com/office/drawing/2016/ink" xmlns:am3d="http://schemas.microsoft.com/office/drawing/2017/model3d" xmlns:o="urn:schemas-microsoft-com:office:office" xmlns:r="http://schemas.openxmlformats.org/officeDocument/2006/relationships" xmlns:m="http://schemas.openxmlformats.org/officeDocument/2006/math" xmlns:v="urn:schemas-microsoft-com:vml" xmlns:wp14="http://schemas.microsoft.com/office/word/2010/wordprocessingDrawing" xmlns:wp="http://schemas.openxmlformats.org/drawingml/2006/wordprocessingDrawing" xmlns:w10="urn:schemas-microsoft-com:office:word" xmlns:w="http://schemas.openxmlformats.org/wordprocessingml/2006/main" xmlns:w14="http://schemas.microsoft.com/office/word/2010/wordml" xmlns:w15="http://schemas.microsoft.com/office/word/2012/wordml" xmlns:w16cex="http://schemas.microsoft.com/office/word/2018/wordml/cex" xmlns:w16cid="http://schemas.microsoft.com/office/word/2016/wordml/cid" xmlns:w16="http://schemas.microsoft.com/office/word/2018/wordml" xmlns:w16sdtdh="http://schemas.microsoft.com/office/word/2020/wordml/sdtdatahash" xmlns:w16se="http://schemas.microsoft.com/office/word/2015/wordml/symex" xmlns:wpg="http://schemas.microsoft.com/office/word/2010/wordprocessingGroup" xmlns:wpi="http://schemas.microsoft.com/office/word/2010/wordprocessingInk" xmlns:wne="http://schemas.microsoft.com/office/word/2006/wordml" xmlns:wps="http://schemas.microsoft.com/office/word/2010/wordprocessingShape" mc:Ignorable="w14 w15 w16se w16cid w16 w16cex w16sdtdh wp14">
+<w:footnotes xmlns:wpc="http://schemas.microsoft.com/office/word/2010/wordprocessingCanvas" xmlns:cx="http://schemas.microsoft.com/office/drawing/2014/chartex" xmlns:cx1="http://schemas.microsoft.com/office/drawing/2015/9/8/chartex" xmlns:cx2="http://schemas.microsoft.com/office/drawing/2015/10/21/chartex" xmlns:cx3="http://schemas.microsoft.com/office/drawing/2016/5/9/chartex" xmlns:cx4="http://schemas.microsoft.com/office/drawing/2016/5/10/chartex" xmlns:cx5="http://schemas.microsoft.com/office/drawing/2016/5/11/chartex" xmlns:cx6="http://schemas.microsoft.com/office/drawing/2016/5/12/chartex" xmlns:cx7="http://schemas.microsoft.com/office/drawing/2016/5/13/chartex" xmlns:cx8="http://schemas.microsoft.com/office/drawing/2016/5/14/chartex" xmlns:mc="http://schemas.openxmlformats.org/markup-compatibility/2006" xmlns:aink="http://schemas.microsoft.com/office/drawing/2016/ink" xmlns:am3d="http://schemas.microsoft.com/office/drawing/2017/model3d" xmlns:o="urn:schemas-microsoft-com:office:office" xmlns:oel="http://schemas.microsoft.com/office/2019/extlst" xmlns:r="http://schemas.openxmlformats.org/officeDocument/2006/relationships" xmlns:m="http://schemas.openxmlformats.org/officeDocument/2006/math" xmlns:v="urn:schemas-microsoft-com:vml" xmlns:wp14="http://schemas.microsoft.com/office/word/2010/wordprocessingDrawing" xmlns:wp="http://schemas.openxmlformats.org/drawingml/2006/wordprocessingDrawing" xmlns:w10="urn:schemas-microsoft-com:office:word" xmlns:w="http://schemas.openxmlformats.org/wordprocessingml/2006/main" xmlns:w14="http://schemas.microsoft.com/office/word/2010/wordml" xmlns:w15="http://schemas.microsoft.com/office/word/2012/wordml" xmlns:w16cex="http://schemas.microsoft.com/office/word/2018/wordml/cex" xmlns:w16cid="http://schemas.microsoft.com/office/word/2016/wordml/cid" xmlns:w16="http://schemas.microsoft.com/office/word/2018/wordml" xmlns:w16du="http://schemas.microsoft.com/office/word/2023/wordml/word16du" xmlns:w16sdtdh="http://schemas.microsoft.com/office/word/2020/wordml/sdtdatahash" xmlns:w16sdtfl="http://schemas.microsoft.com/office/word/2024/wordml/sdtformatlock" xmlns:w16se="http://schemas.microsoft.com/office/word/2015/wordml/symex" xmlns:wpg="http://schemas.microsoft.com/office/word/2010/wordprocessingGroup" xmlns:wpi="http://schemas.microsoft.com/office/word/2010/wordprocessingInk" xmlns:wne="http://schemas.microsoft.com/office/word/2006/wordml" xmlns:wps="http://schemas.microsoft.com/office/word/2010/wordprocessingShape" mc:Ignorable="w14 w15 w16se w16cid w16 w16cex w16sdtdh w16sdtfl w16du wp14">
   <w:footnote w:type="separator" w:id="-1">
     <w:p>
       <w:pPr>
@@ -7276,7 +7364,7 @@
 </file>
 
 <file path=word/header1.xml><?xml version="1.0" encoding="utf-8"?>
-<w:hdr xmlns:wpc="http://schemas.microsoft.com/office/word/2010/wordprocessingCanvas" xmlns:cx="http://schemas.microsoft.com/office/drawing/2014/chartex" xmlns:cx1="http://schemas.microsoft.com/office/drawing/2015/9/8/chartex" xmlns:cx2="http://schemas.microsoft.com/office/drawing/2015/10/21/chartex" xmlns:cx3="http://schemas.microsoft.com/office/drawing/2016/5/9/chartex" xmlns:cx4="http://schemas.microsoft.com/office/drawing/2016/5/10/chartex" xmlns:cx5="http://schemas.microsoft.com/office/drawing/2016/5/11/chartex" xmlns:cx6="http://schemas.microsoft.com/office/drawing/2016/5/12/chartex" xmlns:cx7="http://schemas.microsoft.com/office/drawing/2016/5/13/chartex" xmlns:cx8="http://schemas.microsoft.com/office/drawing/2016/5/14/chartex" xmlns:mc="http://schemas.openxmlformats.org/markup-compatibility/2006" xmlns:aink="http://schemas.microsoft.com/office/drawing/2016/ink" xmlns:am3d="http://schemas.microsoft.com/office/drawing/2017/model3d" xmlns:o="urn:schemas-microsoft-com:office:office" xmlns:r="http://schemas.openxmlformats.org/officeDocument/2006/relationships" xmlns:m="http://schemas.openxmlformats.org/officeDocument/2006/math" xmlns:v="urn:schemas-microsoft-com:vml" xmlns:wp14="http://schemas.microsoft.com/office/word/2010/wordprocessingDrawing" xmlns:wp="http://schemas.openxmlformats.org/drawingml/2006/wordprocessingDrawing" xmlns:w10="urn:schemas-microsoft-com:office:word" xmlns:w="http://schemas.openxmlformats.org/wordprocessingml/2006/main" xmlns:w14="http://schemas.microsoft.com/office/word/2010/wordml" xmlns:w15="http://schemas.microsoft.com/office/word/2012/wordml" xmlns:w16cex="http://schemas.microsoft.com/office/word/2018/wordml/cex" xmlns:w16cid="http://schemas.microsoft.com/office/word/2016/wordml/cid" xmlns:w16="http://schemas.microsoft.com/office/word/2018/wordml" xmlns:w16sdtdh="http://schemas.microsoft.com/office/word/2020/wordml/sdtdatahash" xmlns:w16se="http://schemas.microsoft.com/office/word/2015/wordml/symex" xmlns:wpg="http://schemas.microsoft.com/office/word/2010/wordprocessingGroup" xmlns:wpi="http://schemas.microsoft.com/office/word/2010/wordprocessingInk" xmlns:wne="http://schemas.microsoft.com/office/word/2006/wordml" xmlns:wps="http://schemas.microsoft.com/office/word/2010/wordprocessingShape" mc:Ignorable="w14 w15 w16se w16cid w16 w16cex w16sdtdh wp14">
+<w:hdr xmlns:wpc="http://schemas.microsoft.com/office/word/2010/wordprocessingCanvas" xmlns:cx="http://schemas.microsoft.com/office/drawing/2014/chartex" xmlns:cx1="http://schemas.microsoft.com/office/drawing/2015/9/8/chartex" xmlns:cx2="http://schemas.microsoft.com/office/drawing/2015/10/21/chartex" xmlns:cx3="http://schemas.microsoft.com/office/drawing/2016/5/9/chartex" xmlns:cx4="http://schemas.microsoft.com/office/drawing/2016/5/10/chartex" xmlns:cx5="http://schemas.microsoft.com/office/drawing/2016/5/11/chartex" xmlns:cx6="http://schemas.microsoft.com/office/drawing/2016/5/12/chartex" xmlns:cx7="http://schemas.microsoft.com/office/drawing/2016/5/13/chartex" xmlns:cx8="http://schemas.microsoft.com/office/drawing/2016/5/14/chartex" xmlns:mc="http://schemas.openxmlformats.org/markup-compatibility/2006" xmlns:aink="http://schemas.microsoft.com/office/drawing/2016/ink" xmlns:am3d="http://schemas.microsoft.com/office/drawing/2017/model3d" xmlns:o="urn:schemas-microsoft-com:office:office" xmlns:oel="http://schemas.microsoft.com/office/2019/extlst" xmlns:r="http://schemas.openxmlformats.org/officeDocument/2006/relationships" xmlns:m="http://schemas.openxmlformats.org/officeDocument/2006/math" xmlns:v="urn:schemas-microsoft-com:vml" xmlns:wp14="http://schemas.microsoft.com/office/word/2010/wordprocessingDrawing" xmlns:wp="http://schemas.openxmlformats.org/drawingml/2006/wordprocessingDrawing" xmlns:w10="urn:schemas-microsoft-com:office:word" xmlns:w="http://schemas.openxmlformats.org/wordprocessingml/2006/main" xmlns:w14="http://schemas.microsoft.com/office/word/2010/wordml" xmlns:w15="http://schemas.microsoft.com/office/word/2012/wordml" xmlns:w16cex="http://schemas.microsoft.com/office/word/2018/wordml/cex" xmlns:w16cid="http://schemas.microsoft.com/office/word/2016/wordml/cid" xmlns:w16="http://schemas.microsoft.com/office/word/2018/wordml" xmlns:w16du="http://schemas.microsoft.com/office/word/2023/wordml/word16du" xmlns:w16sdtdh="http://schemas.microsoft.com/office/word/2020/wordml/sdtdatahash" xmlns:w16sdtfl="http://schemas.microsoft.com/office/word/2024/wordml/sdtformatlock" xmlns:w16se="http://schemas.microsoft.com/office/word/2015/wordml/symex" xmlns:wpg="http://schemas.microsoft.com/office/word/2010/wordprocessingGroup" xmlns:wpi="http://schemas.microsoft.com/office/word/2010/wordprocessingInk" xmlns:wne="http://schemas.microsoft.com/office/word/2006/wordml" xmlns:wps="http://schemas.microsoft.com/office/word/2010/wordprocessingShape" mc:Ignorable="w14 w15 w16se w16cid w16 w16cex w16sdtdh w16sdtfl w16du wp14">
   <w:p>
     <w:pPr>
       <w:pStyle w:val="Encabezado"/>
@@ -7286,7 +7374,7 @@
 </file>
 
 <file path=word/header2.xml><?xml version="1.0" encoding="utf-8"?>
-<w:hdr xmlns:wpc="http://schemas.microsoft.com/office/word/2010/wordprocessingCanvas" xmlns:cx="http://schemas.microsoft.com/office/drawing/2014/chartex" xmlns:cx1="http://schemas.microsoft.com/office/drawing/2015/9/8/chartex" xmlns:cx2="http://schemas.microsoft.com/office/drawing/2015/10/21/chartex" xmlns:cx3="http://schemas.microsoft.com/office/drawing/2016/5/9/chartex" xmlns:cx4="http://schemas.microsoft.com/office/drawing/2016/5/10/chartex" xmlns:cx5="http://schemas.microsoft.com/office/drawing/2016/5/11/chartex" xmlns:cx6="http://schemas.microsoft.com/office/drawing/2016/5/12/chartex" xmlns:cx7="http://schemas.microsoft.com/office/drawing/2016/5/13/chartex" xmlns:cx8="http://schemas.microsoft.com/office/drawing/2016/5/14/chartex" xmlns:mc="http://schemas.openxmlformats.org/markup-compatibility/2006" xmlns:aink="http://schemas.microsoft.com/office/drawing/2016/ink" xmlns:am3d="http://schemas.microsoft.com/office/drawing/2017/model3d" xmlns:o="urn:schemas-microsoft-com:office:office" xmlns:r="http://schemas.openxmlformats.org/officeDocument/2006/relationships" xmlns:m="http://schemas.openxmlformats.org/officeDocument/2006/math" xmlns:v="urn:schemas-microsoft-com:vml" xmlns:wp14="http://schemas.microsoft.com/office/word/2010/wordprocessingDrawing" xmlns:wp="http://schemas.openxmlformats.org/drawingml/2006/wordprocessingDrawing" xmlns:w10="urn:schemas-microsoft-com:office:word" xmlns:w="http://schemas.openxmlformats.org/wordprocessingml/2006/main" xmlns:w14="http://schemas.microsoft.com/office/word/2010/wordml" xmlns:w15="http://schemas.microsoft.com/office/word/2012/wordml" xmlns:w16cex="http://schemas.microsoft.com/office/word/2018/wordml/cex" xmlns:w16cid="http://schemas.microsoft.com/office/word/2016/wordml/cid" xmlns:w16="http://schemas.microsoft.com/office/word/2018/wordml" xmlns:w16sdtdh="http://schemas.microsoft.com/office/word/2020/wordml/sdtdatahash" xmlns:w16se="http://schemas.microsoft.com/office/word/2015/wordml/symex" xmlns:wpg="http://schemas.microsoft.com/office/word/2010/wordprocessingGroup" xmlns:wpi="http://schemas.microsoft.com/office/word/2010/wordprocessingInk" xmlns:wne="http://schemas.microsoft.com/office/word/2006/wordml" xmlns:wps="http://schemas.microsoft.com/office/word/2010/wordprocessingShape" mc:Ignorable="w14 w15 w16se w16cid w16 w16cex w16sdtdh wp14">
+<w:hdr xmlns:wpc="http://schemas.microsoft.com/office/word/2010/wordprocessingCanvas" xmlns:cx="http://schemas.microsoft.com/office/drawing/2014/chartex" xmlns:cx1="http://schemas.microsoft.com/office/drawing/2015/9/8/chartex" xmlns:cx2="http://schemas.microsoft.com/office/drawing/2015/10/21/chartex" xmlns:cx3="http://schemas.microsoft.com/office/drawing/2016/5/9/chartex" xmlns:cx4="http://schemas.microsoft.com/office/drawing/2016/5/10/chartex" xmlns:cx5="http://schemas.microsoft.com/office/drawing/2016/5/11/chartex" xmlns:cx6="http://schemas.microsoft.com/office/drawing/2016/5/12/chartex" xmlns:cx7="http://schemas.microsoft.com/office/drawing/2016/5/13/chartex" xmlns:cx8="http://schemas.microsoft.com/office/drawing/2016/5/14/chartex" xmlns:mc="http://schemas.openxmlformats.org/markup-compatibility/2006" xmlns:aink="http://schemas.microsoft.com/office/drawing/2016/ink" xmlns:am3d="http://schemas.microsoft.com/office/drawing/2017/model3d" xmlns:o="urn:schemas-microsoft-com:office:office" xmlns:oel="http://schemas.microsoft.com/office/2019/extlst" xmlns:r="http://schemas.openxmlformats.org/officeDocument/2006/relationships" xmlns:m="http://schemas.openxmlformats.org/officeDocument/2006/math" xmlns:v="urn:schemas-microsoft-com:vml" xmlns:wp14="http://schemas.microsoft.com/office/word/2010/wordprocessingDrawing" xmlns:wp="http://schemas.openxmlformats.org/drawingml/2006/wordprocessingDrawing" xmlns:w10="urn:schemas-microsoft-com:office:word" xmlns:w="http://schemas.openxmlformats.org/wordprocessingml/2006/main" xmlns:w14="http://schemas.microsoft.com/office/word/2010/wordml" xmlns:w15="http://schemas.microsoft.com/office/word/2012/wordml" xmlns:w16cex="http://schemas.microsoft.com/office/word/2018/wordml/cex" xmlns:w16cid="http://schemas.microsoft.com/office/word/2016/wordml/cid" xmlns:w16="http://schemas.microsoft.com/office/word/2018/wordml" xmlns:w16du="http://schemas.microsoft.com/office/word/2023/wordml/word16du" xmlns:w16sdtdh="http://schemas.microsoft.com/office/word/2020/wordml/sdtdatahash" xmlns:w16sdtfl="http://schemas.microsoft.com/office/word/2024/wordml/sdtformatlock" xmlns:w16se="http://schemas.microsoft.com/office/word/2015/wordml/symex" xmlns:wpg="http://schemas.microsoft.com/office/word/2010/wordprocessingGroup" xmlns:wpi="http://schemas.microsoft.com/office/word/2010/wordprocessingInk" xmlns:wne="http://schemas.microsoft.com/office/word/2006/wordml" xmlns:wps="http://schemas.microsoft.com/office/word/2010/wordprocessingShape" mc:Ignorable="w14 w15 w16se w16cid w16 w16cex w16sdtdh w16sdtfl w16du wp14">
   <w:p>
     <w:pPr>
       <w:pStyle w:val="Encabezado"/>
@@ -7296,7 +7384,7 @@
 </file>
 
 <file path=word/header3.xml><?xml version="1.0" encoding="utf-8"?>
-<w:hdr xmlns:wpc="http://schemas.microsoft.com/office/word/2010/wordprocessingCanvas" xmlns:cx="http://schemas.microsoft.com/office/drawing/2014/chartex" xmlns:cx1="http://schemas.microsoft.com/office/drawing/2015/9/8/chartex" xmlns:cx2="http://schemas.microsoft.com/office/drawing/2015/10/21/chartex" xmlns:cx3="http://schemas.microsoft.com/office/drawing/2016/5/9/chartex" xmlns:cx4="http://schemas.microsoft.com/office/drawing/2016/5/10/chartex" xmlns:cx5="http://schemas.microsoft.com/office/drawing/2016/5/11/chartex" xmlns:cx6="http://schemas.microsoft.com/office/drawing/2016/5/12/chartex" xmlns:cx7="http://schemas.microsoft.com/office/drawing/2016/5/13/chartex" xmlns:cx8="http://schemas.microsoft.com/office/drawing/2016/5/14/chartex" xmlns:mc="http://schemas.openxmlformats.org/markup-compatibility/2006" xmlns:aink="http://schemas.microsoft.com/office/drawing/2016/ink" xmlns:am3d="http://schemas.microsoft.com/office/drawing/2017/model3d" xmlns:o="urn:schemas-microsoft-com:office:office" xmlns:r="http://schemas.openxmlformats.org/officeDocument/2006/relationships" xmlns:m="http://schemas.openxmlformats.org/officeDocument/2006/math" xmlns:v="urn:schemas-microsoft-com:vml" xmlns:wp14="http://schemas.microsoft.com/office/word/2010/wordprocessingDrawing" xmlns:wp="http://schemas.openxmlformats.org/drawingml/2006/wordprocessingDrawing" xmlns:w10="urn:schemas-microsoft-com:office:word" xmlns:w="http://schemas.openxmlformats.org/wordprocessingml/2006/main" xmlns:w14="http://schemas.microsoft.com/office/word/2010/wordml" xmlns:w15="http://schemas.microsoft.com/office/word/2012/wordml" xmlns:w16cex="http://schemas.microsoft.com/office/word/2018/wordml/cex" xmlns:w16cid="http://schemas.microsoft.com/office/word/2016/wordml/cid" xmlns:w16="http://schemas.microsoft.com/office/word/2018/wordml" xmlns:w16sdtdh="http://schemas.microsoft.com/office/word/2020/wordml/sdtdatahash" xmlns:w16se="http://schemas.microsoft.com/office/word/2015/wordml/symex" xmlns:wpg="http://schemas.microsoft.com/office/word/2010/wordprocessingGroup" xmlns:wpi="http://schemas.microsoft.com/office/word/2010/wordprocessingInk" xmlns:wne="http://schemas.microsoft.com/office/word/2006/wordml" xmlns:wps="http://schemas.microsoft.com/office/word/2010/wordprocessingShape" mc:Ignorable="w14 w15 w16se w16cid w16 w16cex w16sdtdh wp14">
+<w:hdr xmlns:wpc="http://schemas.microsoft.com/office/word/2010/wordprocessingCanvas" xmlns:cx="http://schemas.microsoft.com/office/drawing/2014/chartex" xmlns:cx1="http://schemas.microsoft.com/office/drawing/2015/9/8/chartex" xmlns:cx2="http://schemas.microsoft.com/office/drawing/2015/10/21/chartex" xmlns:cx3="http://schemas.microsoft.com/office/drawing/2016/5/9/chartex" xmlns:cx4="http://schemas.microsoft.com/office/drawing/2016/5/10/chartex" xmlns:cx5="http://schemas.microsoft.com/office/drawing/2016/5/11/chartex" xmlns:cx6="http://schemas.microsoft.com/office/drawing/2016/5/12/chartex" xmlns:cx7="http://schemas.microsoft.com/office/drawing/2016/5/13/chartex" xmlns:cx8="http://schemas.microsoft.com/office/drawing/2016/5/14/chartex" xmlns:mc="http://schemas.openxmlformats.org/markup-compatibility/2006" xmlns:aink="http://schemas.microsoft.com/office/drawing/2016/ink" xmlns:am3d="http://schemas.microsoft.com/office/drawing/2017/model3d" xmlns:o="urn:schemas-microsoft-com:office:office" xmlns:oel="http://schemas.microsoft.com/office/2019/extlst" xmlns:r="http://schemas.openxmlformats.org/officeDocument/2006/relationships" xmlns:m="http://schemas.openxmlformats.org/officeDocument/2006/math" xmlns:v="urn:schemas-microsoft-com:vml" xmlns:wp14="http://schemas.microsoft.com/office/word/2010/wordprocessingDrawing" xmlns:wp="http://schemas.openxmlformats.org/drawingml/2006/wordprocessingDrawing" xmlns:w10="urn:schemas-microsoft-com:office:word" xmlns:w="http://schemas.openxmlformats.org/wordprocessingml/2006/main" xmlns:w14="http://schemas.microsoft.com/office/word/2010/wordml" xmlns:w15="http://schemas.microsoft.com/office/word/2012/wordml" xmlns:w16cex="http://schemas.microsoft.com/office/word/2018/wordml/cex" xmlns:w16cid="http://schemas.microsoft.com/office/word/2016/wordml/cid" xmlns:w16="http://schemas.microsoft.com/office/word/2018/wordml" xmlns:w16du="http://schemas.microsoft.com/office/word/2023/wordml/word16du" xmlns:w16sdtdh="http://schemas.microsoft.com/office/word/2020/wordml/sdtdatahash" xmlns:w16sdtfl="http://schemas.microsoft.com/office/word/2024/wordml/sdtformatlock" xmlns:w16se="http://schemas.microsoft.com/office/word/2015/wordml/symex" xmlns:wpg="http://schemas.microsoft.com/office/word/2010/wordprocessingGroup" xmlns:wpi="http://schemas.microsoft.com/office/word/2010/wordprocessingInk" xmlns:wne="http://schemas.microsoft.com/office/word/2006/wordml" xmlns:wps="http://schemas.microsoft.com/office/word/2010/wordprocessingShape" mc:Ignorable="w14 w15 w16se w16cid w16 w16cex w16sdtdh w16sdtfl w16du wp14">
   <w:p>
     <w:pPr>
       <w:pStyle w:val="Encabezado"/>
@@ -7306,7 +7394,7 @@
 </file>
 
 <file path=word/header4.xml><?xml version="1.0" encoding="utf-8"?>
-<w:hdr xmlns:wpc="http://schemas.microsoft.com/office/word/2010/wordprocessingCanvas" xmlns:cx="http://schemas.microsoft.com/office/drawing/2014/chartex" xmlns:cx1="http://schemas.microsoft.com/office/drawing/2015/9/8/chartex" xmlns:cx2="http://schemas.microsoft.com/office/drawing/2015/10/21/chartex" xmlns:cx3="http://schemas.microsoft.com/office/drawing/2016/5/9/chartex" xmlns:cx4="http://schemas.microsoft.com/office/drawing/2016/5/10/chartex" xmlns:cx5="http://schemas.microsoft.com/office/drawing/2016/5/11/chartex" xmlns:cx6="http://schemas.microsoft.com/office/drawing/2016/5/12/chartex" xmlns:cx7="http://schemas.microsoft.com/office/drawing/2016/5/13/chartex" xmlns:cx8="http://schemas.microsoft.com/office/drawing/2016/5/14/chartex" xmlns:mc="http://schemas.openxmlformats.org/markup-compatibility/2006" xmlns:aink="http://schemas.microsoft.com/office/drawing/2016/ink" xmlns:am3d="http://schemas.microsoft.com/office/drawing/2017/model3d" xmlns:o="urn:schemas-microsoft-com:office:office" xmlns:r="http://schemas.openxmlformats.org/officeDocument/2006/relationships" xmlns:m="http://schemas.openxmlformats.org/officeDocument/2006/math" xmlns:v="urn:schemas-microsoft-com:vml" xmlns:wp14="http://schemas.microsoft.com/office/word/2010/wordprocessingDrawing" xmlns:wp="http://schemas.openxmlformats.org/drawingml/2006/wordprocessingDrawing" xmlns:w10="urn:schemas-microsoft-com:office:word" xmlns:w="http://schemas.openxmlformats.org/wordprocessingml/2006/main" xmlns:w14="http://schemas.microsoft.com/office/word/2010/wordml" xmlns:w15="http://schemas.microsoft.com/office/word/2012/wordml" xmlns:w16cex="http://schemas.microsoft.com/office/word/2018/wordml/cex" xmlns:w16cid="http://schemas.microsoft.com/office/word/2016/wordml/cid" xmlns:w16="http://schemas.microsoft.com/office/word/2018/wordml" xmlns:w16sdtdh="http://schemas.microsoft.com/office/word/2020/wordml/sdtdatahash" xmlns:w16se="http://schemas.microsoft.com/office/word/2015/wordml/symex" xmlns:wpg="http://schemas.microsoft.com/office/word/2010/wordprocessingGroup" xmlns:wpi="http://schemas.microsoft.com/office/word/2010/wordprocessingInk" xmlns:wne="http://schemas.microsoft.com/office/word/2006/wordml" xmlns:wps="http://schemas.microsoft.com/office/word/2010/wordprocessingShape" mc:Ignorable="w14 w15 w16se w16cid w16 w16cex w16sdtdh wp14">
+<w:hdr xmlns:wpc="http://schemas.microsoft.com/office/word/2010/wordprocessingCanvas" xmlns:cx="http://schemas.microsoft.com/office/drawing/2014/chartex" xmlns:cx1="http://schemas.microsoft.com/office/drawing/2015/9/8/chartex" xmlns:cx2="http://schemas.microsoft.com/office/drawing/2015/10/21/chartex" xmlns:cx3="http://schemas.microsoft.com/office/drawing/2016/5/9/chartex" xmlns:cx4="http://schemas.microsoft.com/office/drawing/2016/5/10/chartex" xmlns:cx5="http://schemas.microsoft.com/office/drawing/2016/5/11/chartex" xmlns:cx6="http://schemas.microsoft.com/office/drawing/2016/5/12/chartex" xmlns:cx7="http://schemas.microsoft.com/office/drawing/2016/5/13/chartex" xmlns:cx8="http://schemas.microsoft.com/office/drawing/2016/5/14/chartex" xmlns:mc="http://schemas.openxmlformats.org/markup-compatibility/2006" xmlns:aink="http://schemas.microsoft.com/office/drawing/2016/ink" xmlns:am3d="http://schemas.microsoft.com/office/drawing/2017/model3d" xmlns:o="urn:schemas-microsoft-com:office:office" xmlns:oel="http://schemas.microsoft.com/office/2019/extlst" xmlns:r="http://schemas.openxmlformats.org/officeDocument/2006/relationships" xmlns:m="http://schemas.openxmlformats.org/officeDocument/2006/math" xmlns:v="urn:schemas-microsoft-com:vml" xmlns:wp14="http://schemas.microsoft.com/office/word/2010/wordprocessingDrawing" xmlns:wp="http://schemas.openxmlformats.org/drawingml/2006/wordprocessingDrawing" xmlns:w10="urn:schemas-microsoft-com:office:word" xmlns:w="http://schemas.openxmlformats.org/wordprocessingml/2006/main" xmlns:w14="http://schemas.microsoft.com/office/word/2010/wordml" xmlns:w15="http://schemas.microsoft.com/office/word/2012/wordml" xmlns:w16cex="http://schemas.microsoft.com/office/word/2018/wordml/cex" xmlns:w16cid="http://schemas.microsoft.com/office/word/2016/wordml/cid" xmlns:w16="http://schemas.microsoft.com/office/word/2018/wordml" xmlns:w16du="http://schemas.microsoft.com/office/word/2023/wordml/word16du" xmlns:w16sdtdh="http://schemas.microsoft.com/office/word/2020/wordml/sdtdatahash" xmlns:w16sdtfl="http://schemas.microsoft.com/office/word/2024/wordml/sdtformatlock" xmlns:w16se="http://schemas.microsoft.com/office/word/2015/wordml/symex" xmlns:wpg="http://schemas.microsoft.com/office/word/2010/wordprocessingGroup" xmlns:wpi="http://schemas.microsoft.com/office/word/2010/wordprocessingInk" xmlns:wne="http://schemas.microsoft.com/office/word/2006/wordml" xmlns:wps="http://schemas.microsoft.com/office/word/2010/wordprocessingShape" mc:Ignorable="w14 w15 w16se w16cid w16 w16cex w16sdtdh w16sdtfl w16du wp14">
   <w:p>
     <w:pPr>
       <w:pStyle w:val="Encabezado"/>
@@ -7392,7 +7480,7 @@
 </file>
 
 <file path=word/numbering.xml><?xml version="1.0" encoding="utf-8"?>
-<w:numbering xmlns:wpc="http://schemas.microsoft.com/office/word/2010/wordprocessingCanvas" xmlns:cx="http://schemas.microsoft.com/office/drawing/2014/chartex" xmlns:cx1="http://schemas.microsoft.com/office/drawing/2015/9/8/chartex" xmlns:cx2="http://schemas.microsoft.com/office/drawing/2015/10/21/chartex" xmlns:cx3="http://schemas.microsoft.com/office/drawing/2016/5/9/chartex" xmlns:cx4="http://schemas.microsoft.com/office/drawing/2016/5/10/chartex" xmlns:cx5="http://schemas.microsoft.com/office/drawing/2016/5/11/chartex" xmlns:cx6="http://schemas.microsoft.com/office/drawing/2016/5/12/chartex" xmlns:cx7="http://schemas.microsoft.com/office/drawing/2016/5/13/chartex" xmlns:cx8="http://schemas.microsoft.com/office/drawing/2016/5/14/chartex" xmlns:mc="http://schemas.openxmlformats.org/markup-compatibility/2006" xmlns:aink="http://schemas.microsoft.com/office/drawing/2016/ink" xmlns:am3d="http://schemas.microsoft.com/office/drawing/2017/model3d" xmlns:o="urn:schemas-microsoft-com:office:office" xmlns:r="http://schemas.openxmlformats.org/officeDocument/2006/relationships" xmlns:m="http://schemas.openxmlformats.org/officeDocument/2006/math" xmlns:v="urn:schemas-microsoft-com:vml" xmlns:wp14="http://schemas.microsoft.com/office/word/2010/wordprocessingDrawing" xmlns:wp="http://schemas.openxmlformats.org/drawingml/2006/wordprocessingDrawing" xmlns:w10="urn:schemas-microsoft-com:office:word" xmlns:w="http://schemas.openxmlformats.org/wordprocessingml/2006/main" xmlns:w14="http://schemas.microsoft.com/office/word/2010/wordml" xmlns:w15="http://schemas.microsoft.com/office/word/2012/wordml" xmlns:w16cex="http://schemas.microsoft.com/office/word/2018/wordml/cex" xmlns:w16cid="http://schemas.microsoft.com/office/word/2016/wordml/cid" xmlns:w16="http://schemas.microsoft.com/office/word/2018/wordml" xmlns:w16sdtdh="http://schemas.microsoft.com/office/word/2020/wordml/sdtdatahash" xmlns:w16se="http://schemas.microsoft.com/office/word/2015/wordml/symex" xmlns:wpg="http://schemas.microsoft.com/office/word/2010/wordprocessingGroup" xmlns:wpi="http://schemas.microsoft.com/office/word/2010/wordprocessingInk" xmlns:wne="http://schemas.microsoft.com/office/word/2006/wordml" xmlns:wps="http://schemas.microsoft.com/office/word/2010/wordprocessingShape" mc:Ignorable="w14 w15 w16se w16cid w16 w16cex w16sdtdh wp14">
+<w:numbering xmlns:wpc="http://schemas.microsoft.com/office/word/2010/wordprocessingCanvas" xmlns:cx="http://schemas.microsoft.com/office/drawing/2014/chartex" xmlns:cx1="http://schemas.microsoft.com/office/drawing/2015/9/8/chartex" xmlns:cx2="http://schemas.microsoft.com/office/drawing/2015/10/21/chartex" xmlns:cx3="http://schemas.microsoft.com/office/drawing/2016/5/9/chartex" xmlns:cx4="http://schemas.microsoft.com/office/drawing/2016/5/10/chartex" xmlns:cx5="http://schemas.microsoft.com/office/drawing/2016/5/11/chartex" xmlns:cx6="http://schemas.microsoft.com/office/drawing/2016/5/12/chartex" xmlns:cx7="http://schemas.microsoft.com/office/drawing/2016/5/13/chartex" xmlns:cx8="http://schemas.microsoft.com/office/drawing/2016/5/14/chartex" xmlns:mc="http://schemas.openxmlformats.org/markup-compatibility/2006" xmlns:aink="http://schemas.microsoft.com/office/drawing/2016/ink" xmlns:am3d="http://schemas.microsoft.com/office/drawing/2017/model3d" xmlns:o="urn:schemas-microsoft-com:office:office" xmlns:oel="http://schemas.microsoft.com/office/2019/extlst" xmlns:r="http://schemas.openxmlformats.org/officeDocument/2006/relationships" xmlns:m="http://schemas.openxmlformats.org/officeDocument/2006/math" xmlns:v="urn:schemas-microsoft-com:vml" xmlns:wp14="http://schemas.microsoft.com/office/word/2010/wordprocessingDrawing" xmlns:wp="http://schemas.openxmlformats.org/drawingml/2006/wordprocessingDrawing" xmlns:w10="urn:schemas-microsoft-com:office:word" xmlns:w="http://schemas.openxmlformats.org/wordprocessingml/2006/main" xmlns:w14="http://schemas.microsoft.com/office/word/2010/wordml" xmlns:w15="http://schemas.microsoft.com/office/word/2012/wordml" xmlns:w16cex="http://schemas.microsoft.com/office/word/2018/wordml/cex" xmlns:w16cid="http://schemas.microsoft.com/office/word/2016/wordml/cid" xmlns:w16="http://schemas.microsoft.com/office/word/2018/wordml" xmlns:w16du="http://schemas.microsoft.com/office/word/2023/wordml/word16du" xmlns:w16sdtdh="http://schemas.microsoft.com/office/word/2020/wordml/sdtdatahash" xmlns:w16sdtfl="http://schemas.microsoft.com/office/word/2024/wordml/sdtformatlock" xmlns:w16se="http://schemas.microsoft.com/office/word/2015/wordml/symex" xmlns:wpg="http://schemas.microsoft.com/office/word/2010/wordprocessingGroup" xmlns:wpi="http://schemas.microsoft.com/office/word/2010/wordprocessingInk" xmlns:wne="http://schemas.microsoft.com/office/word/2006/wordml" xmlns:wps="http://schemas.microsoft.com/office/word/2010/wordprocessingShape" mc:Ignorable="w14 w15 w16se w16cid w16 w16cex w16sdtdh w16sdtfl w16du wp14">
   <w:numPicBullet w:numPicBulletId="0">
     <w:pict>
       <v:shapetype id="_x0000_t75" coordsize="21600,21600" o:spt="75" o:preferrelative="t" path="m@4@5l@4@11@9@11@9@5xe" filled="f" stroked="f">
@@ -7414,7 +7502,7 @@
         <v:path o:extrusionok="f" gradientshapeok="t" o:connecttype="rect"/>
         <o:lock v:ext="edit" aspectratio="t"/>
       </v:shapetype>
-      <v:shape id="_x0000_i1052" type="#_x0000_t75" style="width:10.5pt;height:10.5pt" o:bullet="t">
+      <v:shape id="_x0000_i1046" type="#_x0000_t75" style="width:11.35pt;height:11.35pt" o:bullet="t">
         <v:imagedata r:id="rId1" o:title="mso8C56"/>
       </v:shape>
     </w:pict>
@@ -12839,148 +12927,148 @@
       </w:rPr>
     </w:lvl>
   </w:abstractNum>
-  <w:num w:numId="1">
+  <w:num w:numId="1" w16cid:durableId="2058775497">
     <w:abstractNumId w:val="46"/>
   </w:num>
-  <w:num w:numId="2">
+  <w:num w:numId="2" w16cid:durableId="515652553">
     <w:abstractNumId w:val="0"/>
   </w:num>
-  <w:num w:numId="3">
+  <w:num w:numId="3" w16cid:durableId="1418672398">
     <w:abstractNumId w:val="13"/>
   </w:num>
-  <w:num w:numId="4">
+  <w:num w:numId="4" w16cid:durableId="1706756628">
     <w:abstractNumId w:val="30"/>
   </w:num>
-  <w:num w:numId="5">
+  <w:num w:numId="5" w16cid:durableId="2002923160">
     <w:abstractNumId w:val="17"/>
   </w:num>
-  <w:num w:numId="6">
+  <w:num w:numId="6" w16cid:durableId="2043355309">
     <w:abstractNumId w:val="8"/>
   </w:num>
-  <w:num w:numId="7">
+  <w:num w:numId="7" w16cid:durableId="1987858695">
     <w:abstractNumId w:val="40"/>
   </w:num>
-  <w:num w:numId="8">
+  <w:num w:numId="8" w16cid:durableId="822310530">
     <w:abstractNumId w:val="24"/>
   </w:num>
-  <w:num w:numId="9">
+  <w:num w:numId="9" w16cid:durableId="497621629">
     <w:abstractNumId w:val="26"/>
   </w:num>
-  <w:num w:numId="10">
+  <w:num w:numId="10" w16cid:durableId="612445459">
     <w:abstractNumId w:val="47"/>
   </w:num>
-  <w:num w:numId="11">
+  <w:num w:numId="11" w16cid:durableId="962921955">
     <w:abstractNumId w:val="43"/>
   </w:num>
-  <w:num w:numId="12">
+  <w:num w:numId="12" w16cid:durableId="276257335">
     <w:abstractNumId w:val="2"/>
   </w:num>
-  <w:num w:numId="13">
+  <w:num w:numId="13" w16cid:durableId="684600939">
     <w:abstractNumId w:val="25"/>
   </w:num>
-  <w:num w:numId="14">
+  <w:num w:numId="14" w16cid:durableId="577909840">
     <w:abstractNumId w:val="29"/>
   </w:num>
-  <w:num w:numId="15">
+  <w:num w:numId="15" w16cid:durableId="763915031">
     <w:abstractNumId w:val="31"/>
   </w:num>
-  <w:num w:numId="16">
+  <w:num w:numId="16" w16cid:durableId="1918201702">
     <w:abstractNumId w:val="15"/>
   </w:num>
-  <w:num w:numId="17">
+  <w:num w:numId="17" w16cid:durableId="334305672">
     <w:abstractNumId w:val="12"/>
   </w:num>
-  <w:num w:numId="18">
+  <w:num w:numId="18" w16cid:durableId="1521355960">
     <w:abstractNumId w:val="38"/>
   </w:num>
-  <w:num w:numId="19">
+  <w:num w:numId="19" w16cid:durableId="830294763">
     <w:abstractNumId w:val="44"/>
   </w:num>
-  <w:num w:numId="20">
+  <w:num w:numId="20" w16cid:durableId="56629900">
     <w:abstractNumId w:val="14"/>
   </w:num>
-  <w:num w:numId="21">
+  <w:num w:numId="21" w16cid:durableId="1825391151">
     <w:abstractNumId w:val="42"/>
   </w:num>
-  <w:num w:numId="22">
+  <w:num w:numId="22" w16cid:durableId="690306455">
     <w:abstractNumId w:val="11"/>
   </w:num>
-  <w:num w:numId="23">
+  <w:num w:numId="23" w16cid:durableId="393427169">
     <w:abstractNumId w:val="19"/>
   </w:num>
-  <w:num w:numId="24">
+  <w:num w:numId="24" w16cid:durableId="1539274703">
     <w:abstractNumId w:val="45"/>
   </w:num>
-  <w:num w:numId="25">
+  <w:num w:numId="25" w16cid:durableId="1746300332">
     <w:abstractNumId w:val="3"/>
   </w:num>
-  <w:num w:numId="26">
+  <w:num w:numId="26" w16cid:durableId="1125539418">
     <w:abstractNumId w:val="32"/>
   </w:num>
-  <w:num w:numId="27">
+  <w:num w:numId="27" w16cid:durableId="373893199">
     <w:abstractNumId w:val="33"/>
   </w:num>
-  <w:num w:numId="28">
+  <w:num w:numId="28" w16cid:durableId="715545996">
     <w:abstractNumId w:val="23"/>
   </w:num>
-  <w:num w:numId="29">
+  <w:num w:numId="29" w16cid:durableId="241526116">
     <w:abstractNumId w:val="41"/>
   </w:num>
-  <w:num w:numId="30">
+  <w:num w:numId="30" w16cid:durableId="1357929814">
     <w:abstractNumId w:val="27"/>
   </w:num>
-  <w:num w:numId="31">
+  <w:num w:numId="31" w16cid:durableId="225266227">
     <w:abstractNumId w:val="16"/>
   </w:num>
-  <w:num w:numId="32">
+  <w:num w:numId="32" w16cid:durableId="1566838198">
     <w:abstractNumId w:val="20"/>
   </w:num>
-  <w:num w:numId="33">
+  <w:num w:numId="33" w16cid:durableId="706561328">
     <w:abstractNumId w:val="28"/>
   </w:num>
-  <w:num w:numId="34">
+  <w:num w:numId="34" w16cid:durableId="1323505828">
     <w:abstractNumId w:val="7"/>
   </w:num>
-  <w:num w:numId="35">
+  <w:num w:numId="35" w16cid:durableId="394352808">
     <w:abstractNumId w:val="39"/>
   </w:num>
-  <w:num w:numId="36">
+  <w:num w:numId="36" w16cid:durableId="75366691">
     <w:abstractNumId w:val="10"/>
   </w:num>
-  <w:num w:numId="37">
+  <w:num w:numId="37" w16cid:durableId="1764111269">
     <w:abstractNumId w:val="4"/>
   </w:num>
-  <w:num w:numId="38">
+  <w:num w:numId="38" w16cid:durableId="1656956847">
     <w:abstractNumId w:val="5"/>
   </w:num>
-  <w:num w:numId="39">
+  <w:num w:numId="39" w16cid:durableId="402722744">
     <w:abstractNumId w:val="34"/>
   </w:num>
-  <w:num w:numId="40">
+  <w:num w:numId="40" w16cid:durableId="972830491">
     <w:abstractNumId w:val="35"/>
   </w:num>
-  <w:num w:numId="41">
+  <w:num w:numId="41" w16cid:durableId="1687561159">
     <w:abstractNumId w:val="37"/>
   </w:num>
-  <w:num w:numId="42">
+  <w:num w:numId="42" w16cid:durableId="1076395526">
     <w:abstractNumId w:val="18"/>
   </w:num>
-  <w:num w:numId="43">
+  <w:num w:numId="43" w16cid:durableId="1197160634">
     <w:abstractNumId w:val="6"/>
   </w:num>
-  <w:num w:numId="44">
+  <w:num w:numId="44" w16cid:durableId="1186213277">
     <w:abstractNumId w:val="1"/>
   </w:num>
-  <w:num w:numId="45">
+  <w:num w:numId="45" w16cid:durableId="807862899">
     <w:abstractNumId w:val="9"/>
   </w:num>
-  <w:num w:numId="46">
+  <w:num w:numId="46" w16cid:durableId="1836801596">
     <w:abstractNumId w:val="36"/>
   </w:num>
-  <w:num w:numId="47">
+  <w:num w:numId="47" w16cid:durableId="1449012188">
     <w:abstractNumId w:val="21"/>
   </w:num>
-  <w:num w:numId="48">
+  <w:num w:numId="48" w16cid:durableId="1808668851">
     <w:abstractNumId w:val="22"/>
   </w:num>
   <w:numIdMacAtCleanup w:val="23"/>
@@ -12988,7 +13076,7 @@
 </file>
 
 <file path=word/styles.xml><?xml version="1.0" encoding="utf-8"?>
-<w:styles xmlns:mc="http://schemas.openxmlformats.org/markup-compatibility/2006" xmlns:r="http://schemas.openxmlformats.org/officeDocument/2006/relationships" xmlns:w="http://schemas.openxmlformats.org/wordprocessingml/2006/main" xmlns:w14="http://schemas.microsoft.com/office/word/2010/wordml" xmlns:w15="http://schemas.microsoft.com/office/word/2012/wordml" xmlns:w16cex="http://schemas.microsoft.com/office/word/2018/wordml/cex" xmlns:w16cid="http://schemas.microsoft.com/office/word/2016/wordml/cid" xmlns:w16="http://schemas.microsoft.com/office/word/2018/wordml" xmlns:w16sdtdh="http://schemas.microsoft.com/office/word/2020/wordml/sdtdatahash" xmlns:w16se="http://schemas.microsoft.com/office/word/2015/wordml/symex" mc:Ignorable="w14 w15 w16se w16cid w16 w16cex w16sdtdh">
+<w:styles xmlns:mc="http://schemas.openxmlformats.org/markup-compatibility/2006" xmlns:r="http://schemas.openxmlformats.org/officeDocument/2006/relationships" xmlns:w="http://schemas.openxmlformats.org/wordprocessingml/2006/main" xmlns:w14="http://schemas.microsoft.com/office/word/2010/wordml" xmlns:w15="http://schemas.microsoft.com/office/word/2012/wordml" xmlns:w16cex="http://schemas.microsoft.com/office/word/2018/wordml/cex" xmlns:w16cid="http://schemas.microsoft.com/office/word/2016/wordml/cid" xmlns:w16="http://schemas.microsoft.com/office/word/2018/wordml" xmlns:w16du="http://schemas.microsoft.com/office/word/2023/wordml/word16du" xmlns:w16sdtdh="http://schemas.microsoft.com/office/word/2020/wordml/sdtdatahash" xmlns:w16sdtfl="http://schemas.microsoft.com/office/word/2024/wordml/sdtformatlock" xmlns:w16se="http://schemas.microsoft.com/office/word/2015/wordml/symex" mc:Ignorable="w14 w15 w16se w16cid w16 w16cex w16sdtdh w16sdtfl w16du">
   <w:docDefaults>
     <w:rPrDefault>
       <w:rPr>
@@ -14716,21 +14804,10 @@
 </file>
 
 <file path=customXml/item1.xml><?xml version="1.0" encoding="utf-8"?>
-<p:properties xmlns:p="http://schemas.microsoft.com/office/2006/metadata/properties" xmlns:xsi="http://www.w3.org/2001/XMLSchema-instance" xmlns:pc="http://schemas.microsoft.com/office/infopath/2007/PartnerControls">
-  <documentManagement>
-    <TaxCatchAll xmlns="cb45339b-ced9-4d0d-8f64-77573914d53b" xsi:nil="true"/>
-    <lcf76f155ced4ddcb4097134ff3c332f xmlns="43a3ca16-9c26-4813-b83f-4aec9927b43f">
-      <Terms xmlns="http://schemas.microsoft.com/office/infopath/2007/PartnerControls"/>
-    </lcf76f155ced4ddcb4097134ff3c332f>
-  </documentManagement>
-</p:properties>
+<b:Sources xmlns:b="http://schemas.openxmlformats.org/officeDocument/2006/bibliography" xmlns="http://schemas.openxmlformats.org/officeDocument/2006/bibliography" SelectedStyle="\APASixthEditionOfficeOnline.xsl" StyleName="APA" Version="6"/>
 </file>
 
 <file path=customXml/item2.xml><?xml version="1.0" encoding="utf-8"?>
-<b:Sources xmlns:b="http://schemas.openxmlformats.org/officeDocument/2006/bibliography" xmlns="http://schemas.openxmlformats.org/officeDocument/2006/bibliography" SelectedStyle="\APASixthEditionOfficeOnline.xsl" StyleName="APA" Version="6"/>
-</file>
-
-<file path=customXml/item3.xml><?xml version="1.0" encoding="utf-8"?>
 <?mso-contentType ?>
 <FormTemplates xmlns="http://schemas.microsoft.com/sharepoint/v3/contenttype/forms">
   <Display>DocumentLibraryForm</Display>
@@ -14739,7 +14816,7 @@
 </FormTemplates>
 </file>
 
-<file path=customXml/item4.xml><?xml version="1.0" encoding="utf-8"?>
+<file path=customXml/item3.xml><?xml version="1.0" encoding="utf-8"?>
 <ct:contentTypeSchema xmlns:ct="http://schemas.microsoft.com/office/2006/metadata/contentType" xmlns:ma="http://schemas.microsoft.com/office/2006/metadata/properties/metaAttributes" ct:_="" ma:_="" ma:contentTypeName="Documento" ma:contentTypeID="0x01010049282E1EDBE9234EA9E6D38F720E265F" ma:contentTypeVersion="15" ma:contentTypeDescription="Crear nuevo documento." ma:contentTypeScope="" ma:versionID="b31c7aa9eaf043a08b87120b3c4916e3">
   <xsd:schema xmlns:xsd="http://www.w3.org/2001/XMLSchema" xmlns:xs="http://www.w3.org/2001/XMLSchema" xmlns:p="http://schemas.microsoft.com/office/2006/metadata/properties" xmlns:ns2="cb45339b-ced9-4d0d-8f64-77573914d53b" xmlns:ns3="43a3ca16-9c26-4813-b83f-4aec9927b43f" targetNamespace="http://schemas.microsoft.com/office/2006/metadata/properties" ma:root="true" ma:fieldsID="3533d065b04d75c457075bc55f1f5315" ns2:_="" ns3:_="">
     <xsd:import namespace="cb45339b-ced9-4d0d-8f64-77573914d53b"/>
@@ -14974,18 +15051,18 @@
 </ct:contentTypeSchema>
 </file>
 
-<file path=customXml/itemProps1.xml><?xml version="1.0" encoding="utf-8"?>
-<ds:datastoreItem xmlns:ds="http://schemas.openxmlformats.org/officeDocument/2006/customXml" ds:itemID="{26259216-AD86-464A-AEAD-95B1F9E17392}">
-  <ds:schemaRefs>
-    <ds:schemaRef ds:uri="http://schemas.microsoft.com/office/2006/metadata/properties"/>
-    <ds:schemaRef ds:uri="http://schemas.microsoft.com/office/infopath/2007/PartnerControls"/>
-    <ds:schemaRef ds:uri="cb45339b-ced9-4d0d-8f64-77573914d53b"/>
-    <ds:schemaRef ds:uri="43a3ca16-9c26-4813-b83f-4aec9927b43f"/>
-  </ds:schemaRefs>
-</ds:datastoreItem>
+<file path=customXml/item4.xml><?xml version="1.0" encoding="utf-8"?>
+<p:properties xmlns:p="http://schemas.microsoft.com/office/2006/metadata/properties" xmlns:xsi="http://www.w3.org/2001/XMLSchema-instance" xmlns:pc="http://schemas.microsoft.com/office/infopath/2007/PartnerControls">
+  <documentManagement>
+    <TaxCatchAll xmlns="cb45339b-ced9-4d0d-8f64-77573914d53b" xsi:nil="true"/>
+    <lcf76f155ced4ddcb4097134ff3c332f xmlns="43a3ca16-9c26-4813-b83f-4aec9927b43f">
+      <Terms xmlns="http://schemas.microsoft.com/office/infopath/2007/PartnerControls"/>
+    </lcf76f155ced4ddcb4097134ff3c332f>
+  </documentManagement>
+</p:properties>
 </file>
 
-<file path=customXml/itemProps2.xml><?xml version="1.0" encoding="utf-8"?>
+<file path=customXml/itemProps1.xml><?xml version="1.0" encoding="utf-8"?>
 <ds:datastoreItem xmlns:ds="http://schemas.openxmlformats.org/officeDocument/2006/customXml" ds:itemID="{A9F2CEBA-C824-4C86-81A8-E32CBD0EB92D}">
   <ds:schemaRefs>
     <ds:schemaRef ds:uri="http://schemas.openxmlformats.org/officeDocument/2006/bibliography"/>
@@ -14993,7 +15070,7 @@
 </ds:datastoreItem>
 </file>
 
-<file path=customXml/itemProps3.xml><?xml version="1.0" encoding="utf-8"?>
+<file path=customXml/itemProps2.xml><?xml version="1.0" encoding="utf-8"?>
 <ds:datastoreItem xmlns:ds="http://schemas.openxmlformats.org/officeDocument/2006/customXml" ds:itemID="{D00A4A46-BDBD-48AC-87B9-2BA42D9CC06F}">
   <ds:schemaRefs>
     <ds:schemaRef ds:uri="http://schemas.microsoft.com/sharepoint/v3/contenttype/forms"/>
@@ -15001,7 +15078,7 @@
 </ds:datastoreItem>
 </file>
 
-<file path=customXml/itemProps4.xml><?xml version="1.0" encoding="utf-8"?>
+<file path=customXml/itemProps3.xml><?xml version="1.0" encoding="utf-8"?>
 <ds:datastoreItem xmlns:ds="http://schemas.openxmlformats.org/officeDocument/2006/customXml" ds:itemID="{0BC4A0A4-89EA-4C0C-9011-C1B351E892BC}">
   <ds:schemaRefs>
     <ds:schemaRef ds:uri="http://schemas.microsoft.com/office/2006/metadata/contentType"/>
@@ -15018,4 +15095,15 @@
     <ds:schemaRef ds:uri="http://schemas.microsoft.com/internal/obd"/>
   </ds:schemaRefs>
 </ds:datastoreItem>
+</file>
+
+<file path=customXml/itemProps4.xml><?xml version="1.0" encoding="utf-8"?>
+<ds:datastoreItem xmlns:ds="http://schemas.openxmlformats.org/officeDocument/2006/customXml" ds:itemID="{26259216-AD86-464A-AEAD-95B1F9E17392}">
+  <ds:schemaRefs>
+    <ds:schemaRef ds:uri="http://schemas.microsoft.com/office/2006/metadata/properties"/>
+    <ds:schemaRef ds:uri="http://schemas.microsoft.com/office/infopath/2007/PartnerControls"/>
+    <ds:schemaRef ds:uri="cb45339b-ced9-4d0d-8f64-77573914d53b"/>
+    <ds:schemaRef ds:uri="43a3ca16-9c26-4813-b83f-4aec9927b43f"/>
+  </ds:schemaRefs>
+</ds:datastoreItem>
 </file>
--- a/fuentes/CF3_63310033_DU.docx
+++ b/fuentes/CF3_63310033_DU.docx
@@ -1,6 +1,6 @@
 
 <file path=word/document.xml><?xml version="1.0" encoding="utf-8"?>
-<w:document xmlns:wpc="http://schemas.microsoft.com/office/word/2010/wordprocessingCanvas" xmlns:cx="http://schemas.microsoft.com/office/drawing/2014/chartex" xmlns:cx1="http://schemas.microsoft.com/office/drawing/2015/9/8/chartex" xmlns:cx2="http://schemas.microsoft.com/office/drawing/2015/10/21/chartex" xmlns:cx3="http://schemas.microsoft.com/office/drawing/2016/5/9/chartex" xmlns:cx4="http://schemas.microsoft.com/office/drawing/2016/5/10/chartex" xmlns:cx5="http://schemas.microsoft.com/office/drawing/2016/5/11/chartex" xmlns:cx6="http://schemas.microsoft.com/office/drawing/2016/5/12/chartex" xmlns:cx7="http://schemas.microsoft.com/office/drawing/2016/5/13/chartex" xmlns:cx8="http://schemas.microsoft.com/office/drawing/2016/5/14/chartex" xmlns:mc="http://schemas.openxmlformats.org/markup-compatibility/2006" xmlns:aink="http://schemas.microsoft.com/office/drawing/2016/ink" xmlns:am3d="http://schemas.microsoft.com/office/drawing/2017/model3d" xmlns:o="urn:schemas-microsoft-com:office:office" xmlns:oel="http://schemas.microsoft.com/office/2019/extlst" xmlns:r="http://schemas.openxmlformats.org/officeDocument/2006/relationships" xmlns:m="http://schemas.openxmlformats.org/officeDocument/2006/math" xmlns:v="urn:schemas-microsoft-com:vml" xmlns:wp14="http://schemas.microsoft.com/office/word/2010/wordprocessingDrawing" xmlns:wp="http://schemas.openxmlformats.org/drawingml/2006/wordprocessingDrawing" xmlns:w10="urn:schemas-microsoft-com:office:word" xmlns:w="http://schemas.openxmlformats.org/wordprocessingml/2006/main" xmlns:w14="http://schemas.microsoft.com/office/word/2010/wordml" xmlns:w15="http://schemas.microsoft.com/office/word/2012/wordml" xmlns:w16cex="http://schemas.microsoft.com/office/word/2018/wordml/cex" xmlns:w16cid="http://schemas.microsoft.com/office/word/2016/wordml/cid" xmlns:w16="http://schemas.microsoft.com/office/word/2018/wordml" xmlns:w16du="http://schemas.microsoft.com/office/word/2023/wordml/word16du" xmlns:w16sdtdh="http://schemas.microsoft.com/office/word/2020/wordml/sdtdatahash" xmlns:w16sdtfl="http://schemas.microsoft.com/office/word/2024/wordml/sdtformatlock" xmlns:w16se="http://schemas.microsoft.com/office/word/2015/wordml/symex" xmlns:wpg="http://schemas.microsoft.com/office/word/2010/wordprocessingGroup" xmlns:wpi="http://schemas.microsoft.com/office/word/2010/wordprocessingInk" xmlns:wne="http://schemas.microsoft.com/office/word/2006/wordml" xmlns:wps="http://schemas.microsoft.com/office/word/2010/wordprocessingShape" mc:Ignorable="w14 w15 w16se w16cid w16 w16cex w16sdtdh w16sdtfl w16du wp14">
+<w:document xmlns:wpc="http://schemas.microsoft.com/office/word/2010/wordprocessingCanvas" xmlns:cx="http://schemas.microsoft.com/office/drawing/2014/chartex" xmlns:cx1="http://schemas.microsoft.com/office/drawing/2015/9/8/chartex" xmlns:cx2="http://schemas.microsoft.com/office/drawing/2015/10/21/chartex" xmlns:cx3="http://schemas.microsoft.com/office/drawing/2016/5/9/chartex" xmlns:cx4="http://schemas.microsoft.com/office/drawing/2016/5/10/chartex" xmlns:cx5="http://schemas.microsoft.com/office/drawing/2016/5/11/chartex" xmlns:cx6="http://schemas.microsoft.com/office/drawing/2016/5/12/chartex" xmlns:cx7="http://schemas.microsoft.com/office/drawing/2016/5/13/chartex" xmlns:cx8="http://schemas.microsoft.com/office/drawing/2016/5/14/chartex" xmlns:mc="http://schemas.openxmlformats.org/markup-compatibility/2006" xmlns:aink="http://schemas.microsoft.com/office/drawing/2016/ink" xmlns:am3d="http://schemas.microsoft.com/office/drawing/2017/model3d" xmlns:o="urn:schemas-microsoft-com:office:office" xmlns:r="http://schemas.openxmlformats.org/officeDocument/2006/relationships" xmlns:m="http://schemas.openxmlformats.org/officeDocument/2006/math" xmlns:v="urn:schemas-microsoft-com:vml" xmlns:wp14="http://schemas.microsoft.com/office/word/2010/wordprocessingDrawing" xmlns:wp="http://schemas.openxmlformats.org/drawingml/2006/wordprocessingDrawing" xmlns:w10="urn:schemas-microsoft-com:office:word" xmlns:w="http://schemas.openxmlformats.org/wordprocessingml/2006/main" xmlns:w14="http://schemas.microsoft.com/office/word/2010/wordml" xmlns:w15="http://schemas.microsoft.com/office/word/2012/wordml" xmlns:w16cex="http://schemas.microsoft.com/office/word/2018/wordml/cex" xmlns:w16cid="http://schemas.microsoft.com/office/word/2016/wordml/cid" xmlns:w16="http://schemas.microsoft.com/office/word/2018/wordml" xmlns:w16sdtdh="http://schemas.microsoft.com/office/word/2020/wordml/sdtdatahash" xmlns:w16se="http://schemas.microsoft.com/office/word/2015/wordml/symex" xmlns:wpg="http://schemas.microsoft.com/office/word/2010/wordprocessingGroup" xmlns:wpi="http://schemas.microsoft.com/office/word/2010/wordprocessingInk" xmlns:wne="http://schemas.microsoft.com/office/word/2006/wordml" xmlns:wps="http://schemas.microsoft.com/office/word/2010/wordprocessingShape" mc:Ignorable="w14 w15 w16se w16cid w16 w16cex w16sdtdh wp14">
   <w:body>
     <w:p>
       <w:r>
@@ -3715,7 +3715,19 @@
         <w:rPr>
           <w:lang w:val="es-419" w:eastAsia="es-CO"/>
         </w:rPr>
-        <w:t>En las áreas naturales donde se desarrollan actividades turísticas, es esencial tomar medidas estrictas para proteger los ecosistemas; aunque la educación ambiental durante las visitas es importante, un aumento excesivo en el número de turistas puede llevar a la degradación de estos espacios naturales. Este riesgo es destinos de sol y playa.</w:t>
+        <w:t>En las áreas naturales donde se desarrollan actividades turísticas, es esencial tomar medidas estrictas para proteger los ecosistemas; aunque la educación ambiental durante las visitas es importante, un aumento excesivo en el número de turistas puede llevar a la degradación de estos espacios naturales. Este riesgo es</w:t>
+      </w:r>
+      <w:r>
+        <w:rPr>
+          <w:lang w:val="es-419" w:eastAsia="es-CO"/>
+        </w:rPr>
+        <w:t xml:space="preserve"> igualmente aplicable en</w:t>
+      </w:r>
+      <w:r>
+        <w:rPr>
+          <w:lang w:val="es-419" w:eastAsia="es-CO"/>
+        </w:rPr>
+        <w:t xml:space="preserve"> destinos de sol y playa.</w:t>
       </w:r>
     </w:p>
     <w:p>
@@ -4973,6 +4985,114 @@
         </w:rPr>
         <w:t>Motores del turismo</w:t>
       </w:r>
+    </w:p>
+    <w:tbl>
+      <w:tblPr>
+        <w:tblStyle w:val="SENA1"/>
+        <w:tblW w:w="9634" w:type="dxa"/>
+        <w:tblLayout w:type="fixed"/>
+        <w:tblLook w:val="04A0" w:firstRow="1" w:lastRow="0" w:firstColumn="1" w:lastColumn="0" w:noHBand="0" w:noVBand="1"/>
+        <w:tblCaption w:val="Tabla 1. Motores del turismo "/>
+        <w:tblDescription w:val="La tabla organiza los principales motores que impactan el turismo, agrupados en cinco categorías. El primero es el cambio en el uso del suelo, relacionado con actividades como ganadería, cultivos ilícitos e infraestructura. El segundo aborda la disminución, pérdida o degradación de los sistemas nativos debido a factores como agroindustria, minería, generación eléctrica, urbanización y sobreexplotación de la pesca. El tercer motor se refiere a las invasiones biológicas, el cuarto a la contaminación tóxica del agua, y el quinto al cambio climático. "/>
+      </w:tblPr>
+      <w:tblGrid>
+        <w:gridCol w:w="9634"/>
+      </w:tblGrid>
+      <w:tr>
+        <w:trPr>
+          <w:cnfStyle w:val="100000000000" w:firstRow="1" w:lastRow="0" w:firstColumn="0" w:lastColumn="0" w:oddVBand="0" w:evenVBand="0" w:oddHBand="0" w:evenHBand="0" w:firstRowFirstColumn="0" w:firstRowLastColumn="0" w:lastRowFirstColumn="0" w:lastRowLastColumn="0"/>
+          <w:trHeight w:val="737"/>
+          <w:tblHeader/>
+        </w:trPr>
+        <w:tc>
+          <w:tcPr>
+            <w:tcW w:w="9634" w:type="dxa"/>
+          </w:tcPr>
+          <w:p>
+            <w:pPr>
+              <w:pStyle w:val="TextoTablas"/>
+            </w:pPr>
+            <w:r>
+              <w:t>Motor 1: cambio en el uso del suelo</w:t>
+            </w:r>
+          </w:p>
+        </w:tc>
+      </w:tr>
+      <w:tr>
+        <w:trPr>
+          <w:cnfStyle w:val="000000100000" w:firstRow="0" w:lastRow="0" w:firstColumn="0" w:lastColumn="0" w:oddVBand="0" w:evenVBand="0" w:oddHBand="1" w:evenHBand="0" w:firstRowFirstColumn="0" w:firstRowLastColumn="0" w:lastRowFirstColumn="0" w:lastRowLastColumn="0"/>
+          <w:trHeight w:val="852"/>
+        </w:trPr>
+        <w:tc>
+          <w:tcPr>
+            <w:tcW w:w="9634" w:type="dxa"/>
+          </w:tcPr>
+          <w:p>
+            <w:pPr>
+              <w:pStyle w:val="TextoTablas"/>
+              <w:numPr>
+                <w:ilvl w:val="0"/>
+                <w:numId w:val="47"/>
+              </w:numPr>
+            </w:pPr>
+            <w:r>
+              <w:t>Ganadería</w:t>
+            </w:r>
+          </w:p>
+        </w:tc>
+      </w:tr>
+      <w:tr>
+        <w:trPr>
+          <w:trHeight w:val="852"/>
+        </w:trPr>
+        <w:tc>
+          <w:tcPr>
+            <w:tcW w:w="9634" w:type="dxa"/>
+          </w:tcPr>
+          <w:p>
+            <w:pPr>
+              <w:pStyle w:val="TextoTablas"/>
+              <w:numPr>
+                <w:ilvl w:val="0"/>
+                <w:numId w:val="47"/>
+              </w:numPr>
+            </w:pPr>
+            <w:r>
+              <w:t>Cultivo de uso ilícito</w:t>
+            </w:r>
+          </w:p>
+        </w:tc>
+      </w:tr>
+      <w:tr>
+        <w:trPr>
+          <w:cnfStyle w:val="000000100000" w:firstRow="0" w:lastRow="0" w:firstColumn="0" w:lastColumn="0" w:oddVBand="0" w:evenVBand="0" w:oddHBand="1" w:evenHBand="0" w:firstRowFirstColumn="0" w:firstRowLastColumn="0" w:lastRowFirstColumn="0" w:lastRowLastColumn="0"/>
+          <w:trHeight w:val="852"/>
+        </w:trPr>
+        <w:tc>
+          <w:tcPr>
+            <w:tcW w:w="9634" w:type="dxa"/>
+          </w:tcPr>
+          <w:p>
+            <w:pPr>
+              <w:pStyle w:val="TextoTablas"/>
+              <w:numPr>
+                <w:ilvl w:val="0"/>
+                <w:numId w:val="47"/>
+              </w:numPr>
+            </w:pPr>
+            <w:r>
+              <w:t>Infraestructura</w:t>
+            </w:r>
+          </w:p>
+        </w:tc>
+      </w:tr>
+    </w:tbl>
+    <w:p>
+      <w:pPr>
+        <w:rPr>
+          <w:lang w:val="es-419" w:eastAsia="es-CO"/>
+        </w:rPr>
+      </w:pPr>
     </w:p>
     <w:tbl>
       <w:tblPr>
@@ -5000,113 +5120,6 @@
               <w:pStyle w:val="TextoTablas"/>
             </w:pPr>
             <w:r>
-              <w:t>Motor 1: cambio en el uso del suelo</w:t>
-            </w:r>
-          </w:p>
-        </w:tc>
-      </w:tr>
-      <w:tr>
-        <w:trPr>
-          <w:cnfStyle w:val="000000100000" w:firstRow="0" w:lastRow="0" w:firstColumn="0" w:lastColumn="0" w:oddVBand="0" w:evenVBand="0" w:oddHBand="1" w:evenHBand="0" w:firstRowFirstColumn="0" w:firstRowLastColumn="0" w:lastRowFirstColumn="0" w:lastRowLastColumn="0"/>
-          <w:trHeight w:val="852"/>
-        </w:trPr>
-        <w:tc>
-          <w:tcPr>
-            <w:tcW w:w="9634" w:type="dxa"/>
-          </w:tcPr>
-          <w:p>
-            <w:pPr>
-              <w:pStyle w:val="TextoTablas"/>
-              <w:numPr>
-                <w:ilvl w:val="0"/>
-                <w:numId w:val="47"/>
-              </w:numPr>
-            </w:pPr>
-            <w:r>
-              <w:t>Ganadería</w:t>
-            </w:r>
-          </w:p>
-        </w:tc>
-      </w:tr>
-      <w:tr>
-        <w:trPr>
-          <w:trHeight w:val="852"/>
-        </w:trPr>
-        <w:tc>
-          <w:tcPr>
-            <w:tcW w:w="9634" w:type="dxa"/>
-          </w:tcPr>
-          <w:p>
-            <w:pPr>
-              <w:pStyle w:val="TextoTablas"/>
-              <w:numPr>
-                <w:ilvl w:val="0"/>
-                <w:numId w:val="47"/>
-              </w:numPr>
-            </w:pPr>
-            <w:r>
-              <w:t>Cultivo de uso ilícito</w:t>
-            </w:r>
-          </w:p>
-        </w:tc>
-      </w:tr>
-      <w:tr>
-        <w:trPr>
-          <w:cnfStyle w:val="000000100000" w:firstRow="0" w:lastRow="0" w:firstColumn="0" w:lastColumn="0" w:oddVBand="0" w:evenVBand="0" w:oddHBand="1" w:evenHBand="0" w:firstRowFirstColumn="0" w:firstRowLastColumn="0" w:lastRowFirstColumn="0" w:lastRowLastColumn="0"/>
-          <w:trHeight w:val="852"/>
-        </w:trPr>
-        <w:tc>
-          <w:tcPr>
-            <w:tcW w:w="9634" w:type="dxa"/>
-          </w:tcPr>
-          <w:p>
-            <w:pPr>
-              <w:pStyle w:val="TextoTablas"/>
-              <w:numPr>
-                <w:ilvl w:val="0"/>
-                <w:numId w:val="47"/>
-              </w:numPr>
-            </w:pPr>
-            <w:r>
-              <w:t>Infraestructura</w:t>
-            </w:r>
-          </w:p>
-        </w:tc>
-      </w:tr>
-    </w:tbl>
-    <w:p>
-      <w:pPr>
-        <w:rPr>
-          <w:lang w:val="es-419" w:eastAsia="es-CO"/>
-        </w:rPr>
-      </w:pPr>
-    </w:p>
-    <w:tbl>
-      <w:tblPr>
-        <w:tblStyle w:val="SENA1"/>
-        <w:tblW w:w="9634" w:type="dxa"/>
-        <w:tblLayout w:type="fixed"/>
-        <w:tblLook w:val="04A0" w:firstRow="1" w:lastRow="0" w:firstColumn="1" w:lastColumn="0" w:noHBand="0" w:noVBand="1"/>
-      </w:tblPr>
-      <w:tblGrid>
-        <w:gridCol w:w="9634"/>
-      </w:tblGrid>
-      <w:tr>
-        <w:trPr>
-          <w:cnfStyle w:val="100000000000" w:firstRow="1" w:lastRow="0" w:firstColumn="0" w:lastColumn="0" w:oddVBand="0" w:evenVBand="0" w:oddHBand="0" w:evenHBand="0" w:firstRowFirstColumn="0" w:firstRowLastColumn="0" w:lastRowFirstColumn="0" w:lastRowLastColumn="0"/>
-          <w:cantSplit/>
-          <w:trHeight w:val="737"/>
-          <w:tblHeader/>
-        </w:trPr>
-        <w:tc>
-          <w:tcPr>
-            <w:tcW w:w="9634" w:type="dxa"/>
-          </w:tcPr>
-          <w:p>
-            <w:pPr>
-              <w:pStyle w:val="TextoTablas"/>
-            </w:pPr>
-            <w:r>
               <w:t>Motor 2: disminución, pérdida o degradación de los elementos de los sistemas nativos</w:t>
             </w:r>
           </w:p>
@@ -5195,16 +5208,12 @@
                 <w:ilvl w:val="0"/>
                 <w:numId w:val="48"/>
               </w:numPr>
-              <w:rPr>
-                <w:rFonts w:cs="Calibri"/>
-                <w:color w:val="000000" w:themeColor="text1"/>
-              </w:rPr>
             </w:pPr>
             <w:r>
               <w:rPr>
                 <w:rStyle w:val="mb-0"/>
-                <w:rFonts w:cs="Calibri"/>
-                <w:color w:val="000000" w:themeColor="text1"/>
+                <w:rFonts w:ascii="Roboto" w:hAnsi="Roboto"/>
+                <w:color w:val="12263F"/>
                 <w:bdr w:val="none" w:sz="0" w:space="0" w:color="auto" w:frame="1"/>
               </w:rPr>
               <w:lastRenderedPageBreak/>
@@ -5229,16 +5238,12 @@
                 <w:ilvl w:val="0"/>
                 <w:numId w:val="48"/>
               </w:numPr>
-              <w:rPr>
-                <w:rFonts w:cs="Calibri"/>
-                <w:color w:val="000000" w:themeColor="text1"/>
-              </w:rPr>
             </w:pPr>
             <w:r>
               <w:rPr>
                 <w:rStyle w:val="mb-0"/>
-                <w:rFonts w:cs="Calibri"/>
-                <w:color w:val="000000" w:themeColor="text1"/>
+                <w:rFonts w:ascii="Roboto" w:hAnsi="Roboto"/>
+                <w:color w:val="12263F"/>
                 <w:bdr w:val="none" w:sz="0" w:space="0" w:color="auto" w:frame="1"/>
               </w:rPr>
               <w:t>Sobreexplotación de la pesca</w:t>
@@ -6381,8 +6386,9 @@
           <w:lang w:eastAsia="es-CO"/>
           <w14:ligatures w14:val="none"/>
         </w:rPr>
-        <w:t>Organización Mundial del Turismo OMT. (s</w:t>
-      </w:r>
+        <w:t>Organización Mundial del Turismo OMT. (</w:t>
+      </w:r>
+      <w:proofErr w:type="spellStart"/>
       <w:r>
         <w:rPr>
           <w:rFonts w:eastAsia="Times New Roman" w:cstheme="minorHAnsi"/>
@@ -6392,7 +6398,7 @@
           <w:lang w:eastAsia="es-CO"/>
           <w14:ligatures w14:val="none"/>
         </w:rPr>
-        <w:t>.</w:t>
+        <w:t>s</w:t>
       </w:r>
       <w:r>
         <w:rPr>
@@ -6403,7 +6409,7 @@
           <w:lang w:eastAsia="es-CO"/>
           <w14:ligatures w14:val="none"/>
         </w:rPr>
-        <w:t>f</w:t>
+        <w:t>.</w:t>
       </w:r>
       <w:r>
         <w:rPr>
@@ -6414,8 +6420,9 @@
           <w:lang w:eastAsia="es-CO"/>
           <w14:ligatures w14:val="none"/>
         </w:rPr>
-        <w:t>.</w:t>
-      </w:r>
+        <w:t>f</w:t>
+      </w:r>
+      <w:proofErr w:type="spellEnd"/>
       <w:r>
         <w:rPr>
           <w:rFonts w:eastAsia="Times New Roman" w:cstheme="minorHAnsi"/>
@@ -6685,8 +6692,13 @@
             <w:pPr>
               <w:pStyle w:val="TextoTablas"/>
             </w:pPr>
-            <w:r>
-              <w:t>Milady Tatiana Villamil Castellanos</w:t>
+            <w:proofErr w:type="spellStart"/>
+            <w:r>
+              <w:t>Milady</w:t>
+            </w:r>
+            <w:proofErr w:type="spellEnd"/>
+            <w:r>
+              <w:t xml:space="preserve"> Tatiana Villamil Castellanos</w:t>
             </w:r>
           </w:p>
         </w:tc>
@@ -6832,13 +6844,7 @@
               <w:pStyle w:val="TextoTablas"/>
             </w:pPr>
             <w:r>
-              <w:t xml:space="preserve">Evaluadora </w:t>
-            </w:r>
-            <w:r>
-              <w:t>i</w:t>
-            </w:r>
-            <w:r>
-              <w:t>nstruccional</w:t>
+              <w:t>Evaluadora Instruccional</w:t>
             </w:r>
           </w:p>
         </w:tc>
@@ -6965,7 +6971,15 @@
               <w:pStyle w:val="TextoTablas"/>
             </w:pPr>
             <w:r>
-              <w:t>Johann Sebastián Teran Carvajal</w:t>
+              <w:t xml:space="preserve">Johann Sebastián </w:t>
+            </w:r>
+            <w:proofErr w:type="spellStart"/>
+            <w:r>
+              <w:t>Teran</w:t>
+            </w:r>
+            <w:proofErr w:type="spellEnd"/>
+            <w:r>
+              <w:t xml:space="preserve"> Carvajal</w:t>
             </w:r>
           </w:p>
         </w:tc>
@@ -7009,7 +7023,15 @@
               <w:pStyle w:val="TextoTablas"/>
             </w:pPr>
             <w:r>
-              <w:t>Laura Paola Gelvez Manosalva</w:t>
+              <w:t xml:space="preserve">Laura Paola </w:t>
+            </w:r>
+            <w:proofErr w:type="spellStart"/>
+            <w:r>
+              <w:t>Gelvez</w:t>
+            </w:r>
+            <w:proofErr w:type="spellEnd"/>
+            <w:r>
+              <w:t xml:space="preserve"> Manosalva</w:t>
             </w:r>
           </w:p>
         </w:tc>
@@ -7113,7 +7135,7 @@
 </file>
 
 <file path=word/endnotes.xml><?xml version="1.0" encoding="utf-8"?>
-<w:endnotes xmlns:wpc="http://schemas.microsoft.com/office/word/2010/wordprocessingCanvas" xmlns:cx="http://schemas.microsoft.com/office/drawing/2014/chartex" xmlns:cx1="http://schemas.microsoft.com/office/drawing/2015/9/8/chartex" xmlns:cx2="http://schemas.microsoft.com/office/drawing/2015/10/21/chartex" xmlns:cx3="http://schemas.microsoft.com/office/drawing/2016/5/9/chartex" xmlns:cx4="http://schemas.microsoft.com/office/drawing/2016/5/10/chartex" xmlns:cx5="http://schemas.microsoft.com/office/drawing/2016/5/11/chartex" xmlns:cx6="http://schemas.microsoft.com/office/drawing/2016/5/12/chartex" xmlns:cx7="http://schemas.microsoft.com/office/drawing/2016/5/13/chartex" xmlns:cx8="http://schemas.microsoft.com/office/drawing/2016/5/14/chartex" xmlns:mc="http://schemas.openxmlformats.org/markup-compatibility/2006" xmlns:aink="http://schemas.microsoft.com/office/drawing/2016/ink" xmlns:am3d="http://schemas.microsoft.com/office/drawing/2017/model3d" xmlns:o="urn:schemas-microsoft-com:office:office" xmlns:oel="http://schemas.microsoft.com/office/2019/extlst" xmlns:r="http://schemas.openxmlformats.org/officeDocument/2006/relationships" xmlns:m="http://schemas.openxmlformats.org/officeDocument/2006/math" xmlns:v="urn:schemas-microsoft-com:vml" xmlns:wp14="http://schemas.microsoft.com/office/word/2010/wordprocessingDrawing" xmlns:wp="http://schemas.openxmlformats.org/drawingml/2006/wordprocessingDrawing" xmlns:w10="urn:schemas-microsoft-com:office:word" xmlns:w="http://schemas.openxmlformats.org/wordprocessingml/2006/main" xmlns:w14="http://schemas.microsoft.com/office/word/2010/wordml" xmlns:w15="http://schemas.microsoft.com/office/word/2012/wordml" xmlns:w16cex="http://schemas.microsoft.com/office/word/2018/wordml/cex" xmlns:w16cid="http://schemas.microsoft.com/office/word/2016/wordml/cid" xmlns:w16="http://schemas.microsoft.com/office/word/2018/wordml" xmlns:w16du="http://schemas.microsoft.com/office/word/2023/wordml/word16du" xmlns:w16sdtdh="http://schemas.microsoft.com/office/word/2020/wordml/sdtdatahash" xmlns:w16sdtfl="http://schemas.microsoft.com/office/word/2024/wordml/sdtformatlock" xmlns:w16se="http://schemas.microsoft.com/office/word/2015/wordml/symex" xmlns:wpg="http://schemas.microsoft.com/office/word/2010/wordprocessingGroup" xmlns:wpi="http://schemas.microsoft.com/office/word/2010/wordprocessingInk" xmlns:wne="http://schemas.microsoft.com/office/word/2006/wordml" xmlns:wps="http://schemas.microsoft.com/office/word/2010/wordprocessingShape" mc:Ignorable="w14 w15 w16se w16cid w16 w16cex w16sdtdh w16sdtfl w16du wp14">
+<w:endnotes xmlns:wpc="http://schemas.microsoft.com/office/word/2010/wordprocessingCanvas" xmlns:cx="http://schemas.microsoft.com/office/drawing/2014/chartex" xmlns:cx1="http://schemas.microsoft.com/office/drawing/2015/9/8/chartex" xmlns:cx2="http://schemas.microsoft.com/office/drawing/2015/10/21/chartex" xmlns:cx3="http://schemas.microsoft.com/office/drawing/2016/5/9/chartex" xmlns:cx4="http://schemas.microsoft.com/office/drawing/2016/5/10/chartex" xmlns:cx5="http://schemas.microsoft.com/office/drawing/2016/5/11/chartex" xmlns:cx6="http://schemas.microsoft.com/office/drawing/2016/5/12/chartex" xmlns:cx7="http://schemas.microsoft.com/office/drawing/2016/5/13/chartex" xmlns:cx8="http://schemas.microsoft.com/office/drawing/2016/5/14/chartex" xmlns:mc="http://schemas.openxmlformats.org/markup-compatibility/2006" xmlns:aink="http://schemas.microsoft.com/office/drawing/2016/ink" xmlns:am3d="http://schemas.microsoft.com/office/drawing/2017/model3d" xmlns:o="urn:schemas-microsoft-com:office:office" xmlns:r="http://schemas.openxmlformats.org/officeDocument/2006/relationships" xmlns:m="http://schemas.openxmlformats.org/officeDocument/2006/math" xmlns:v="urn:schemas-microsoft-com:vml" xmlns:wp14="http://schemas.microsoft.com/office/word/2010/wordprocessingDrawing" xmlns:wp="http://schemas.openxmlformats.org/drawingml/2006/wordprocessingDrawing" xmlns:w10="urn:schemas-microsoft-com:office:word" xmlns:w="http://schemas.openxmlformats.org/wordprocessingml/2006/main" xmlns:w14="http://schemas.microsoft.com/office/word/2010/wordml" xmlns:w15="http://schemas.microsoft.com/office/word/2012/wordml" xmlns:w16cex="http://schemas.microsoft.com/office/word/2018/wordml/cex" xmlns:w16cid="http://schemas.microsoft.com/office/word/2016/wordml/cid" xmlns:w16="http://schemas.microsoft.com/office/word/2018/wordml" xmlns:w16sdtdh="http://schemas.microsoft.com/office/word/2020/wordml/sdtdatahash" xmlns:w16se="http://schemas.microsoft.com/office/word/2015/wordml/symex" xmlns:wpg="http://schemas.microsoft.com/office/word/2010/wordprocessingGroup" xmlns:wpi="http://schemas.microsoft.com/office/word/2010/wordprocessingInk" xmlns:wne="http://schemas.microsoft.com/office/word/2006/wordml" xmlns:wps="http://schemas.microsoft.com/office/word/2010/wordprocessingShape" mc:Ignorable="w14 w15 w16se w16cid w16 w16cex w16sdtdh wp14">
   <w:endnote w:type="separator" w:id="-1">
     <w:p>
       <w:pPr>
@@ -7138,7 +7160,7 @@
 </file>
 
 <file path=word/footer1.xml><?xml version="1.0" encoding="utf-8"?>
-<w:ftr xmlns:wpc="http://schemas.microsoft.com/office/word/2010/wordprocessingCanvas" xmlns:cx="http://schemas.microsoft.com/office/drawing/2014/chartex" xmlns:cx1="http://schemas.microsoft.com/office/drawing/2015/9/8/chartex" xmlns:cx2="http://schemas.microsoft.com/office/drawing/2015/10/21/chartex" xmlns:cx3="http://schemas.microsoft.com/office/drawing/2016/5/9/chartex" xmlns:cx4="http://schemas.microsoft.com/office/drawing/2016/5/10/chartex" xmlns:cx5="http://schemas.microsoft.com/office/drawing/2016/5/11/chartex" xmlns:cx6="http://schemas.microsoft.com/office/drawing/2016/5/12/chartex" xmlns:cx7="http://schemas.microsoft.com/office/drawing/2016/5/13/chartex" xmlns:cx8="http://schemas.microsoft.com/office/drawing/2016/5/14/chartex" xmlns:mc="http://schemas.openxmlformats.org/markup-compatibility/2006" xmlns:aink="http://schemas.microsoft.com/office/drawing/2016/ink" xmlns:am3d="http://schemas.microsoft.com/office/drawing/2017/model3d" xmlns:o="urn:schemas-microsoft-com:office:office" xmlns:oel="http://schemas.microsoft.com/office/2019/extlst" xmlns:r="http://schemas.openxmlformats.org/officeDocument/2006/relationships" xmlns:m="http://schemas.openxmlformats.org/officeDocument/2006/math" xmlns:v="urn:schemas-microsoft-com:vml" xmlns:wp14="http://schemas.microsoft.com/office/word/2010/wordprocessingDrawing" xmlns:wp="http://schemas.openxmlformats.org/drawingml/2006/wordprocessingDrawing" xmlns:w10="urn:schemas-microsoft-com:office:word" xmlns:w="http://schemas.openxmlformats.org/wordprocessingml/2006/main" xmlns:w14="http://schemas.microsoft.com/office/word/2010/wordml" xmlns:w15="http://schemas.microsoft.com/office/word/2012/wordml" xmlns:w16cex="http://schemas.microsoft.com/office/word/2018/wordml/cex" xmlns:w16cid="http://schemas.microsoft.com/office/word/2016/wordml/cid" xmlns:w16="http://schemas.microsoft.com/office/word/2018/wordml" xmlns:w16du="http://schemas.microsoft.com/office/word/2023/wordml/word16du" xmlns:w16sdtdh="http://schemas.microsoft.com/office/word/2020/wordml/sdtdatahash" xmlns:w16sdtfl="http://schemas.microsoft.com/office/word/2024/wordml/sdtformatlock" xmlns:w16se="http://schemas.microsoft.com/office/word/2015/wordml/symex" xmlns:wpg="http://schemas.microsoft.com/office/word/2010/wordprocessingGroup" xmlns:wpi="http://schemas.microsoft.com/office/word/2010/wordprocessingInk" xmlns:wne="http://schemas.microsoft.com/office/word/2006/wordml" xmlns:wps="http://schemas.microsoft.com/office/word/2010/wordprocessingShape" mc:Ignorable="w14 w15 w16se w16cid w16 w16cex w16sdtdh w16sdtfl w16du wp14">
+<w:ftr xmlns:wpc="http://schemas.microsoft.com/office/word/2010/wordprocessingCanvas" xmlns:cx="http://schemas.microsoft.com/office/drawing/2014/chartex" xmlns:cx1="http://schemas.microsoft.com/office/drawing/2015/9/8/chartex" xmlns:cx2="http://schemas.microsoft.com/office/drawing/2015/10/21/chartex" xmlns:cx3="http://schemas.microsoft.com/office/drawing/2016/5/9/chartex" xmlns:cx4="http://schemas.microsoft.com/office/drawing/2016/5/10/chartex" xmlns:cx5="http://schemas.microsoft.com/office/drawing/2016/5/11/chartex" xmlns:cx6="http://schemas.microsoft.com/office/drawing/2016/5/12/chartex" xmlns:cx7="http://schemas.microsoft.com/office/drawing/2016/5/13/chartex" xmlns:cx8="http://schemas.microsoft.com/office/drawing/2016/5/14/chartex" xmlns:mc="http://schemas.openxmlformats.org/markup-compatibility/2006" xmlns:aink="http://schemas.microsoft.com/office/drawing/2016/ink" xmlns:am3d="http://schemas.microsoft.com/office/drawing/2017/model3d" xmlns:o="urn:schemas-microsoft-com:office:office" xmlns:r="http://schemas.openxmlformats.org/officeDocument/2006/relationships" xmlns:m="http://schemas.openxmlformats.org/officeDocument/2006/math" xmlns:v="urn:schemas-microsoft-com:vml" xmlns:wp14="http://schemas.microsoft.com/office/word/2010/wordprocessingDrawing" xmlns:wp="http://schemas.openxmlformats.org/drawingml/2006/wordprocessingDrawing" xmlns:w10="urn:schemas-microsoft-com:office:word" xmlns:w="http://schemas.openxmlformats.org/wordprocessingml/2006/main" xmlns:w14="http://schemas.microsoft.com/office/word/2010/wordml" xmlns:w15="http://schemas.microsoft.com/office/word/2012/wordml" xmlns:w16cex="http://schemas.microsoft.com/office/word/2018/wordml/cex" xmlns:w16cid="http://schemas.microsoft.com/office/word/2016/wordml/cid" xmlns:w16="http://schemas.microsoft.com/office/word/2018/wordml" xmlns:w16sdtdh="http://schemas.microsoft.com/office/word/2020/wordml/sdtdatahash" xmlns:w16se="http://schemas.microsoft.com/office/word/2015/wordml/symex" xmlns:wpg="http://schemas.microsoft.com/office/word/2010/wordprocessingGroup" xmlns:wpi="http://schemas.microsoft.com/office/word/2010/wordprocessingInk" xmlns:wne="http://schemas.microsoft.com/office/word/2006/wordml" xmlns:wps="http://schemas.microsoft.com/office/word/2010/wordprocessingShape" mc:Ignorable="w14 w15 w16se w16cid w16 w16cex w16sdtdh wp14">
   <w:p>
     <w:pPr>
       <w:pStyle w:val="Piedepgina"/>
@@ -7148,7 +7170,7 @@
 </file>
 
 <file path=word/footer2.xml><?xml version="1.0" encoding="utf-8"?>
-<w:ftr xmlns:wpc="http://schemas.microsoft.com/office/word/2010/wordprocessingCanvas" xmlns:cx="http://schemas.microsoft.com/office/drawing/2014/chartex" xmlns:cx1="http://schemas.microsoft.com/office/drawing/2015/9/8/chartex" xmlns:cx2="http://schemas.microsoft.com/office/drawing/2015/10/21/chartex" xmlns:cx3="http://schemas.microsoft.com/office/drawing/2016/5/9/chartex" xmlns:cx4="http://schemas.microsoft.com/office/drawing/2016/5/10/chartex" xmlns:cx5="http://schemas.microsoft.com/office/drawing/2016/5/11/chartex" xmlns:cx6="http://schemas.microsoft.com/office/drawing/2016/5/12/chartex" xmlns:cx7="http://schemas.microsoft.com/office/drawing/2016/5/13/chartex" xmlns:cx8="http://schemas.microsoft.com/office/drawing/2016/5/14/chartex" xmlns:mc="http://schemas.openxmlformats.org/markup-compatibility/2006" xmlns:aink="http://schemas.microsoft.com/office/drawing/2016/ink" xmlns:am3d="http://schemas.microsoft.com/office/drawing/2017/model3d" xmlns:o="urn:schemas-microsoft-com:office:office" xmlns:oel="http://schemas.microsoft.com/office/2019/extlst" xmlns:r="http://schemas.openxmlformats.org/officeDocument/2006/relationships" xmlns:m="http://schemas.openxmlformats.org/officeDocument/2006/math" xmlns:v="urn:schemas-microsoft-com:vml" xmlns:wp14="http://schemas.microsoft.com/office/word/2010/wordprocessingDrawing" xmlns:wp="http://schemas.openxmlformats.org/drawingml/2006/wordprocessingDrawing" xmlns:w10="urn:schemas-microsoft-com:office:word" xmlns:w="http://schemas.openxmlformats.org/wordprocessingml/2006/main" xmlns:w14="http://schemas.microsoft.com/office/word/2010/wordml" xmlns:w15="http://schemas.microsoft.com/office/word/2012/wordml" xmlns:w16cex="http://schemas.microsoft.com/office/word/2018/wordml/cex" xmlns:w16cid="http://schemas.microsoft.com/office/word/2016/wordml/cid" xmlns:w16="http://schemas.microsoft.com/office/word/2018/wordml" xmlns:w16du="http://schemas.microsoft.com/office/word/2023/wordml/word16du" xmlns:w16sdtdh="http://schemas.microsoft.com/office/word/2020/wordml/sdtdatahash" xmlns:w16sdtfl="http://schemas.microsoft.com/office/word/2024/wordml/sdtformatlock" xmlns:w16se="http://schemas.microsoft.com/office/word/2015/wordml/symex" xmlns:wpg="http://schemas.microsoft.com/office/word/2010/wordprocessingGroup" xmlns:wpi="http://schemas.microsoft.com/office/word/2010/wordprocessingInk" xmlns:wne="http://schemas.microsoft.com/office/word/2006/wordml" xmlns:wps="http://schemas.microsoft.com/office/word/2010/wordprocessingShape" mc:Ignorable="w14 w15 w16se w16cid w16 w16cex w16sdtdh w16sdtfl w16du wp14">
+<w:ftr xmlns:wpc="http://schemas.microsoft.com/office/word/2010/wordprocessingCanvas" xmlns:cx="http://schemas.microsoft.com/office/drawing/2014/chartex" xmlns:cx1="http://schemas.microsoft.com/office/drawing/2015/9/8/chartex" xmlns:cx2="http://schemas.microsoft.com/office/drawing/2015/10/21/chartex" xmlns:cx3="http://schemas.microsoft.com/office/drawing/2016/5/9/chartex" xmlns:cx4="http://schemas.microsoft.com/office/drawing/2016/5/10/chartex" xmlns:cx5="http://schemas.microsoft.com/office/drawing/2016/5/11/chartex" xmlns:cx6="http://schemas.microsoft.com/office/drawing/2016/5/12/chartex" xmlns:cx7="http://schemas.microsoft.com/office/drawing/2016/5/13/chartex" xmlns:cx8="http://schemas.microsoft.com/office/drawing/2016/5/14/chartex" xmlns:mc="http://schemas.openxmlformats.org/markup-compatibility/2006" xmlns:aink="http://schemas.microsoft.com/office/drawing/2016/ink" xmlns:am3d="http://schemas.microsoft.com/office/drawing/2017/model3d" xmlns:o="urn:schemas-microsoft-com:office:office" xmlns:r="http://schemas.openxmlformats.org/officeDocument/2006/relationships" xmlns:m="http://schemas.openxmlformats.org/officeDocument/2006/math" xmlns:v="urn:schemas-microsoft-com:vml" xmlns:wp14="http://schemas.microsoft.com/office/word/2010/wordprocessingDrawing" xmlns:wp="http://schemas.openxmlformats.org/drawingml/2006/wordprocessingDrawing" xmlns:w10="urn:schemas-microsoft-com:office:word" xmlns:w="http://schemas.openxmlformats.org/wordprocessingml/2006/main" xmlns:w14="http://schemas.microsoft.com/office/word/2010/wordml" xmlns:w15="http://schemas.microsoft.com/office/word/2012/wordml" xmlns:w16cex="http://schemas.microsoft.com/office/word/2018/wordml/cex" xmlns:w16cid="http://schemas.microsoft.com/office/word/2016/wordml/cid" xmlns:w16="http://schemas.microsoft.com/office/word/2018/wordml" xmlns:w16sdtdh="http://schemas.microsoft.com/office/word/2020/wordml/sdtdatahash" xmlns:w16se="http://schemas.microsoft.com/office/word/2015/wordml/symex" xmlns:wpg="http://schemas.microsoft.com/office/word/2010/wordprocessingGroup" xmlns:wpi="http://schemas.microsoft.com/office/word/2010/wordprocessingInk" xmlns:wne="http://schemas.microsoft.com/office/word/2006/wordml" xmlns:wps="http://schemas.microsoft.com/office/word/2010/wordprocessingShape" mc:Ignorable="w14 w15 w16se w16cid w16 w16cex w16sdtdh wp14">
   <w:sdt>
     <w:sdtPr>
       <w:id w:val="111017779"/>
@@ -7157,6 +7179,7 @@
         <w:docPartUnique/>
       </w:docPartObj>
     </w:sdtPr>
+    <w:sdtEndPr/>
     <w:sdtContent>
       <w:p>
         <w:pPr>
@@ -7175,7 +7198,7 @@
 </file>
 
 <file path=word/footer3.xml><?xml version="1.0" encoding="utf-8"?>
-<w:ftr xmlns:wpc="http://schemas.microsoft.com/office/word/2010/wordprocessingCanvas" xmlns:cx="http://schemas.microsoft.com/office/drawing/2014/chartex" xmlns:cx1="http://schemas.microsoft.com/office/drawing/2015/9/8/chartex" xmlns:cx2="http://schemas.microsoft.com/office/drawing/2015/10/21/chartex" xmlns:cx3="http://schemas.microsoft.com/office/drawing/2016/5/9/chartex" xmlns:cx4="http://schemas.microsoft.com/office/drawing/2016/5/10/chartex" xmlns:cx5="http://schemas.microsoft.com/office/drawing/2016/5/11/chartex" xmlns:cx6="http://schemas.microsoft.com/office/drawing/2016/5/12/chartex" xmlns:cx7="http://schemas.microsoft.com/office/drawing/2016/5/13/chartex" xmlns:cx8="http://schemas.microsoft.com/office/drawing/2016/5/14/chartex" xmlns:mc="http://schemas.openxmlformats.org/markup-compatibility/2006" xmlns:aink="http://schemas.microsoft.com/office/drawing/2016/ink" xmlns:am3d="http://schemas.microsoft.com/office/drawing/2017/model3d" xmlns:o="urn:schemas-microsoft-com:office:office" xmlns:oel="http://schemas.microsoft.com/office/2019/extlst" xmlns:r="http://schemas.openxmlformats.org/officeDocument/2006/relationships" xmlns:m="http://schemas.openxmlformats.org/officeDocument/2006/math" xmlns:v="urn:schemas-microsoft-com:vml" xmlns:wp14="http://schemas.microsoft.com/office/word/2010/wordprocessingDrawing" xmlns:wp="http://schemas.openxmlformats.org/drawingml/2006/wordprocessingDrawing" xmlns:w10="urn:schemas-microsoft-com:office:word" xmlns:w="http://schemas.openxmlformats.org/wordprocessingml/2006/main" xmlns:w14="http://schemas.microsoft.com/office/word/2010/wordml" xmlns:w15="http://schemas.microsoft.com/office/word/2012/wordml" xmlns:w16cex="http://schemas.microsoft.com/office/word/2018/wordml/cex" xmlns:w16cid="http://schemas.microsoft.com/office/word/2016/wordml/cid" xmlns:w16="http://schemas.microsoft.com/office/word/2018/wordml" xmlns:w16du="http://schemas.microsoft.com/office/word/2023/wordml/word16du" xmlns:w16sdtdh="http://schemas.microsoft.com/office/word/2020/wordml/sdtdatahash" xmlns:w16sdtfl="http://schemas.microsoft.com/office/word/2024/wordml/sdtformatlock" xmlns:w16se="http://schemas.microsoft.com/office/word/2015/wordml/symex" xmlns:wpg="http://schemas.microsoft.com/office/word/2010/wordprocessingGroup" xmlns:wpi="http://schemas.microsoft.com/office/word/2010/wordprocessingInk" xmlns:wne="http://schemas.microsoft.com/office/word/2006/wordml" xmlns:wps="http://schemas.microsoft.com/office/word/2010/wordprocessingShape" mc:Ignorable="w14 w15 w16se w16cid w16 w16cex w16sdtdh w16sdtfl w16du wp14">
+<w:ftr xmlns:wpc="http://schemas.microsoft.com/office/word/2010/wordprocessingCanvas" xmlns:cx="http://schemas.microsoft.com/office/drawing/2014/chartex" xmlns:cx1="http://schemas.microsoft.com/office/drawing/2015/9/8/chartex" xmlns:cx2="http://schemas.microsoft.com/office/drawing/2015/10/21/chartex" xmlns:cx3="http://schemas.microsoft.com/office/drawing/2016/5/9/chartex" xmlns:cx4="http://schemas.microsoft.com/office/drawing/2016/5/10/chartex" xmlns:cx5="http://schemas.microsoft.com/office/drawing/2016/5/11/chartex" xmlns:cx6="http://schemas.microsoft.com/office/drawing/2016/5/12/chartex" xmlns:cx7="http://schemas.microsoft.com/office/drawing/2016/5/13/chartex" xmlns:cx8="http://schemas.microsoft.com/office/drawing/2016/5/14/chartex" xmlns:mc="http://schemas.openxmlformats.org/markup-compatibility/2006" xmlns:aink="http://schemas.microsoft.com/office/drawing/2016/ink" xmlns:am3d="http://schemas.microsoft.com/office/drawing/2017/model3d" xmlns:o="urn:schemas-microsoft-com:office:office" xmlns:r="http://schemas.openxmlformats.org/officeDocument/2006/relationships" xmlns:m="http://schemas.openxmlformats.org/officeDocument/2006/math" xmlns:v="urn:schemas-microsoft-com:vml" xmlns:wp14="http://schemas.microsoft.com/office/word/2010/wordprocessingDrawing" xmlns:wp="http://schemas.openxmlformats.org/drawingml/2006/wordprocessingDrawing" xmlns:w10="urn:schemas-microsoft-com:office:word" xmlns:w="http://schemas.openxmlformats.org/wordprocessingml/2006/main" xmlns:w14="http://schemas.microsoft.com/office/word/2010/wordml" xmlns:w15="http://schemas.microsoft.com/office/word/2012/wordml" xmlns:w16cex="http://schemas.microsoft.com/office/word/2018/wordml/cex" xmlns:w16cid="http://schemas.microsoft.com/office/word/2016/wordml/cid" xmlns:w16="http://schemas.microsoft.com/office/word/2018/wordml" xmlns:w16sdtdh="http://schemas.microsoft.com/office/word/2020/wordml/sdtdatahash" xmlns:w16se="http://schemas.microsoft.com/office/word/2015/wordml/symex" xmlns:wpg="http://schemas.microsoft.com/office/word/2010/wordprocessingGroup" xmlns:wpi="http://schemas.microsoft.com/office/word/2010/wordprocessingInk" xmlns:wne="http://schemas.microsoft.com/office/word/2006/wordml" xmlns:wps="http://schemas.microsoft.com/office/word/2010/wordprocessingShape" mc:Ignorable="w14 w15 w16se w16cid w16 w16cex w16sdtdh wp14">
   <w:p>
     <w:pPr>
       <w:pStyle w:val="Piedepgina"/>
@@ -7185,7 +7208,7 @@
 </file>
 
 <file path=word/footer4.xml><?xml version="1.0" encoding="utf-8"?>
-<w:ftr xmlns:wpc="http://schemas.microsoft.com/office/word/2010/wordprocessingCanvas" xmlns:cx="http://schemas.microsoft.com/office/drawing/2014/chartex" xmlns:cx1="http://schemas.microsoft.com/office/drawing/2015/9/8/chartex" xmlns:cx2="http://schemas.microsoft.com/office/drawing/2015/10/21/chartex" xmlns:cx3="http://schemas.microsoft.com/office/drawing/2016/5/9/chartex" xmlns:cx4="http://schemas.microsoft.com/office/drawing/2016/5/10/chartex" xmlns:cx5="http://schemas.microsoft.com/office/drawing/2016/5/11/chartex" xmlns:cx6="http://schemas.microsoft.com/office/drawing/2016/5/12/chartex" xmlns:cx7="http://schemas.microsoft.com/office/drawing/2016/5/13/chartex" xmlns:cx8="http://schemas.microsoft.com/office/drawing/2016/5/14/chartex" xmlns:mc="http://schemas.openxmlformats.org/markup-compatibility/2006" xmlns:aink="http://schemas.microsoft.com/office/drawing/2016/ink" xmlns:am3d="http://schemas.microsoft.com/office/drawing/2017/model3d" xmlns:o="urn:schemas-microsoft-com:office:office" xmlns:oel="http://schemas.microsoft.com/office/2019/extlst" xmlns:r="http://schemas.openxmlformats.org/officeDocument/2006/relationships" xmlns:m="http://schemas.openxmlformats.org/officeDocument/2006/math" xmlns:v="urn:schemas-microsoft-com:vml" xmlns:wp14="http://schemas.microsoft.com/office/word/2010/wordprocessingDrawing" xmlns:wp="http://schemas.openxmlformats.org/drawingml/2006/wordprocessingDrawing" xmlns:w10="urn:schemas-microsoft-com:office:word" xmlns:w="http://schemas.openxmlformats.org/wordprocessingml/2006/main" xmlns:w14="http://schemas.microsoft.com/office/word/2010/wordml" xmlns:w15="http://schemas.microsoft.com/office/word/2012/wordml" xmlns:w16cex="http://schemas.microsoft.com/office/word/2018/wordml/cex" xmlns:w16cid="http://schemas.microsoft.com/office/word/2016/wordml/cid" xmlns:w16="http://schemas.microsoft.com/office/word/2018/wordml" xmlns:w16du="http://schemas.microsoft.com/office/word/2023/wordml/word16du" xmlns:w16sdtdh="http://schemas.microsoft.com/office/word/2020/wordml/sdtdatahash" xmlns:w16sdtfl="http://schemas.microsoft.com/office/word/2024/wordml/sdtformatlock" xmlns:w16se="http://schemas.microsoft.com/office/word/2015/wordml/symex" xmlns:wpg="http://schemas.microsoft.com/office/word/2010/wordprocessingGroup" xmlns:wpi="http://schemas.microsoft.com/office/word/2010/wordprocessingInk" xmlns:wne="http://schemas.microsoft.com/office/word/2006/wordml" xmlns:wps="http://schemas.microsoft.com/office/word/2010/wordprocessingShape" mc:Ignorable="w14 w15 w16se w16cid w16 w16cex w16sdtdh w16sdtfl w16du wp14">
+<w:ftr xmlns:wpc="http://schemas.microsoft.com/office/word/2010/wordprocessingCanvas" xmlns:cx="http://schemas.microsoft.com/office/drawing/2014/chartex" xmlns:cx1="http://schemas.microsoft.com/office/drawing/2015/9/8/chartex" xmlns:cx2="http://schemas.microsoft.com/office/drawing/2015/10/21/chartex" xmlns:cx3="http://schemas.microsoft.com/office/drawing/2016/5/9/chartex" xmlns:cx4="http://schemas.microsoft.com/office/drawing/2016/5/10/chartex" xmlns:cx5="http://schemas.microsoft.com/office/drawing/2016/5/11/chartex" xmlns:cx6="http://schemas.microsoft.com/office/drawing/2016/5/12/chartex" xmlns:cx7="http://schemas.microsoft.com/office/drawing/2016/5/13/chartex" xmlns:cx8="http://schemas.microsoft.com/office/drawing/2016/5/14/chartex" xmlns:mc="http://schemas.openxmlformats.org/markup-compatibility/2006" xmlns:aink="http://schemas.microsoft.com/office/drawing/2016/ink" xmlns:am3d="http://schemas.microsoft.com/office/drawing/2017/model3d" xmlns:o="urn:schemas-microsoft-com:office:office" xmlns:r="http://schemas.openxmlformats.org/officeDocument/2006/relationships" xmlns:m="http://schemas.openxmlformats.org/officeDocument/2006/math" xmlns:v="urn:schemas-microsoft-com:vml" xmlns:wp14="http://schemas.microsoft.com/office/word/2010/wordprocessingDrawing" xmlns:wp="http://schemas.openxmlformats.org/drawingml/2006/wordprocessingDrawing" xmlns:w10="urn:schemas-microsoft-com:office:word" xmlns:w="http://schemas.openxmlformats.org/wordprocessingml/2006/main" xmlns:w14="http://schemas.microsoft.com/office/word/2010/wordml" xmlns:w15="http://schemas.microsoft.com/office/word/2012/wordml" xmlns:w16cex="http://schemas.microsoft.com/office/word/2018/wordml/cex" xmlns:w16cid="http://schemas.microsoft.com/office/word/2016/wordml/cid" xmlns:w16="http://schemas.microsoft.com/office/word/2018/wordml" xmlns:w16sdtdh="http://schemas.microsoft.com/office/word/2020/wordml/sdtdatahash" xmlns:w16se="http://schemas.microsoft.com/office/word/2015/wordml/symex" xmlns:wpg="http://schemas.microsoft.com/office/word/2010/wordprocessingGroup" xmlns:wpi="http://schemas.microsoft.com/office/word/2010/wordprocessingInk" xmlns:wne="http://schemas.microsoft.com/office/word/2006/wordml" xmlns:wps="http://schemas.microsoft.com/office/word/2010/wordprocessingShape" mc:Ignorable="w14 w15 w16se w16cid w16 w16cex w16sdtdh wp14">
   <w:sdt>
     <w:sdtPr>
       <w:id w:val="-1465197936"/>
@@ -7194,6 +7217,7 @@
         <w:docPartUnique/>
       </w:docPartObj>
     </w:sdtPr>
+    <w:sdtEndPr/>
     <w:sdtContent>
       <w:p>
         <w:pPr>
@@ -7339,7 +7363,7 @@
 </file>
 
 <file path=word/footnotes.xml><?xml version="1.0" encoding="utf-8"?>
-<w:footnotes xmlns:wpc="http://schemas.microsoft.com/office/word/2010/wordprocessingCanvas" xmlns:cx="http://schemas.microsoft.com/office/drawing/2014/chartex" xmlns:cx1="http://schemas.microsoft.com/office/drawing/2015/9/8/chartex" xmlns:cx2="http://schemas.microsoft.com/office/drawing/2015/10/21/chartex" xmlns:cx3="http://schemas.microsoft.com/office/drawing/2016/5/9/chartex" xmlns:cx4="http://schemas.microsoft.com/office/drawing/2016/5/10/chartex" xmlns:cx5="http://schemas.microsoft.com/office/drawing/2016/5/11/chartex" xmlns:cx6="http://schemas.microsoft.com/office/drawing/2016/5/12/chartex" xmlns:cx7="http://schemas.microsoft.com/office/drawing/2016/5/13/chartex" xmlns:cx8="http://schemas.microsoft.com/office/drawing/2016/5/14/chartex" xmlns:mc="http://schemas.openxmlformats.org/markup-compatibility/2006" xmlns:aink="http://schemas.microsoft.com/office/drawing/2016/ink" xmlns:am3d="http://schemas.microsoft.com/office/drawing/2017/model3d" xmlns:o="urn:schemas-microsoft-com:office:office" xmlns:oel="http://schemas.microsoft.com/office/2019/extlst" xmlns:r="http://schemas.openxmlformats.org/officeDocument/2006/relationships" xmlns:m="http://schemas.openxmlformats.org/officeDocument/2006/math" xmlns:v="urn:schemas-microsoft-com:vml" xmlns:wp14="http://schemas.microsoft.com/office/word/2010/wordprocessingDrawing" xmlns:wp="http://schemas.openxmlformats.org/drawingml/2006/wordprocessingDrawing" xmlns:w10="urn:schemas-microsoft-com:office:word" xmlns:w="http://schemas.openxmlformats.org/wordprocessingml/2006/main" xmlns:w14="http://schemas.microsoft.com/office/word/2010/wordml" xmlns:w15="http://schemas.microsoft.com/office/word/2012/wordml" xmlns:w16cex="http://schemas.microsoft.com/office/word/2018/wordml/cex" xmlns:w16cid="http://schemas.microsoft.com/office/word/2016/wordml/cid" xmlns:w16="http://schemas.microsoft.com/office/word/2018/wordml" xmlns:w16du="http://schemas.microsoft.com/office/word/2023/wordml/word16du" xmlns:w16sdtdh="http://schemas.microsoft.com/office/word/2020/wordml/sdtdatahash" xmlns:w16sdtfl="http://schemas.microsoft.com/office/word/2024/wordml/sdtformatlock" xmlns:w16se="http://schemas.microsoft.com/office/word/2015/wordml/symex" xmlns:wpg="http://schemas.microsoft.com/office/word/2010/wordprocessingGroup" xmlns:wpi="http://schemas.microsoft.com/office/word/2010/wordprocessingInk" xmlns:wne="http://schemas.microsoft.com/office/word/2006/wordml" xmlns:wps="http://schemas.microsoft.com/office/word/2010/wordprocessingShape" mc:Ignorable="w14 w15 w16se w16cid w16 w16cex w16sdtdh w16sdtfl w16du wp14">
+<w:footnotes xmlns:wpc="http://schemas.microsoft.com/office/word/2010/wordprocessingCanvas" xmlns:cx="http://schemas.microsoft.com/office/drawing/2014/chartex" xmlns:cx1="http://schemas.microsoft.com/office/drawing/2015/9/8/chartex" xmlns:cx2="http://schemas.microsoft.com/office/drawing/2015/10/21/chartex" xmlns:cx3="http://schemas.microsoft.com/office/drawing/2016/5/9/chartex" xmlns:cx4="http://schemas.microsoft.com/office/drawing/2016/5/10/chartex" xmlns:cx5="http://schemas.microsoft.com/office/drawing/2016/5/11/chartex" xmlns:cx6="http://schemas.microsoft.com/office/drawing/2016/5/12/chartex" xmlns:cx7="http://schemas.microsoft.com/office/drawing/2016/5/13/chartex" xmlns:cx8="http://schemas.microsoft.com/office/drawing/2016/5/14/chartex" xmlns:mc="http://schemas.openxmlformats.org/markup-compatibility/2006" xmlns:aink="http://schemas.microsoft.com/office/drawing/2016/ink" xmlns:am3d="http://schemas.microsoft.com/office/drawing/2017/model3d" xmlns:o="urn:schemas-microsoft-com:office:office" xmlns:r="http://schemas.openxmlformats.org/officeDocument/2006/relationships" xmlns:m="http://schemas.openxmlformats.org/officeDocument/2006/math" xmlns:v="urn:schemas-microsoft-com:vml" xmlns:wp14="http://schemas.microsoft.com/office/word/2010/wordprocessingDrawing" xmlns:wp="http://schemas.openxmlformats.org/drawingml/2006/wordprocessingDrawing" xmlns:w10="urn:schemas-microsoft-com:office:word" xmlns:w="http://schemas.openxmlformats.org/wordprocessingml/2006/main" xmlns:w14="http://schemas.microsoft.com/office/word/2010/wordml" xmlns:w15="http://schemas.microsoft.com/office/word/2012/wordml" xmlns:w16cex="http://schemas.microsoft.com/office/word/2018/wordml/cex" xmlns:w16cid="http://schemas.microsoft.com/office/word/2016/wordml/cid" xmlns:w16="http://schemas.microsoft.com/office/word/2018/wordml" xmlns:w16sdtdh="http://schemas.microsoft.com/office/word/2020/wordml/sdtdatahash" xmlns:w16se="http://schemas.microsoft.com/office/word/2015/wordml/symex" xmlns:wpg="http://schemas.microsoft.com/office/word/2010/wordprocessingGroup" xmlns:wpi="http://schemas.microsoft.com/office/word/2010/wordprocessingInk" xmlns:wne="http://schemas.microsoft.com/office/word/2006/wordml" xmlns:wps="http://schemas.microsoft.com/office/word/2010/wordprocessingShape" mc:Ignorable="w14 w15 w16se w16cid w16 w16cex w16sdtdh wp14">
   <w:footnote w:type="separator" w:id="-1">
     <w:p>
       <w:pPr>
@@ -7364,7 +7388,7 @@
 </file>
 
 <file path=word/header1.xml><?xml version="1.0" encoding="utf-8"?>
-<w:hdr xmlns:wpc="http://schemas.microsoft.com/office/word/2010/wordprocessingCanvas" xmlns:cx="http://schemas.microsoft.com/office/drawing/2014/chartex" xmlns:cx1="http://schemas.microsoft.com/office/drawing/2015/9/8/chartex" xmlns:cx2="http://schemas.microsoft.com/office/drawing/2015/10/21/chartex" xmlns:cx3="http://schemas.microsoft.com/office/drawing/2016/5/9/chartex" xmlns:cx4="http://schemas.microsoft.com/office/drawing/2016/5/10/chartex" xmlns:cx5="http://schemas.microsoft.com/office/drawing/2016/5/11/chartex" xmlns:cx6="http://schemas.microsoft.com/office/drawing/2016/5/12/chartex" xmlns:cx7="http://schemas.microsoft.com/office/drawing/2016/5/13/chartex" xmlns:cx8="http://schemas.microsoft.com/office/drawing/2016/5/14/chartex" xmlns:mc="http://schemas.openxmlformats.org/markup-compatibility/2006" xmlns:aink="http://schemas.microsoft.com/office/drawing/2016/ink" xmlns:am3d="http://schemas.microsoft.com/office/drawing/2017/model3d" xmlns:o="urn:schemas-microsoft-com:office:office" xmlns:oel="http://schemas.microsoft.com/office/2019/extlst" xmlns:r="http://schemas.openxmlformats.org/officeDocument/2006/relationships" xmlns:m="http://schemas.openxmlformats.org/officeDocument/2006/math" xmlns:v="urn:schemas-microsoft-com:vml" xmlns:wp14="http://schemas.microsoft.com/office/word/2010/wordprocessingDrawing" xmlns:wp="http://schemas.openxmlformats.org/drawingml/2006/wordprocessingDrawing" xmlns:w10="urn:schemas-microsoft-com:office:word" xmlns:w="http://schemas.openxmlformats.org/wordprocessingml/2006/main" xmlns:w14="http://schemas.microsoft.com/office/word/2010/wordml" xmlns:w15="http://schemas.microsoft.com/office/word/2012/wordml" xmlns:w16cex="http://schemas.microsoft.com/office/word/2018/wordml/cex" xmlns:w16cid="http://schemas.microsoft.com/office/word/2016/wordml/cid" xmlns:w16="http://schemas.microsoft.com/office/word/2018/wordml" xmlns:w16du="http://schemas.microsoft.com/office/word/2023/wordml/word16du" xmlns:w16sdtdh="http://schemas.microsoft.com/office/word/2020/wordml/sdtdatahash" xmlns:w16sdtfl="http://schemas.microsoft.com/office/word/2024/wordml/sdtformatlock" xmlns:w16se="http://schemas.microsoft.com/office/word/2015/wordml/symex" xmlns:wpg="http://schemas.microsoft.com/office/word/2010/wordprocessingGroup" xmlns:wpi="http://schemas.microsoft.com/office/word/2010/wordprocessingInk" xmlns:wne="http://schemas.microsoft.com/office/word/2006/wordml" xmlns:wps="http://schemas.microsoft.com/office/word/2010/wordprocessingShape" mc:Ignorable="w14 w15 w16se w16cid w16 w16cex w16sdtdh w16sdtfl w16du wp14">
+<w:hdr xmlns:wpc="http://schemas.microsoft.com/office/word/2010/wordprocessingCanvas" xmlns:cx="http://schemas.microsoft.com/office/drawing/2014/chartex" xmlns:cx1="http://schemas.microsoft.com/office/drawing/2015/9/8/chartex" xmlns:cx2="http://schemas.microsoft.com/office/drawing/2015/10/21/chartex" xmlns:cx3="http://schemas.microsoft.com/office/drawing/2016/5/9/chartex" xmlns:cx4="http://schemas.microsoft.com/office/drawing/2016/5/10/chartex" xmlns:cx5="http://schemas.microsoft.com/office/drawing/2016/5/11/chartex" xmlns:cx6="http://schemas.microsoft.com/office/drawing/2016/5/12/chartex" xmlns:cx7="http://schemas.microsoft.com/office/drawing/2016/5/13/chartex" xmlns:cx8="http://schemas.microsoft.com/office/drawing/2016/5/14/chartex" xmlns:mc="http://schemas.openxmlformats.org/markup-compatibility/2006" xmlns:aink="http://schemas.microsoft.com/office/drawing/2016/ink" xmlns:am3d="http://schemas.microsoft.com/office/drawing/2017/model3d" xmlns:o="urn:schemas-microsoft-com:office:office" xmlns:r="http://schemas.openxmlformats.org/officeDocument/2006/relationships" xmlns:m="http://schemas.openxmlformats.org/officeDocument/2006/math" xmlns:v="urn:schemas-microsoft-com:vml" xmlns:wp14="http://schemas.microsoft.com/office/word/2010/wordprocessingDrawing" xmlns:wp="http://schemas.openxmlformats.org/drawingml/2006/wordprocessingDrawing" xmlns:w10="urn:schemas-microsoft-com:office:word" xmlns:w="http://schemas.openxmlformats.org/wordprocessingml/2006/main" xmlns:w14="http://schemas.microsoft.com/office/word/2010/wordml" xmlns:w15="http://schemas.microsoft.com/office/word/2012/wordml" xmlns:w16cex="http://schemas.microsoft.com/office/word/2018/wordml/cex" xmlns:w16cid="http://schemas.microsoft.com/office/word/2016/wordml/cid" xmlns:w16="http://schemas.microsoft.com/office/word/2018/wordml" xmlns:w16sdtdh="http://schemas.microsoft.com/office/word/2020/wordml/sdtdatahash" xmlns:w16se="http://schemas.microsoft.com/office/word/2015/wordml/symex" xmlns:wpg="http://schemas.microsoft.com/office/word/2010/wordprocessingGroup" xmlns:wpi="http://schemas.microsoft.com/office/word/2010/wordprocessingInk" xmlns:wne="http://schemas.microsoft.com/office/word/2006/wordml" xmlns:wps="http://schemas.microsoft.com/office/word/2010/wordprocessingShape" mc:Ignorable="w14 w15 w16se w16cid w16 w16cex w16sdtdh wp14">
   <w:p>
     <w:pPr>
       <w:pStyle w:val="Encabezado"/>
@@ -7374,7 +7398,7 @@
 </file>
 
 <file path=word/header2.xml><?xml version="1.0" encoding="utf-8"?>
-<w:hdr xmlns:wpc="http://schemas.microsoft.com/office/word/2010/wordprocessingCanvas" xmlns:cx="http://schemas.microsoft.com/office/drawing/2014/chartex" xmlns:cx1="http://schemas.microsoft.com/office/drawing/2015/9/8/chartex" xmlns:cx2="http://schemas.microsoft.com/office/drawing/2015/10/21/chartex" xmlns:cx3="http://schemas.microsoft.com/office/drawing/2016/5/9/chartex" xmlns:cx4="http://schemas.microsoft.com/office/drawing/2016/5/10/chartex" xmlns:cx5="http://schemas.microsoft.com/office/drawing/2016/5/11/chartex" xmlns:cx6="http://schemas.microsoft.com/office/drawing/2016/5/12/chartex" xmlns:cx7="http://schemas.microsoft.com/office/drawing/2016/5/13/chartex" xmlns:cx8="http://schemas.microsoft.com/office/drawing/2016/5/14/chartex" xmlns:mc="http://schemas.openxmlformats.org/markup-compatibility/2006" xmlns:aink="http://schemas.microsoft.com/office/drawing/2016/ink" xmlns:am3d="http://schemas.microsoft.com/office/drawing/2017/model3d" xmlns:o="urn:schemas-microsoft-com:office:office" xmlns:oel="http://schemas.microsoft.com/office/2019/extlst" xmlns:r="http://schemas.openxmlformats.org/officeDocument/2006/relationships" xmlns:m="http://schemas.openxmlformats.org/officeDocument/2006/math" xmlns:v="urn:schemas-microsoft-com:vml" xmlns:wp14="http://schemas.microsoft.com/office/word/2010/wordprocessingDrawing" xmlns:wp="http://schemas.openxmlformats.org/drawingml/2006/wordprocessingDrawing" xmlns:w10="urn:schemas-microsoft-com:office:word" xmlns:w="http://schemas.openxmlformats.org/wordprocessingml/2006/main" xmlns:w14="http://schemas.microsoft.com/office/word/2010/wordml" xmlns:w15="http://schemas.microsoft.com/office/word/2012/wordml" xmlns:w16cex="http://schemas.microsoft.com/office/word/2018/wordml/cex" xmlns:w16cid="http://schemas.microsoft.com/office/word/2016/wordml/cid" xmlns:w16="http://schemas.microsoft.com/office/word/2018/wordml" xmlns:w16du="http://schemas.microsoft.com/office/word/2023/wordml/word16du" xmlns:w16sdtdh="http://schemas.microsoft.com/office/word/2020/wordml/sdtdatahash" xmlns:w16sdtfl="http://schemas.microsoft.com/office/word/2024/wordml/sdtformatlock" xmlns:w16se="http://schemas.microsoft.com/office/word/2015/wordml/symex" xmlns:wpg="http://schemas.microsoft.com/office/word/2010/wordprocessingGroup" xmlns:wpi="http://schemas.microsoft.com/office/word/2010/wordprocessingInk" xmlns:wne="http://schemas.microsoft.com/office/word/2006/wordml" xmlns:wps="http://schemas.microsoft.com/office/word/2010/wordprocessingShape" mc:Ignorable="w14 w15 w16se w16cid w16 w16cex w16sdtdh w16sdtfl w16du wp14">
+<w:hdr xmlns:wpc="http://schemas.microsoft.com/office/word/2010/wordprocessingCanvas" xmlns:cx="http://schemas.microsoft.com/office/drawing/2014/chartex" xmlns:cx1="http://schemas.microsoft.com/office/drawing/2015/9/8/chartex" xmlns:cx2="http://schemas.microsoft.com/office/drawing/2015/10/21/chartex" xmlns:cx3="http://schemas.microsoft.com/office/drawing/2016/5/9/chartex" xmlns:cx4="http://schemas.microsoft.com/office/drawing/2016/5/10/chartex" xmlns:cx5="http://schemas.microsoft.com/office/drawing/2016/5/11/chartex" xmlns:cx6="http://schemas.microsoft.com/office/drawing/2016/5/12/chartex" xmlns:cx7="http://schemas.microsoft.com/office/drawing/2016/5/13/chartex" xmlns:cx8="http://schemas.microsoft.com/office/drawing/2016/5/14/chartex" xmlns:mc="http://schemas.openxmlformats.org/markup-compatibility/2006" xmlns:aink="http://schemas.microsoft.com/office/drawing/2016/ink" xmlns:am3d="http://schemas.microsoft.com/office/drawing/2017/model3d" xmlns:o="urn:schemas-microsoft-com:office:office" xmlns:r="http://schemas.openxmlformats.org/officeDocument/2006/relationships" xmlns:m="http://schemas.openxmlformats.org/officeDocument/2006/math" xmlns:v="urn:schemas-microsoft-com:vml" xmlns:wp14="http://schemas.microsoft.com/office/word/2010/wordprocessingDrawing" xmlns:wp="http://schemas.openxmlformats.org/drawingml/2006/wordprocessingDrawing" xmlns:w10="urn:schemas-microsoft-com:office:word" xmlns:w="http://schemas.openxmlformats.org/wordprocessingml/2006/main" xmlns:w14="http://schemas.microsoft.com/office/word/2010/wordml" xmlns:w15="http://schemas.microsoft.com/office/word/2012/wordml" xmlns:w16cex="http://schemas.microsoft.com/office/word/2018/wordml/cex" xmlns:w16cid="http://schemas.microsoft.com/office/word/2016/wordml/cid" xmlns:w16="http://schemas.microsoft.com/office/word/2018/wordml" xmlns:w16sdtdh="http://schemas.microsoft.com/office/word/2020/wordml/sdtdatahash" xmlns:w16se="http://schemas.microsoft.com/office/word/2015/wordml/symex" xmlns:wpg="http://schemas.microsoft.com/office/word/2010/wordprocessingGroup" xmlns:wpi="http://schemas.microsoft.com/office/word/2010/wordprocessingInk" xmlns:wne="http://schemas.microsoft.com/office/word/2006/wordml" xmlns:wps="http://schemas.microsoft.com/office/word/2010/wordprocessingShape" mc:Ignorable="w14 w15 w16se w16cid w16 w16cex w16sdtdh wp14">
   <w:p>
     <w:pPr>
       <w:pStyle w:val="Encabezado"/>
@@ -7384,7 +7408,7 @@
 </file>
 
 <file path=word/header3.xml><?xml version="1.0" encoding="utf-8"?>
-<w:hdr xmlns:wpc="http://schemas.microsoft.com/office/word/2010/wordprocessingCanvas" xmlns:cx="http://schemas.microsoft.com/office/drawing/2014/chartex" xmlns:cx1="http://schemas.microsoft.com/office/drawing/2015/9/8/chartex" xmlns:cx2="http://schemas.microsoft.com/office/drawing/2015/10/21/chartex" xmlns:cx3="http://schemas.microsoft.com/office/drawing/2016/5/9/chartex" xmlns:cx4="http://schemas.microsoft.com/office/drawing/2016/5/10/chartex" xmlns:cx5="http://schemas.microsoft.com/office/drawing/2016/5/11/chartex" xmlns:cx6="http://schemas.microsoft.com/office/drawing/2016/5/12/chartex" xmlns:cx7="http://schemas.microsoft.com/office/drawing/2016/5/13/chartex" xmlns:cx8="http://schemas.microsoft.com/office/drawing/2016/5/14/chartex" xmlns:mc="http://schemas.openxmlformats.org/markup-compatibility/2006" xmlns:aink="http://schemas.microsoft.com/office/drawing/2016/ink" xmlns:am3d="http://schemas.microsoft.com/office/drawing/2017/model3d" xmlns:o="urn:schemas-microsoft-com:office:office" xmlns:oel="http://schemas.microsoft.com/office/2019/extlst" xmlns:r="http://schemas.openxmlformats.org/officeDocument/2006/relationships" xmlns:m="http://schemas.openxmlformats.org/officeDocument/2006/math" xmlns:v="urn:schemas-microsoft-com:vml" xmlns:wp14="http://schemas.microsoft.com/office/word/2010/wordprocessingDrawing" xmlns:wp="http://schemas.openxmlformats.org/drawingml/2006/wordprocessingDrawing" xmlns:w10="urn:schemas-microsoft-com:office:word" xmlns:w="http://schemas.openxmlformats.org/wordprocessingml/2006/main" xmlns:w14="http://schemas.microsoft.com/office/word/2010/wordml" xmlns:w15="http://schemas.microsoft.com/office/word/2012/wordml" xmlns:w16cex="http://schemas.microsoft.com/office/word/2018/wordml/cex" xmlns:w16cid="http://schemas.microsoft.com/office/word/2016/wordml/cid" xmlns:w16="http://schemas.microsoft.com/office/word/2018/wordml" xmlns:w16du="http://schemas.microsoft.com/office/word/2023/wordml/word16du" xmlns:w16sdtdh="http://schemas.microsoft.com/office/word/2020/wordml/sdtdatahash" xmlns:w16sdtfl="http://schemas.microsoft.com/office/word/2024/wordml/sdtformatlock" xmlns:w16se="http://schemas.microsoft.com/office/word/2015/wordml/symex" xmlns:wpg="http://schemas.microsoft.com/office/word/2010/wordprocessingGroup" xmlns:wpi="http://schemas.microsoft.com/office/word/2010/wordprocessingInk" xmlns:wne="http://schemas.microsoft.com/office/word/2006/wordml" xmlns:wps="http://schemas.microsoft.com/office/word/2010/wordprocessingShape" mc:Ignorable="w14 w15 w16se w16cid w16 w16cex w16sdtdh w16sdtfl w16du wp14">
+<w:hdr xmlns:wpc="http://schemas.microsoft.com/office/word/2010/wordprocessingCanvas" xmlns:cx="http://schemas.microsoft.com/office/drawing/2014/chartex" xmlns:cx1="http://schemas.microsoft.com/office/drawing/2015/9/8/chartex" xmlns:cx2="http://schemas.microsoft.com/office/drawing/2015/10/21/chartex" xmlns:cx3="http://schemas.microsoft.com/office/drawing/2016/5/9/chartex" xmlns:cx4="http://schemas.microsoft.com/office/drawing/2016/5/10/chartex" xmlns:cx5="http://schemas.microsoft.com/office/drawing/2016/5/11/chartex" xmlns:cx6="http://schemas.microsoft.com/office/drawing/2016/5/12/chartex" xmlns:cx7="http://schemas.microsoft.com/office/drawing/2016/5/13/chartex" xmlns:cx8="http://schemas.microsoft.com/office/drawing/2016/5/14/chartex" xmlns:mc="http://schemas.openxmlformats.org/markup-compatibility/2006" xmlns:aink="http://schemas.microsoft.com/office/drawing/2016/ink" xmlns:am3d="http://schemas.microsoft.com/office/drawing/2017/model3d" xmlns:o="urn:schemas-microsoft-com:office:office" xmlns:r="http://schemas.openxmlformats.org/officeDocument/2006/relationships" xmlns:m="http://schemas.openxmlformats.org/officeDocument/2006/math" xmlns:v="urn:schemas-microsoft-com:vml" xmlns:wp14="http://schemas.microsoft.com/office/word/2010/wordprocessingDrawing" xmlns:wp="http://schemas.openxmlformats.org/drawingml/2006/wordprocessingDrawing" xmlns:w10="urn:schemas-microsoft-com:office:word" xmlns:w="http://schemas.openxmlformats.org/wordprocessingml/2006/main" xmlns:w14="http://schemas.microsoft.com/office/word/2010/wordml" xmlns:w15="http://schemas.microsoft.com/office/word/2012/wordml" xmlns:w16cex="http://schemas.microsoft.com/office/word/2018/wordml/cex" xmlns:w16cid="http://schemas.microsoft.com/office/word/2016/wordml/cid" xmlns:w16="http://schemas.microsoft.com/office/word/2018/wordml" xmlns:w16sdtdh="http://schemas.microsoft.com/office/word/2020/wordml/sdtdatahash" xmlns:w16se="http://schemas.microsoft.com/office/word/2015/wordml/symex" xmlns:wpg="http://schemas.microsoft.com/office/word/2010/wordprocessingGroup" xmlns:wpi="http://schemas.microsoft.com/office/word/2010/wordprocessingInk" xmlns:wne="http://schemas.microsoft.com/office/word/2006/wordml" xmlns:wps="http://schemas.microsoft.com/office/word/2010/wordprocessingShape" mc:Ignorable="w14 w15 w16se w16cid w16 w16cex w16sdtdh wp14">
   <w:p>
     <w:pPr>
       <w:pStyle w:val="Encabezado"/>
@@ -7394,7 +7418,7 @@
 </file>
 
 <file path=word/header4.xml><?xml version="1.0" encoding="utf-8"?>
-<w:hdr xmlns:wpc="http://schemas.microsoft.com/office/word/2010/wordprocessingCanvas" xmlns:cx="http://schemas.microsoft.com/office/drawing/2014/chartex" xmlns:cx1="http://schemas.microsoft.com/office/drawing/2015/9/8/chartex" xmlns:cx2="http://schemas.microsoft.com/office/drawing/2015/10/21/chartex" xmlns:cx3="http://schemas.microsoft.com/office/drawing/2016/5/9/chartex" xmlns:cx4="http://schemas.microsoft.com/office/drawing/2016/5/10/chartex" xmlns:cx5="http://schemas.microsoft.com/office/drawing/2016/5/11/chartex" xmlns:cx6="http://schemas.microsoft.com/office/drawing/2016/5/12/chartex" xmlns:cx7="http://schemas.microsoft.com/office/drawing/2016/5/13/chartex" xmlns:cx8="http://schemas.microsoft.com/office/drawing/2016/5/14/chartex" xmlns:mc="http://schemas.openxmlformats.org/markup-compatibility/2006" xmlns:aink="http://schemas.microsoft.com/office/drawing/2016/ink" xmlns:am3d="http://schemas.microsoft.com/office/drawing/2017/model3d" xmlns:o="urn:schemas-microsoft-com:office:office" xmlns:oel="http://schemas.microsoft.com/office/2019/extlst" xmlns:r="http://schemas.openxmlformats.org/officeDocument/2006/relationships" xmlns:m="http://schemas.openxmlformats.org/officeDocument/2006/math" xmlns:v="urn:schemas-microsoft-com:vml" xmlns:wp14="http://schemas.microsoft.com/office/word/2010/wordprocessingDrawing" xmlns:wp="http://schemas.openxmlformats.org/drawingml/2006/wordprocessingDrawing" xmlns:w10="urn:schemas-microsoft-com:office:word" xmlns:w="http://schemas.openxmlformats.org/wordprocessingml/2006/main" xmlns:w14="http://schemas.microsoft.com/office/word/2010/wordml" xmlns:w15="http://schemas.microsoft.com/office/word/2012/wordml" xmlns:w16cex="http://schemas.microsoft.com/office/word/2018/wordml/cex" xmlns:w16cid="http://schemas.microsoft.com/office/word/2016/wordml/cid" xmlns:w16="http://schemas.microsoft.com/office/word/2018/wordml" xmlns:w16du="http://schemas.microsoft.com/office/word/2023/wordml/word16du" xmlns:w16sdtdh="http://schemas.microsoft.com/office/word/2020/wordml/sdtdatahash" xmlns:w16sdtfl="http://schemas.microsoft.com/office/word/2024/wordml/sdtformatlock" xmlns:w16se="http://schemas.microsoft.com/office/word/2015/wordml/symex" xmlns:wpg="http://schemas.microsoft.com/office/word/2010/wordprocessingGroup" xmlns:wpi="http://schemas.microsoft.com/office/word/2010/wordprocessingInk" xmlns:wne="http://schemas.microsoft.com/office/word/2006/wordml" xmlns:wps="http://schemas.microsoft.com/office/word/2010/wordprocessingShape" mc:Ignorable="w14 w15 w16se w16cid w16 w16cex w16sdtdh w16sdtfl w16du wp14">
+<w:hdr xmlns:wpc="http://schemas.microsoft.com/office/word/2010/wordprocessingCanvas" xmlns:cx="http://schemas.microsoft.com/office/drawing/2014/chartex" xmlns:cx1="http://schemas.microsoft.com/office/drawing/2015/9/8/chartex" xmlns:cx2="http://schemas.microsoft.com/office/drawing/2015/10/21/chartex" xmlns:cx3="http://schemas.microsoft.com/office/drawing/2016/5/9/chartex" xmlns:cx4="http://schemas.microsoft.com/office/drawing/2016/5/10/chartex" xmlns:cx5="http://schemas.microsoft.com/office/drawing/2016/5/11/chartex" xmlns:cx6="http://schemas.microsoft.com/office/drawing/2016/5/12/chartex" xmlns:cx7="http://schemas.microsoft.com/office/drawing/2016/5/13/chartex" xmlns:cx8="http://schemas.microsoft.com/office/drawing/2016/5/14/chartex" xmlns:mc="http://schemas.openxmlformats.org/markup-compatibility/2006" xmlns:aink="http://schemas.microsoft.com/office/drawing/2016/ink" xmlns:am3d="http://schemas.microsoft.com/office/drawing/2017/model3d" xmlns:o="urn:schemas-microsoft-com:office:office" xmlns:r="http://schemas.openxmlformats.org/officeDocument/2006/relationships" xmlns:m="http://schemas.openxmlformats.org/officeDocument/2006/math" xmlns:v="urn:schemas-microsoft-com:vml" xmlns:wp14="http://schemas.microsoft.com/office/word/2010/wordprocessingDrawing" xmlns:wp="http://schemas.openxmlformats.org/drawingml/2006/wordprocessingDrawing" xmlns:w10="urn:schemas-microsoft-com:office:word" xmlns:w="http://schemas.openxmlformats.org/wordprocessingml/2006/main" xmlns:w14="http://schemas.microsoft.com/office/word/2010/wordml" xmlns:w15="http://schemas.microsoft.com/office/word/2012/wordml" xmlns:w16cex="http://schemas.microsoft.com/office/word/2018/wordml/cex" xmlns:w16cid="http://schemas.microsoft.com/office/word/2016/wordml/cid" xmlns:w16="http://schemas.microsoft.com/office/word/2018/wordml" xmlns:w16sdtdh="http://schemas.microsoft.com/office/word/2020/wordml/sdtdatahash" xmlns:w16se="http://schemas.microsoft.com/office/word/2015/wordml/symex" xmlns:wpg="http://schemas.microsoft.com/office/word/2010/wordprocessingGroup" xmlns:wpi="http://schemas.microsoft.com/office/word/2010/wordprocessingInk" xmlns:wne="http://schemas.microsoft.com/office/word/2006/wordml" xmlns:wps="http://schemas.microsoft.com/office/word/2010/wordprocessingShape" mc:Ignorable="w14 w15 w16se w16cid w16 w16cex w16sdtdh wp14">
   <w:p>
     <w:pPr>
       <w:pStyle w:val="Encabezado"/>
@@ -7480,7 +7504,7 @@
 </file>
 
 <file path=word/numbering.xml><?xml version="1.0" encoding="utf-8"?>
-<w:numbering xmlns:wpc="http://schemas.microsoft.com/office/word/2010/wordprocessingCanvas" xmlns:cx="http://schemas.microsoft.com/office/drawing/2014/chartex" xmlns:cx1="http://schemas.microsoft.com/office/drawing/2015/9/8/chartex" xmlns:cx2="http://schemas.microsoft.com/office/drawing/2015/10/21/chartex" xmlns:cx3="http://schemas.microsoft.com/office/drawing/2016/5/9/chartex" xmlns:cx4="http://schemas.microsoft.com/office/drawing/2016/5/10/chartex" xmlns:cx5="http://schemas.microsoft.com/office/drawing/2016/5/11/chartex" xmlns:cx6="http://schemas.microsoft.com/office/drawing/2016/5/12/chartex" xmlns:cx7="http://schemas.microsoft.com/office/drawing/2016/5/13/chartex" xmlns:cx8="http://schemas.microsoft.com/office/drawing/2016/5/14/chartex" xmlns:mc="http://schemas.openxmlformats.org/markup-compatibility/2006" xmlns:aink="http://schemas.microsoft.com/office/drawing/2016/ink" xmlns:am3d="http://schemas.microsoft.com/office/drawing/2017/model3d" xmlns:o="urn:schemas-microsoft-com:office:office" xmlns:oel="http://schemas.microsoft.com/office/2019/extlst" xmlns:r="http://schemas.openxmlformats.org/officeDocument/2006/relationships" xmlns:m="http://schemas.openxmlformats.org/officeDocument/2006/math" xmlns:v="urn:schemas-microsoft-com:vml" xmlns:wp14="http://schemas.microsoft.com/office/word/2010/wordprocessingDrawing" xmlns:wp="http://schemas.openxmlformats.org/drawingml/2006/wordprocessingDrawing" xmlns:w10="urn:schemas-microsoft-com:office:word" xmlns:w="http://schemas.openxmlformats.org/wordprocessingml/2006/main" xmlns:w14="http://schemas.microsoft.com/office/word/2010/wordml" xmlns:w15="http://schemas.microsoft.com/office/word/2012/wordml" xmlns:w16cex="http://schemas.microsoft.com/office/word/2018/wordml/cex" xmlns:w16cid="http://schemas.microsoft.com/office/word/2016/wordml/cid" xmlns:w16="http://schemas.microsoft.com/office/word/2018/wordml" xmlns:w16du="http://schemas.microsoft.com/office/word/2023/wordml/word16du" xmlns:w16sdtdh="http://schemas.microsoft.com/office/word/2020/wordml/sdtdatahash" xmlns:w16sdtfl="http://schemas.microsoft.com/office/word/2024/wordml/sdtformatlock" xmlns:w16se="http://schemas.microsoft.com/office/word/2015/wordml/symex" xmlns:wpg="http://schemas.microsoft.com/office/word/2010/wordprocessingGroup" xmlns:wpi="http://schemas.microsoft.com/office/word/2010/wordprocessingInk" xmlns:wne="http://schemas.microsoft.com/office/word/2006/wordml" xmlns:wps="http://schemas.microsoft.com/office/word/2010/wordprocessingShape" mc:Ignorable="w14 w15 w16se w16cid w16 w16cex w16sdtdh w16sdtfl w16du wp14">
+<w:numbering xmlns:wpc="http://schemas.microsoft.com/office/word/2010/wordprocessingCanvas" xmlns:cx="http://schemas.microsoft.com/office/drawing/2014/chartex" xmlns:cx1="http://schemas.microsoft.com/office/drawing/2015/9/8/chartex" xmlns:cx2="http://schemas.microsoft.com/office/drawing/2015/10/21/chartex" xmlns:cx3="http://schemas.microsoft.com/office/drawing/2016/5/9/chartex" xmlns:cx4="http://schemas.microsoft.com/office/drawing/2016/5/10/chartex" xmlns:cx5="http://schemas.microsoft.com/office/drawing/2016/5/11/chartex" xmlns:cx6="http://schemas.microsoft.com/office/drawing/2016/5/12/chartex" xmlns:cx7="http://schemas.microsoft.com/office/drawing/2016/5/13/chartex" xmlns:cx8="http://schemas.microsoft.com/office/drawing/2016/5/14/chartex" xmlns:mc="http://schemas.openxmlformats.org/markup-compatibility/2006" xmlns:aink="http://schemas.microsoft.com/office/drawing/2016/ink" xmlns:am3d="http://schemas.microsoft.com/office/drawing/2017/model3d" xmlns:o="urn:schemas-microsoft-com:office:office" xmlns:r="http://schemas.openxmlformats.org/officeDocument/2006/relationships" xmlns:m="http://schemas.openxmlformats.org/officeDocument/2006/math" xmlns:v="urn:schemas-microsoft-com:vml" xmlns:wp14="http://schemas.microsoft.com/office/word/2010/wordprocessingDrawing" xmlns:wp="http://schemas.openxmlformats.org/drawingml/2006/wordprocessingDrawing" xmlns:w10="urn:schemas-microsoft-com:office:word" xmlns:w="http://schemas.openxmlformats.org/wordprocessingml/2006/main" xmlns:w14="http://schemas.microsoft.com/office/word/2010/wordml" xmlns:w15="http://schemas.microsoft.com/office/word/2012/wordml" xmlns:w16cex="http://schemas.microsoft.com/office/word/2018/wordml/cex" xmlns:w16cid="http://schemas.microsoft.com/office/word/2016/wordml/cid" xmlns:w16="http://schemas.microsoft.com/office/word/2018/wordml" xmlns:w16sdtdh="http://schemas.microsoft.com/office/word/2020/wordml/sdtdatahash" xmlns:w16se="http://schemas.microsoft.com/office/word/2015/wordml/symex" xmlns:wpg="http://schemas.microsoft.com/office/word/2010/wordprocessingGroup" xmlns:wpi="http://schemas.microsoft.com/office/word/2010/wordprocessingInk" xmlns:wne="http://schemas.microsoft.com/office/word/2006/wordml" xmlns:wps="http://schemas.microsoft.com/office/word/2010/wordprocessingShape" mc:Ignorable="w14 w15 w16se w16cid w16 w16cex w16sdtdh wp14">
   <w:numPicBullet w:numPicBulletId="0">
     <w:pict>
       <v:shapetype id="_x0000_t75" coordsize="21600,21600" o:spt="75" o:preferrelative="t" path="m@4@5l@4@11@9@11@9@5xe" filled="f" stroked="f">
@@ -7502,7 +7526,7 @@
         <v:path o:extrusionok="f" gradientshapeok="t" o:connecttype="rect"/>
         <o:lock v:ext="edit" aspectratio="t"/>
       </v:shapetype>
-      <v:shape id="_x0000_i1046" type="#_x0000_t75" style="width:11.35pt;height:11.35pt" o:bullet="t">
+      <v:shape id="_x0000_i1033" type="#_x0000_t75" style="width:9.95pt;height:9.95pt" o:bullet="t">
         <v:imagedata r:id="rId1" o:title="mso8C56"/>
       </v:shape>
     </w:pict>
@@ -12927,148 +12951,148 @@
       </w:rPr>
     </w:lvl>
   </w:abstractNum>
-  <w:num w:numId="1" w16cid:durableId="2058775497">
+  <w:num w:numId="1">
     <w:abstractNumId w:val="46"/>
   </w:num>
-  <w:num w:numId="2" w16cid:durableId="515652553">
+  <w:num w:numId="2">
     <w:abstractNumId w:val="0"/>
   </w:num>
-  <w:num w:numId="3" w16cid:durableId="1418672398">
+  <w:num w:numId="3">
     <w:abstractNumId w:val="13"/>
   </w:num>
-  <w:num w:numId="4" w16cid:durableId="1706756628">
+  <w:num w:numId="4">
     <w:abstractNumId w:val="30"/>
   </w:num>
-  <w:num w:numId="5" w16cid:durableId="2002923160">
+  <w:num w:numId="5">
     <w:abstractNumId w:val="17"/>
   </w:num>
-  <w:num w:numId="6" w16cid:durableId="2043355309">
+  <w:num w:numId="6">
     <w:abstractNumId w:val="8"/>
   </w:num>
-  <w:num w:numId="7" w16cid:durableId="1987858695">
+  <w:num w:numId="7">
     <w:abstractNumId w:val="40"/>
   </w:num>
-  <w:num w:numId="8" w16cid:durableId="822310530">
+  <w:num w:numId="8">
     <w:abstractNumId w:val="24"/>
   </w:num>
-  <w:num w:numId="9" w16cid:durableId="497621629">
+  <w:num w:numId="9">
     <w:abstractNumId w:val="26"/>
   </w:num>
-  <w:num w:numId="10" w16cid:durableId="612445459">
+  <w:num w:numId="10">
     <w:abstractNumId w:val="47"/>
   </w:num>
-  <w:num w:numId="11" w16cid:durableId="962921955">
+  <w:num w:numId="11">
     <w:abstractNumId w:val="43"/>
   </w:num>
-  <w:num w:numId="12" w16cid:durableId="276257335">
+  <w:num w:numId="12">
     <w:abstractNumId w:val="2"/>
   </w:num>
-  <w:num w:numId="13" w16cid:durableId="684600939">
+  <w:num w:numId="13">
     <w:abstractNumId w:val="25"/>
   </w:num>
-  <w:num w:numId="14" w16cid:durableId="577909840">
+  <w:num w:numId="14">
     <w:abstractNumId w:val="29"/>
   </w:num>
-  <w:num w:numId="15" w16cid:durableId="763915031">
+  <w:num w:numId="15">
     <w:abstractNumId w:val="31"/>
   </w:num>
-  <w:num w:numId="16" w16cid:durableId="1918201702">
+  <w:num w:numId="16">
     <w:abstractNumId w:val="15"/>
   </w:num>
-  <w:num w:numId="17" w16cid:durableId="334305672">
+  <w:num w:numId="17">
     <w:abstractNumId w:val="12"/>
   </w:num>
-  <w:num w:numId="18" w16cid:durableId="1521355960">
+  <w:num w:numId="18">
     <w:abstractNumId w:val="38"/>
   </w:num>
-  <w:num w:numId="19" w16cid:durableId="830294763">
+  <w:num w:numId="19">
     <w:abstractNumId w:val="44"/>
   </w:num>
-  <w:num w:numId="20" w16cid:durableId="56629900">
+  <w:num w:numId="20">
     <w:abstractNumId w:val="14"/>
   </w:num>
-  <w:num w:numId="21" w16cid:durableId="1825391151">
+  <w:num w:numId="21">
     <w:abstractNumId w:val="42"/>
   </w:num>
-  <w:num w:numId="22" w16cid:durableId="690306455">
+  <w:num w:numId="22">
     <w:abstractNumId w:val="11"/>
   </w:num>
-  <w:num w:numId="23" w16cid:durableId="393427169">
+  <w:num w:numId="23">
     <w:abstractNumId w:val="19"/>
   </w:num>
-  <w:num w:numId="24" w16cid:durableId="1539274703">
+  <w:num w:numId="24">
     <w:abstractNumId w:val="45"/>
   </w:num>
-  <w:num w:numId="25" w16cid:durableId="1746300332">
+  <w:num w:numId="25">
     <w:abstractNumId w:val="3"/>
   </w:num>
-  <w:num w:numId="26" w16cid:durableId="1125539418">
+  <w:num w:numId="26">
     <w:abstractNumId w:val="32"/>
   </w:num>
-  <w:num w:numId="27" w16cid:durableId="373893199">
+  <w:num w:numId="27">
     <w:abstractNumId w:val="33"/>
   </w:num>
-  <w:num w:numId="28" w16cid:durableId="715545996">
+  <w:num w:numId="28">
     <w:abstractNumId w:val="23"/>
   </w:num>
-  <w:num w:numId="29" w16cid:durableId="241526116">
+  <w:num w:numId="29">
     <w:abstractNumId w:val="41"/>
   </w:num>
-  <w:num w:numId="30" w16cid:durableId="1357929814">
+  <w:num w:numId="30">
     <w:abstractNumId w:val="27"/>
   </w:num>
-  <w:num w:numId="31" w16cid:durableId="225266227">
+  <w:num w:numId="31">
     <w:abstractNumId w:val="16"/>
   </w:num>
-  <w:num w:numId="32" w16cid:durableId="1566838198">
+  <w:num w:numId="32">
     <w:abstractNumId w:val="20"/>
   </w:num>
-  <w:num w:numId="33" w16cid:durableId="706561328">
+  <w:num w:numId="33">
     <w:abstractNumId w:val="28"/>
   </w:num>
-  <w:num w:numId="34" w16cid:durableId="1323505828">
+  <w:num w:numId="34">
     <w:abstractNumId w:val="7"/>
   </w:num>
-  <w:num w:numId="35" w16cid:durableId="394352808">
+  <w:num w:numId="35">
     <w:abstractNumId w:val="39"/>
   </w:num>
-  <w:num w:numId="36" w16cid:durableId="75366691">
+  <w:num w:numId="36">
     <w:abstractNumId w:val="10"/>
   </w:num>
-  <w:num w:numId="37" w16cid:durableId="1764111269">
+  <w:num w:numId="37">
     <w:abstractNumId w:val="4"/>
   </w:num>
-  <w:num w:numId="38" w16cid:durableId="1656956847">
+  <w:num w:numId="38">
     <w:abstractNumId w:val="5"/>
   </w:num>
-  <w:num w:numId="39" w16cid:durableId="402722744">
+  <w:num w:numId="39">
     <w:abstractNumId w:val="34"/>
   </w:num>
-  <w:num w:numId="40" w16cid:durableId="972830491">
+  <w:num w:numId="40">
     <w:abstractNumId w:val="35"/>
   </w:num>
-  <w:num w:numId="41" w16cid:durableId="1687561159">
+  <w:num w:numId="41">
     <w:abstractNumId w:val="37"/>
   </w:num>
-  <w:num w:numId="42" w16cid:durableId="1076395526">
+  <w:num w:numId="42">
     <w:abstractNumId w:val="18"/>
   </w:num>
-  <w:num w:numId="43" w16cid:durableId="1197160634">
+  <w:num w:numId="43">
     <w:abstractNumId w:val="6"/>
   </w:num>
-  <w:num w:numId="44" w16cid:durableId="1186213277">
+  <w:num w:numId="44">
     <w:abstractNumId w:val="1"/>
   </w:num>
-  <w:num w:numId="45" w16cid:durableId="807862899">
+  <w:num w:numId="45">
     <w:abstractNumId w:val="9"/>
   </w:num>
-  <w:num w:numId="46" w16cid:durableId="1836801596">
+  <w:num w:numId="46">
     <w:abstractNumId w:val="36"/>
   </w:num>
-  <w:num w:numId="47" w16cid:durableId="1449012188">
+  <w:num w:numId="47">
     <w:abstractNumId w:val="21"/>
   </w:num>
-  <w:num w:numId="48" w16cid:durableId="1808668851">
+  <w:num w:numId="48">
     <w:abstractNumId w:val="22"/>
   </w:num>
   <w:numIdMacAtCleanup w:val="23"/>
@@ -13076,7 +13100,7 @@
 </file>
 
 <file path=word/styles.xml><?xml version="1.0" encoding="utf-8"?>
-<w:styles xmlns:mc="http://schemas.openxmlformats.org/markup-compatibility/2006" xmlns:r="http://schemas.openxmlformats.org/officeDocument/2006/relationships" xmlns:w="http://schemas.openxmlformats.org/wordprocessingml/2006/main" xmlns:w14="http://schemas.microsoft.com/office/word/2010/wordml" xmlns:w15="http://schemas.microsoft.com/office/word/2012/wordml" xmlns:w16cex="http://schemas.microsoft.com/office/word/2018/wordml/cex" xmlns:w16cid="http://schemas.microsoft.com/office/word/2016/wordml/cid" xmlns:w16="http://schemas.microsoft.com/office/word/2018/wordml" xmlns:w16du="http://schemas.microsoft.com/office/word/2023/wordml/word16du" xmlns:w16sdtdh="http://schemas.microsoft.com/office/word/2020/wordml/sdtdatahash" xmlns:w16sdtfl="http://schemas.microsoft.com/office/word/2024/wordml/sdtformatlock" xmlns:w16se="http://schemas.microsoft.com/office/word/2015/wordml/symex" mc:Ignorable="w14 w15 w16se w16cid w16 w16cex w16sdtdh w16sdtfl w16du">
+<w:styles xmlns:mc="http://schemas.openxmlformats.org/markup-compatibility/2006" xmlns:r="http://schemas.openxmlformats.org/officeDocument/2006/relationships" xmlns:w="http://schemas.openxmlformats.org/wordprocessingml/2006/main" xmlns:w14="http://schemas.microsoft.com/office/word/2010/wordml" xmlns:w15="http://schemas.microsoft.com/office/word/2012/wordml" xmlns:w16cex="http://schemas.microsoft.com/office/word/2018/wordml/cex" xmlns:w16cid="http://schemas.microsoft.com/office/word/2016/wordml/cid" xmlns:w16="http://schemas.microsoft.com/office/word/2018/wordml" xmlns:w16sdtdh="http://schemas.microsoft.com/office/word/2020/wordml/sdtdatahash" xmlns:w16se="http://schemas.microsoft.com/office/word/2015/wordml/symex" mc:Ignorable="w14 w15 w16se w16cid w16 w16cex w16sdtdh">
   <w:docDefaults>
     <w:rPrDefault>
       <w:rPr>
@@ -14808,12 +14832,14 @@
 </file>
 
 <file path=customXml/item2.xml><?xml version="1.0" encoding="utf-8"?>
-<?mso-contentType ?>
-<FormTemplates xmlns="http://schemas.microsoft.com/sharepoint/v3/contenttype/forms">
-  <Display>DocumentLibraryForm</Display>
-  <Edit>DocumentLibraryForm</Edit>
-  <New>DocumentLibraryForm</New>
-</FormTemplates>
+<p:properties xmlns:p="http://schemas.microsoft.com/office/2006/metadata/properties" xmlns:xsi="http://www.w3.org/2001/XMLSchema-instance" xmlns:pc="http://schemas.microsoft.com/office/infopath/2007/PartnerControls">
+  <documentManagement>
+    <TaxCatchAll xmlns="cb45339b-ced9-4d0d-8f64-77573914d53b" xsi:nil="true"/>
+    <lcf76f155ced4ddcb4097134ff3c332f xmlns="43a3ca16-9c26-4813-b83f-4aec9927b43f">
+      <Terms xmlns="http://schemas.microsoft.com/office/infopath/2007/PartnerControls"/>
+    </lcf76f155ced4ddcb4097134ff3c332f>
+  </documentManagement>
+</p:properties>
 </file>
 
 <file path=customXml/item3.xml><?xml version="1.0" encoding="utf-8"?>
@@ -15052,14 +15078,12 @@
 </file>
 
 <file path=customXml/item4.xml><?xml version="1.0" encoding="utf-8"?>
-<p:properties xmlns:p="http://schemas.microsoft.com/office/2006/metadata/properties" xmlns:xsi="http://www.w3.org/2001/XMLSchema-instance" xmlns:pc="http://schemas.microsoft.com/office/infopath/2007/PartnerControls">
-  <documentManagement>
-    <TaxCatchAll xmlns="cb45339b-ced9-4d0d-8f64-77573914d53b" xsi:nil="true"/>
-    <lcf76f155ced4ddcb4097134ff3c332f xmlns="43a3ca16-9c26-4813-b83f-4aec9927b43f">
-      <Terms xmlns="http://schemas.microsoft.com/office/infopath/2007/PartnerControls"/>
-    </lcf76f155ced4ddcb4097134ff3c332f>
-  </documentManagement>
-</p:properties>
+<?mso-contentType ?>
+<FormTemplates xmlns="http://schemas.microsoft.com/sharepoint/v3/contenttype/forms">
+  <Display>DocumentLibraryForm</Display>
+  <Edit>DocumentLibraryForm</Edit>
+  <New>DocumentLibraryForm</New>
+</FormTemplates>
 </file>
 
 <file path=customXml/itemProps1.xml><?xml version="1.0" encoding="utf-8"?>
@@ -15071,9 +15095,12 @@
 </file>
 
 <file path=customXml/itemProps2.xml><?xml version="1.0" encoding="utf-8"?>
-<ds:datastoreItem xmlns:ds="http://schemas.openxmlformats.org/officeDocument/2006/customXml" ds:itemID="{D00A4A46-BDBD-48AC-87B9-2BA42D9CC06F}">
+<ds:datastoreItem xmlns:ds="http://schemas.openxmlformats.org/officeDocument/2006/customXml" ds:itemID="{26259216-AD86-464A-AEAD-95B1F9E17392}">
   <ds:schemaRefs>
-    <ds:schemaRef ds:uri="http://schemas.microsoft.com/sharepoint/v3/contenttype/forms"/>
+    <ds:schemaRef ds:uri="http://schemas.microsoft.com/office/2006/metadata/properties"/>
+    <ds:schemaRef ds:uri="http://schemas.microsoft.com/office/infopath/2007/PartnerControls"/>
+    <ds:schemaRef ds:uri="cb45339b-ced9-4d0d-8f64-77573914d53b"/>
+    <ds:schemaRef ds:uri="43a3ca16-9c26-4813-b83f-4aec9927b43f"/>
   </ds:schemaRefs>
 </ds:datastoreItem>
 </file>
@@ -15098,12 +15125,9 @@
 </file>
 
 <file path=customXml/itemProps4.xml><?xml version="1.0" encoding="utf-8"?>
-<ds:datastoreItem xmlns:ds="http://schemas.openxmlformats.org/officeDocument/2006/customXml" ds:itemID="{26259216-AD86-464A-AEAD-95B1F9E17392}">
+<ds:datastoreItem xmlns:ds="http://schemas.openxmlformats.org/officeDocument/2006/customXml" ds:itemID="{D00A4A46-BDBD-48AC-87B9-2BA42D9CC06F}">
   <ds:schemaRefs>
-    <ds:schemaRef ds:uri="http://schemas.microsoft.com/office/2006/metadata/properties"/>
-    <ds:schemaRef ds:uri="http://schemas.microsoft.com/office/infopath/2007/PartnerControls"/>
-    <ds:schemaRef ds:uri="cb45339b-ced9-4d0d-8f64-77573914d53b"/>
-    <ds:schemaRef ds:uri="43a3ca16-9c26-4813-b83f-4aec9927b43f"/>
+    <ds:schemaRef ds:uri="http://schemas.microsoft.com/sharepoint/v3/contenttype/forms"/>
   </ds:schemaRefs>
 </ds:datastoreItem>
 </file>